--- a/EarthquakeDetector/EarthquakeDetector.docx
+++ b/EarthquakeDetector/EarthquakeDetector.docx
@@ -106,7 +106,7 @@
           <w14:ligatures w14:val="none"/>
         </w:rPr>
         <w:pict w14:anchorId="4B58C83D">
-          <v:rect id="_x0000_i1940" style="width:0;height:1.5pt" o:hralign="center" o:hrstd="t" o:hr="t" fillcolor="#a0a0a0" stroked="f"/>
+          <v:rect id="_x0000_i1025" style="width:0;height:1.5pt" o:hralign="center" o:hrstd="t" o:hr="t" fillcolor="#a0a0a0" stroked="f"/>
         </w:pict>
       </w:r>
     </w:p>
@@ -658,7 +658,7 @@
           <w14:ligatures w14:val="none"/>
         </w:rPr>
         <w:pict w14:anchorId="2806BC68">
-          <v:rect id="_x0000_i1941" style="width:0;height:1.5pt" o:hralign="center" o:hrstd="t" o:hr="t" fillcolor="#a0a0a0" stroked="f"/>
+          <v:rect id="_x0000_i1026" style="width:0;height:1.5pt" o:hralign="center" o:hrstd="t" o:hr="t" fillcolor="#a0a0a0" stroked="f"/>
         </w:pict>
       </w:r>
     </w:p>
@@ -1358,7 +1358,6 @@
         </w:rPr>
         <w:t xml:space="preserve"> buzzers. For a passive buzzer, the </w:t>
       </w:r>
-      <w:proofErr w:type="gramStart"/>
       <w:r>
         <w:rPr>
           <w:rFonts w:ascii="Courier New" w:eastAsia="Times New Roman" w:hAnsi="Courier New" w:cs="Courier New"/>
@@ -1368,19 +1367,7 @@
           <w:lang w:eastAsia="en-IN"/>
           <w14:ligatures w14:val="none"/>
         </w:rPr>
-        <w:t>tone(</w:t>
-      </w:r>
-      <w:proofErr w:type="gramEnd"/>
-      <w:r>
-        <w:rPr>
-          <w:rFonts w:ascii="Courier New" w:eastAsia="Times New Roman" w:hAnsi="Courier New" w:cs="Courier New"/>
-          <w:kern w:val="0"/>
-          <w:sz w:val="20"/>
-          <w:szCs w:val="20"/>
-          <w:lang w:eastAsia="en-IN"/>
-          <w14:ligatures w14:val="none"/>
-        </w:rPr>
-        <w:t>)</w:t>
+        <w:t>tone()</w:t>
       </w:r>
       <w:r>
         <w:rPr>
@@ -1416,7 +1403,7 @@
           <w14:ligatures w14:val="none"/>
         </w:rPr>
         <w:pict w14:anchorId="25769901">
-          <v:rect id="_x0000_i1942" style="width:0;height:1.5pt" o:hralign="center" o:hrstd="t" o:hr="t" fillcolor="#a0a0a0" stroked="f"/>
+          <v:rect id="_x0000_i1027" style="width:0;height:1.5pt" o:hralign="center" o:hrstd="t" o:hr="t" fillcolor="#a0a0a0" stroked="f"/>
         </w:pict>
       </w:r>
     </w:p>
@@ -1584,7 +1571,7 @@
           <w14:ligatures w14:val="none"/>
         </w:rPr>
         <w:pict w14:anchorId="51D8902E">
-          <v:rect id="_x0000_i1943" style="width:0;height:1.5pt" o:hralign="center" o:hrstd="t" o:hr="t" fillcolor="#a0a0a0" stroked="f"/>
+          <v:rect id="_x0000_i1028" style="width:0;height:1.5pt" o:hralign="center" o:hrstd="t" o:hr="t" fillcolor="#a0a0a0" stroked="f"/>
         </w:pict>
       </w:r>
     </w:p>
@@ -1823,7 +1810,7 @@
           <w14:ligatures w14:val="none"/>
         </w:rPr>
         <w:pict w14:anchorId="7C202639">
-          <v:rect id="_x0000_i1944" style="width:0;height:1.5pt" o:hralign="center" o:hrstd="t" o:hr="t" fillcolor="#a0a0a0" stroked="f"/>
+          <v:rect id="_x0000_i1029" style="width:0;height:1.5pt" o:hralign="center" o:hrstd="t" o:hr="t" fillcolor="#a0a0a0" stroked="f"/>
         </w:pict>
       </w:r>
     </w:p>
@@ -1858,7 +1845,5242 @@
     </w:p>
     <w:p>
       <w:pPr>
-        <w:spacing w:before="100" w:beforeAutospacing="1" w:after="100" w:afterAutospacing="1" w:line="240" w:lineRule="auto"/>
+        <w:shd w:val="clear" w:color="auto" w:fill="FFFFFF"/>
+        <w:spacing w:after="0" w:line="285" w:lineRule="atLeast"/>
+        <w:rPr>
+          <w:rFonts w:ascii="Consolas" w:eastAsia="Times New Roman" w:hAnsi="Consolas" w:cs="Times New Roman"/>
+          <w:color w:val="4E5B61"/>
+          <w:kern w:val="0"/>
+          <w:sz w:val="21"/>
+          <w:szCs w:val="21"/>
+          <w:lang w:eastAsia="en-IN" w:bidi="hi-IN"/>
+          <w14:ligatures w14:val="none"/>
+        </w:rPr>
+      </w:pPr>
+      <w:r>
+        <w:rPr>
+          <w:rFonts w:ascii="Consolas" w:eastAsia="Times New Roman" w:hAnsi="Consolas" w:cs="Times New Roman"/>
+          <w:color w:val="728E00"/>
+          <w:kern w:val="0"/>
+          <w:sz w:val="21"/>
+          <w:szCs w:val="21"/>
+          <w:lang w:eastAsia="en-IN" w:bidi="hi-IN"/>
+          <w14:ligatures w14:val="none"/>
+        </w:rPr>
+        <w:t>#include</w:t>
+      </w:r>
+      <w:r>
+        <w:rPr>
+          <w:rFonts w:ascii="Consolas" w:eastAsia="Times New Roman" w:hAnsi="Consolas" w:cs="Times New Roman"/>
+          <w:color w:val="4E5B61"/>
+          <w:kern w:val="0"/>
+          <w:sz w:val="21"/>
+          <w:szCs w:val="21"/>
+          <w:lang w:eastAsia="en-IN" w:bidi="hi-IN"/>
+          <w14:ligatures w14:val="none"/>
+        </w:rPr>
+        <w:t xml:space="preserve"> </w:t>
+      </w:r>
+      <w:r>
+        <w:rPr>
+          <w:rFonts w:ascii="Consolas" w:eastAsia="Times New Roman" w:hAnsi="Consolas" w:cs="Times New Roman"/>
+          <w:color w:val="005C5F"/>
+          <w:kern w:val="0"/>
+          <w:sz w:val="21"/>
+          <w:szCs w:val="21"/>
+          <w:lang w:eastAsia="en-IN" w:bidi="hi-IN"/>
+          <w14:ligatures w14:val="none"/>
+        </w:rPr>
+        <w:t>&lt;</w:t>
+      </w:r>
+      <w:proofErr w:type="spellStart"/>
+      <w:r>
+        <w:rPr>
+          <w:rFonts w:ascii="Consolas" w:eastAsia="Times New Roman" w:hAnsi="Consolas" w:cs="Times New Roman"/>
+          <w:color w:val="005C5F"/>
+          <w:kern w:val="0"/>
+          <w:sz w:val="21"/>
+          <w:szCs w:val="21"/>
+          <w:lang w:eastAsia="en-IN" w:bidi="hi-IN"/>
+          <w14:ligatures w14:val="none"/>
+        </w:rPr>
+        <w:t>WiFi.h</w:t>
+      </w:r>
+      <w:proofErr w:type="spellEnd"/>
+      <w:r>
+        <w:rPr>
+          <w:rFonts w:ascii="Consolas" w:eastAsia="Times New Roman" w:hAnsi="Consolas" w:cs="Times New Roman"/>
+          <w:color w:val="005C5F"/>
+          <w:kern w:val="0"/>
+          <w:sz w:val="21"/>
+          <w:szCs w:val="21"/>
+          <w:lang w:eastAsia="en-IN" w:bidi="hi-IN"/>
+          <w14:ligatures w14:val="none"/>
+        </w:rPr>
+        <w:t>&gt;</w:t>
+      </w:r>
+    </w:p>
+    <w:p>
+      <w:pPr>
+        <w:shd w:val="clear" w:color="auto" w:fill="FFFFFF"/>
+        <w:spacing w:after="0" w:line="285" w:lineRule="atLeast"/>
+        <w:rPr>
+          <w:rFonts w:ascii="Consolas" w:eastAsia="Times New Roman" w:hAnsi="Consolas" w:cs="Times New Roman"/>
+          <w:color w:val="4E5B61"/>
+          <w:kern w:val="0"/>
+          <w:sz w:val="21"/>
+          <w:szCs w:val="21"/>
+          <w:lang w:eastAsia="en-IN" w:bidi="hi-IN"/>
+          <w14:ligatures w14:val="none"/>
+        </w:rPr>
+      </w:pPr>
+      <w:r>
+        <w:rPr>
+          <w:rFonts w:ascii="Consolas" w:eastAsia="Times New Roman" w:hAnsi="Consolas" w:cs="Times New Roman"/>
+          <w:color w:val="728E00"/>
+          <w:kern w:val="0"/>
+          <w:sz w:val="21"/>
+          <w:szCs w:val="21"/>
+          <w:lang w:eastAsia="en-IN" w:bidi="hi-IN"/>
+          <w14:ligatures w14:val="none"/>
+        </w:rPr>
+        <w:t>#include</w:t>
+      </w:r>
+      <w:r>
+        <w:rPr>
+          <w:rFonts w:ascii="Consolas" w:eastAsia="Times New Roman" w:hAnsi="Consolas" w:cs="Times New Roman"/>
+          <w:color w:val="4E5B61"/>
+          <w:kern w:val="0"/>
+          <w:sz w:val="21"/>
+          <w:szCs w:val="21"/>
+          <w:lang w:eastAsia="en-IN" w:bidi="hi-IN"/>
+          <w14:ligatures w14:val="none"/>
+        </w:rPr>
+        <w:t xml:space="preserve"> </w:t>
+      </w:r>
+      <w:r>
+        <w:rPr>
+          <w:rFonts w:ascii="Consolas" w:eastAsia="Times New Roman" w:hAnsi="Consolas" w:cs="Times New Roman"/>
+          <w:color w:val="005C5F"/>
+          <w:kern w:val="0"/>
+          <w:sz w:val="21"/>
+          <w:szCs w:val="21"/>
+          <w:lang w:eastAsia="en-IN" w:bidi="hi-IN"/>
+          <w14:ligatures w14:val="none"/>
+        </w:rPr>
+        <w:t>&lt;</w:t>
+      </w:r>
+      <w:proofErr w:type="spellStart"/>
+      <w:r>
+        <w:rPr>
+          <w:rFonts w:ascii="Consolas" w:eastAsia="Times New Roman" w:hAnsi="Consolas" w:cs="Times New Roman"/>
+          <w:color w:val="005C5F"/>
+          <w:kern w:val="0"/>
+          <w:sz w:val="21"/>
+          <w:szCs w:val="21"/>
+          <w:lang w:eastAsia="en-IN" w:bidi="hi-IN"/>
+          <w14:ligatures w14:val="none"/>
+        </w:rPr>
+        <w:t>WebServer.h</w:t>
+      </w:r>
+      <w:proofErr w:type="spellEnd"/>
+      <w:r>
+        <w:rPr>
+          <w:rFonts w:ascii="Consolas" w:eastAsia="Times New Roman" w:hAnsi="Consolas" w:cs="Times New Roman"/>
+          <w:color w:val="005C5F"/>
+          <w:kern w:val="0"/>
+          <w:sz w:val="21"/>
+          <w:szCs w:val="21"/>
+          <w:lang w:eastAsia="en-IN" w:bidi="hi-IN"/>
+          <w14:ligatures w14:val="none"/>
+        </w:rPr>
+        <w:t>&gt;</w:t>
+      </w:r>
+    </w:p>
+    <w:p>
+      <w:pPr>
+        <w:shd w:val="clear" w:color="auto" w:fill="FFFFFF"/>
+        <w:spacing w:after="0" w:line="285" w:lineRule="atLeast"/>
+        <w:rPr>
+          <w:rFonts w:ascii="Consolas" w:eastAsia="Times New Roman" w:hAnsi="Consolas" w:cs="Times New Roman"/>
+          <w:color w:val="4E5B61"/>
+          <w:kern w:val="0"/>
+          <w:sz w:val="21"/>
+          <w:szCs w:val="21"/>
+          <w:lang w:eastAsia="en-IN" w:bidi="hi-IN"/>
+          <w14:ligatures w14:val="none"/>
+        </w:rPr>
+      </w:pPr>
+    </w:p>
+    <w:p>
+      <w:pPr>
+        <w:shd w:val="clear" w:color="auto" w:fill="FFFFFF"/>
+        <w:spacing w:after="0" w:line="285" w:lineRule="atLeast"/>
+        <w:rPr>
+          <w:rFonts w:ascii="Consolas" w:eastAsia="Times New Roman" w:hAnsi="Consolas" w:cs="Times New Roman"/>
+          <w:color w:val="4E5B61"/>
+          <w:kern w:val="0"/>
+          <w:sz w:val="21"/>
+          <w:szCs w:val="21"/>
+          <w:lang w:eastAsia="en-IN" w:bidi="hi-IN"/>
+          <w14:ligatures w14:val="none"/>
+        </w:rPr>
+      </w:pPr>
+      <w:proofErr w:type="spellStart"/>
+      <w:r>
+        <w:rPr>
+          <w:rFonts w:ascii="Consolas" w:eastAsia="Times New Roman" w:hAnsi="Consolas" w:cs="Times New Roman"/>
+          <w:color w:val="00979D"/>
+          <w:kern w:val="0"/>
+          <w:sz w:val="21"/>
+          <w:szCs w:val="21"/>
+          <w:lang w:eastAsia="en-IN" w:bidi="hi-IN"/>
+          <w14:ligatures w14:val="none"/>
+        </w:rPr>
+        <w:t>const</w:t>
+      </w:r>
+      <w:proofErr w:type="spellEnd"/>
+      <w:r>
+        <w:rPr>
+          <w:rFonts w:ascii="Consolas" w:eastAsia="Times New Roman" w:hAnsi="Consolas" w:cs="Times New Roman"/>
+          <w:color w:val="4E5B61"/>
+          <w:kern w:val="0"/>
+          <w:sz w:val="21"/>
+          <w:szCs w:val="21"/>
+          <w:lang w:eastAsia="en-IN" w:bidi="hi-IN"/>
+          <w14:ligatures w14:val="none"/>
+        </w:rPr>
+        <w:t xml:space="preserve"> </w:t>
+      </w:r>
+      <w:r>
+        <w:rPr>
+          <w:rFonts w:ascii="Consolas" w:eastAsia="Times New Roman" w:hAnsi="Consolas" w:cs="Times New Roman"/>
+          <w:color w:val="00979D"/>
+          <w:kern w:val="0"/>
+          <w:sz w:val="21"/>
+          <w:szCs w:val="21"/>
+          <w:lang w:eastAsia="en-IN" w:bidi="hi-IN"/>
+          <w14:ligatures w14:val="none"/>
+        </w:rPr>
+        <w:t>char</w:t>
+      </w:r>
+      <w:r>
+        <w:rPr>
+          <w:rFonts w:ascii="Consolas" w:eastAsia="Times New Roman" w:hAnsi="Consolas" w:cs="Times New Roman"/>
+          <w:color w:val="4E5B61"/>
+          <w:kern w:val="0"/>
+          <w:sz w:val="21"/>
+          <w:szCs w:val="21"/>
+          <w:lang w:eastAsia="en-IN" w:bidi="hi-IN"/>
+          <w14:ligatures w14:val="none"/>
+        </w:rPr>
+        <w:t xml:space="preserve">* </w:t>
+      </w:r>
+      <w:proofErr w:type="spellStart"/>
+      <w:r>
+        <w:rPr>
+          <w:rFonts w:ascii="Consolas" w:eastAsia="Times New Roman" w:hAnsi="Consolas" w:cs="Times New Roman"/>
+          <w:color w:val="4E5B61"/>
+          <w:kern w:val="0"/>
+          <w:sz w:val="21"/>
+          <w:szCs w:val="21"/>
+          <w:lang w:eastAsia="en-IN" w:bidi="hi-IN"/>
+          <w14:ligatures w14:val="none"/>
+        </w:rPr>
+        <w:t>ssid</w:t>
+      </w:r>
+      <w:proofErr w:type="spellEnd"/>
+      <w:r>
+        <w:rPr>
+          <w:rFonts w:ascii="Consolas" w:eastAsia="Times New Roman" w:hAnsi="Consolas" w:cs="Times New Roman"/>
+          <w:color w:val="4E5B61"/>
+          <w:kern w:val="0"/>
+          <w:sz w:val="21"/>
+          <w:szCs w:val="21"/>
+          <w:lang w:eastAsia="en-IN" w:bidi="hi-IN"/>
+          <w14:ligatures w14:val="none"/>
+        </w:rPr>
+        <w:t xml:space="preserve"> = </w:t>
+      </w:r>
+      <w:r>
+        <w:rPr>
+          <w:rFonts w:ascii="Consolas" w:eastAsia="Times New Roman" w:hAnsi="Consolas" w:cs="Times New Roman"/>
+          <w:color w:val="005C5F"/>
+          <w:kern w:val="0"/>
+          <w:sz w:val="21"/>
+          <w:szCs w:val="21"/>
+          <w:lang w:eastAsia="en-IN" w:bidi="hi-IN"/>
+          <w14:ligatures w14:val="none"/>
+        </w:rPr>
+        <w:t>"NSUT_WIFI"</w:t>
+      </w:r>
+      <w:r>
+        <w:rPr>
+          <w:rFonts w:ascii="Consolas" w:eastAsia="Times New Roman" w:hAnsi="Consolas" w:cs="Times New Roman"/>
+          <w:color w:val="4E5B61"/>
+          <w:kern w:val="0"/>
+          <w:sz w:val="21"/>
+          <w:szCs w:val="21"/>
+          <w:lang w:eastAsia="en-IN" w:bidi="hi-IN"/>
+          <w14:ligatures w14:val="none"/>
+        </w:rPr>
+        <w:t>;</w:t>
+      </w:r>
+    </w:p>
+    <w:p>
+      <w:pPr>
+        <w:shd w:val="clear" w:color="auto" w:fill="FFFFFF"/>
+        <w:spacing w:after="0" w:line="285" w:lineRule="atLeast"/>
+        <w:rPr>
+          <w:rFonts w:ascii="Consolas" w:eastAsia="Times New Roman" w:hAnsi="Consolas" w:cs="Times New Roman"/>
+          <w:color w:val="4E5B61"/>
+          <w:kern w:val="0"/>
+          <w:sz w:val="21"/>
+          <w:szCs w:val="21"/>
+          <w:lang w:eastAsia="en-IN" w:bidi="hi-IN"/>
+          <w14:ligatures w14:val="none"/>
+        </w:rPr>
+      </w:pPr>
+      <w:proofErr w:type="spellStart"/>
+      <w:r>
+        <w:rPr>
+          <w:rFonts w:ascii="Consolas" w:eastAsia="Times New Roman" w:hAnsi="Consolas" w:cs="Times New Roman"/>
+          <w:color w:val="00979D"/>
+          <w:kern w:val="0"/>
+          <w:sz w:val="21"/>
+          <w:szCs w:val="21"/>
+          <w:lang w:eastAsia="en-IN" w:bidi="hi-IN"/>
+          <w14:ligatures w14:val="none"/>
+        </w:rPr>
+        <w:t>const</w:t>
+      </w:r>
+      <w:proofErr w:type="spellEnd"/>
+      <w:r>
+        <w:rPr>
+          <w:rFonts w:ascii="Consolas" w:eastAsia="Times New Roman" w:hAnsi="Consolas" w:cs="Times New Roman"/>
+          <w:color w:val="4E5B61"/>
+          <w:kern w:val="0"/>
+          <w:sz w:val="21"/>
+          <w:szCs w:val="21"/>
+          <w:lang w:eastAsia="en-IN" w:bidi="hi-IN"/>
+          <w14:ligatures w14:val="none"/>
+        </w:rPr>
+        <w:t xml:space="preserve"> </w:t>
+      </w:r>
+      <w:r>
+        <w:rPr>
+          <w:rFonts w:ascii="Consolas" w:eastAsia="Times New Roman" w:hAnsi="Consolas" w:cs="Times New Roman"/>
+          <w:color w:val="00979D"/>
+          <w:kern w:val="0"/>
+          <w:sz w:val="21"/>
+          <w:szCs w:val="21"/>
+          <w:lang w:eastAsia="en-IN" w:bidi="hi-IN"/>
+          <w14:ligatures w14:val="none"/>
+        </w:rPr>
+        <w:t>char</w:t>
+      </w:r>
+      <w:r>
+        <w:rPr>
+          <w:rFonts w:ascii="Consolas" w:eastAsia="Times New Roman" w:hAnsi="Consolas" w:cs="Times New Roman"/>
+          <w:color w:val="4E5B61"/>
+          <w:kern w:val="0"/>
+          <w:sz w:val="21"/>
+          <w:szCs w:val="21"/>
+          <w:lang w:eastAsia="en-IN" w:bidi="hi-IN"/>
+          <w14:ligatures w14:val="none"/>
+        </w:rPr>
+        <w:t xml:space="preserve">* password = </w:t>
+      </w:r>
+      <w:r>
+        <w:rPr>
+          <w:rFonts w:ascii="Consolas" w:eastAsia="Times New Roman" w:hAnsi="Consolas" w:cs="Times New Roman"/>
+          <w:color w:val="005C5F"/>
+          <w:kern w:val="0"/>
+          <w:sz w:val="21"/>
+          <w:szCs w:val="21"/>
+          <w:lang w:eastAsia="en-IN" w:bidi="hi-IN"/>
+          <w14:ligatures w14:val="none"/>
+        </w:rPr>
+        <w:t>""</w:t>
+      </w:r>
+      <w:r>
+        <w:rPr>
+          <w:rFonts w:ascii="Consolas" w:eastAsia="Times New Roman" w:hAnsi="Consolas" w:cs="Times New Roman"/>
+          <w:color w:val="4E5B61"/>
+          <w:kern w:val="0"/>
+          <w:sz w:val="21"/>
+          <w:szCs w:val="21"/>
+          <w:lang w:eastAsia="en-IN" w:bidi="hi-IN"/>
+          <w14:ligatures w14:val="none"/>
+        </w:rPr>
+        <w:t>;</w:t>
+      </w:r>
+    </w:p>
+    <w:p>
+      <w:pPr>
+        <w:shd w:val="clear" w:color="auto" w:fill="FFFFFF"/>
+        <w:spacing w:after="0" w:line="285" w:lineRule="atLeast"/>
+        <w:rPr>
+          <w:rFonts w:ascii="Consolas" w:eastAsia="Times New Roman" w:hAnsi="Consolas" w:cs="Times New Roman"/>
+          <w:color w:val="4E5B61"/>
+          <w:kern w:val="0"/>
+          <w:sz w:val="21"/>
+          <w:szCs w:val="21"/>
+          <w:lang w:eastAsia="en-IN" w:bidi="hi-IN"/>
+          <w14:ligatures w14:val="none"/>
+        </w:rPr>
+      </w:pPr>
+    </w:p>
+    <w:p>
+      <w:pPr>
+        <w:shd w:val="clear" w:color="auto" w:fill="FFFFFF"/>
+        <w:spacing w:after="0" w:line="285" w:lineRule="atLeast"/>
+        <w:rPr>
+          <w:rFonts w:ascii="Consolas" w:eastAsia="Times New Roman" w:hAnsi="Consolas" w:cs="Times New Roman"/>
+          <w:color w:val="4E5B61"/>
+          <w:kern w:val="0"/>
+          <w:sz w:val="21"/>
+          <w:szCs w:val="21"/>
+          <w:lang w:eastAsia="en-IN" w:bidi="hi-IN"/>
+          <w14:ligatures w14:val="none"/>
+        </w:rPr>
+      </w:pPr>
+      <w:proofErr w:type="spellStart"/>
+      <w:r>
+        <w:rPr>
+          <w:rFonts w:ascii="Consolas" w:eastAsia="Times New Roman" w:hAnsi="Consolas" w:cs="Times New Roman"/>
+          <w:color w:val="4E5B61"/>
+          <w:kern w:val="0"/>
+          <w:sz w:val="21"/>
+          <w:szCs w:val="21"/>
+          <w:lang w:eastAsia="en-IN" w:bidi="hi-IN"/>
+          <w14:ligatures w14:val="none"/>
+        </w:rPr>
+        <w:t>WebServer</w:t>
+      </w:r>
+      <w:proofErr w:type="spellEnd"/>
+      <w:r>
+        <w:rPr>
+          <w:rFonts w:ascii="Consolas" w:eastAsia="Times New Roman" w:hAnsi="Consolas" w:cs="Times New Roman"/>
+          <w:color w:val="4E5B61"/>
+          <w:kern w:val="0"/>
+          <w:sz w:val="21"/>
+          <w:szCs w:val="21"/>
+          <w:lang w:eastAsia="en-IN" w:bidi="hi-IN"/>
+          <w14:ligatures w14:val="none"/>
+        </w:rPr>
+        <w:t xml:space="preserve"> </w:t>
+      </w:r>
+      <w:r>
+        <w:rPr>
+          <w:rFonts w:ascii="Consolas" w:eastAsia="Times New Roman" w:hAnsi="Consolas" w:cs="Times New Roman"/>
+          <w:color w:val="D35400"/>
+          <w:kern w:val="0"/>
+          <w:sz w:val="21"/>
+          <w:szCs w:val="21"/>
+          <w:lang w:eastAsia="en-IN" w:bidi="hi-IN"/>
+          <w14:ligatures w14:val="none"/>
+        </w:rPr>
+        <w:t>server</w:t>
+      </w:r>
+      <w:r>
+        <w:rPr>
+          <w:rFonts w:ascii="Consolas" w:eastAsia="Times New Roman" w:hAnsi="Consolas" w:cs="Times New Roman"/>
+          <w:color w:val="434F54"/>
+          <w:kern w:val="0"/>
+          <w:sz w:val="21"/>
+          <w:szCs w:val="21"/>
+          <w:lang w:eastAsia="en-IN" w:bidi="hi-IN"/>
+          <w14:ligatures w14:val="none"/>
+        </w:rPr>
+        <w:t>(</w:t>
+      </w:r>
+      <w:r>
+        <w:rPr>
+          <w:rFonts w:ascii="Consolas" w:eastAsia="Times New Roman" w:hAnsi="Consolas" w:cs="Times New Roman"/>
+          <w:color w:val="005C5F"/>
+          <w:kern w:val="0"/>
+          <w:sz w:val="21"/>
+          <w:szCs w:val="21"/>
+          <w:lang w:eastAsia="en-IN" w:bidi="hi-IN"/>
+          <w14:ligatures w14:val="none"/>
+        </w:rPr>
+        <w:t>80</w:t>
+      </w:r>
+      <w:r>
+        <w:rPr>
+          <w:rFonts w:ascii="Consolas" w:eastAsia="Times New Roman" w:hAnsi="Consolas" w:cs="Times New Roman"/>
+          <w:color w:val="434F54"/>
+          <w:kern w:val="0"/>
+          <w:sz w:val="21"/>
+          <w:szCs w:val="21"/>
+          <w:lang w:eastAsia="en-IN" w:bidi="hi-IN"/>
+          <w14:ligatures w14:val="none"/>
+        </w:rPr>
+        <w:t>)</w:t>
+      </w:r>
+      <w:r>
+        <w:rPr>
+          <w:rFonts w:ascii="Consolas" w:eastAsia="Times New Roman" w:hAnsi="Consolas" w:cs="Times New Roman"/>
+          <w:color w:val="4E5B61"/>
+          <w:kern w:val="0"/>
+          <w:sz w:val="21"/>
+          <w:szCs w:val="21"/>
+          <w:lang w:eastAsia="en-IN" w:bidi="hi-IN"/>
+          <w14:ligatures w14:val="none"/>
+        </w:rPr>
+        <w:t>;</w:t>
+      </w:r>
+    </w:p>
+    <w:p>
+      <w:pPr>
+        <w:shd w:val="clear" w:color="auto" w:fill="FFFFFF"/>
+        <w:spacing w:after="0" w:line="285" w:lineRule="atLeast"/>
+        <w:rPr>
+          <w:rFonts w:ascii="Consolas" w:eastAsia="Times New Roman" w:hAnsi="Consolas" w:cs="Times New Roman"/>
+          <w:color w:val="4E5B61"/>
+          <w:kern w:val="0"/>
+          <w:sz w:val="21"/>
+          <w:szCs w:val="21"/>
+          <w:lang w:eastAsia="en-IN" w:bidi="hi-IN"/>
+          <w14:ligatures w14:val="none"/>
+        </w:rPr>
+      </w:pPr>
+    </w:p>
+    <w:p>
+      <w:pPr>
+        <w:shd w:val="clear" w:color="auto" w:fill="FFFFFF"/>
+        <w:spacing w:after="0" w:line="285" w:lineRule="atLeast"/>
+        <w:rPr>
+          <w:rFonts w:ascii="Consolas" w:eastAsia="Times New Roman" w:hAnsi="Consolas" w:cs="Times New Roman"/>
+          <w:color w:val="4E5B61"/>
+          <w:kern w:val="0"/>
+          <w:sz w:val="21"/>
+          <w:szCs w:val="21"/>
+          <w:lang w:eastAsia="en-IN" w:bidi="hi-IN"/>
+          <w14:ligatures w14:val="none"/>
+        </w:rPr>
+      </w:pPr>
+      <w:r>
+        <w:rPr>
+          <w:rFonts w:ascii="Consolas" w:eastAsia="Times New Roman" w:hAnsi="Consolas" w:cs="Times New Roman"/>
+          <w:color w:val="95A5A6"/>
+          <w:kern w:val="0"/>
+          <w:sz w:val="21"/>
+          <w:szCs w:val="21"/>
+          <w:lang w:eastAsia="en-IN" w:bidi="hi-IN"/>
+          <w14:ligatures w14:val="none"/>
+        </w:rPr>
+        <w:t>// Instant-Trigger Earthquake Alarm (Zero Delay)</w:t>
+      </w:r>
+    </w:p>
+    <w:p>
+      <w:pPr>
+        <w:shd w:val="clear" w:color="auto" w:fill="FFFFFF"/>
+        <w:spacing w:after="0" w:line="285" w:lineRule="atLeast"/>
+        <w:rPr>
+          <w:rFonts w:ascii="Consolas" w:eastAsia="Times New Roman" w:hAnsi="Consolas" w:cs="Times New Roman"/>
+          <w:color w:val="4E5B61"/>
+          <w:kern w:val="0"/>
+          <w:sz w:val="21"/>
+          <w:szCs w:val="21"/>
+          <w:lang w:eastAsia="en-IN" w:bidi="hi-IN"/>
+          <w14:ligatures w14:val="none"/>
+        </w:rPr>
+      </w:pPr>
+      <w:proofErr w:type="spellStart"/>
+      <w:r>
+        <w:rPr>
+          <w:rFonts w:ascii="Consolas" w:eastAsia="Times New Roman" w:hAnsi="Consolas" w:cs="Times New Roman"/>
+          <w:color w:val="00979D"/>
+          <w:kern w:val="0"/>
+          <w:sz w:val="21"/>
+          <w:szCs w:val="21"/>
+          <w:lang w:eastAsia="en-IN" w:bidi="hi-IN"/>
+          <w14:ligatures w14:val="none"/>
+        </w:rPr>
+        <w:t>const</w:t>
+      </w:r>
+      <w:proofErr w:type="spellEnd"/>
+      <w:r>
+        <w:rPr>
+          <w:rFonts w:ascii="Consolas" w:eastAsia="Times New Roman" w:hAnsi="Consolas" w:cs="Times New Roman"/>
+          <w:color w:val="4E5B61"/>
+          <w:kern w:val="0"/>
+          <w:sz w:val="21"/>
+          <w:szCs w:val="21"/>
+          <w:lang w:eastAsia="en-IN" w:bidi="hi-IN"/>
+          <w14:ligatures w14:val="none"/>
+        </w:rPr>
+        <w:t xml:space="preserve"> </w:t>
+      </w:r>
+      <w:r>
+        <w:rPr>
+          <w:rFonts w:ascii="Consolas" w:eastAsia="Times New Roman" w:hAnsi="Consolas" w:cs="Times New Roman"/>
+          <w:color w:val="00979D"/>
+          <w:kern w:val="0"/>
+          <w:sz w:val="21"/>
+          <w:szCs w:val="21"/>
+          <w:lang w:eastAsia="en-IN" w:bidi="hi-IN"/>
+          <w14:ligatures w14:val="none"/>
+        </w:rPr>
+        <w:t>int</w:t>
+      </w:r>
+      <w:r>
+        <w:rPr>
+          <w:rFonts w:ascii="Consolas" w:eastAsia="Times New Roman" w:hAnsi="Consolas" w:cs="Times New Roman"/>
+          <w:color w:val="4E5B61"/>
+          <w:kern w:val="0"/>
+          <w:sz w:val="21"/>
+          <w:szCs w:val="21"/>
+          <w:lang w:eastAsia="en-IN" w:bidi="hi-IN"/>
+          <w14:ligatures w14:val="none"/>
+        </w:rPr>
+        <w:t xml:space="preserve"> TILT_PIN = </w:t>
+      </w:r>
+      <w:r>
+        <w:rPr>
+          <w:rFonts w:ascii="Consolas" w:eastAsia="Times New Roman" w:hAnsi="Consolas" w:cs="Times New Roman"/>
+          <w:color w:val="005C5F"/>
+          <w:kern w:val="0"/>
+          <w:sz w:val="21"/>
+          <w:szCs w:val="21"/>
+          <w:lang w:eastAsia="en-IN" w:bidi="hi-IN"/>
+          <w14:ligatures w14:val="none"/>
+        </w:rPr>
+        <w:t>14</w:t>
+      </w:r>
+      <w:r>
+        <w:rPr>
+          <w:rFonts w:ascii="Consolas" w:eastAsia="Times New Roman" w:hAnsi="Consolas" w:cs="Times New Roman"/>
+          <w:color w:val="4E5B61"/>
+          <w:kern w:val="0"/>
+          <w:sz w:val="21"/>
+          <w:szCs w:val="21"/>
+          <w:lang w:eastAsia="en-IN" w:bidi="hi-IN"/>
+          <w14:ligatures w14:val="none"/>
+        </w:rPr>
+        <w:t>;</w:t>
+      </w:r>
+      <w:r>
+        <w:rPr>
+          <w:rFonts w:ascii="Consolas" w:eastAsia="Times New Roman" w:hAnsi="Consolas" w:cs="Times New Roman"/>
+          <w:color w:val="95A5A6"/>
+          <w:kern w:val="0"/>
+          <w:sz w:val="21"/>
+          <w:szCs w:val="21"/>
+          <w:lang w:eastAsia="en-IN" w:bidi="hi-IN"/>
+          <w14:ligatures w14:val="none"/>
+        </w:rPr>
+        <w:t xml:space="preserve">   // Pin connected to Tilt Sensor DO</w:t>
+      </w:r>
+    </w:p>
+    <w:p>
+      <w:pPr>
+        <w:shd w:val="clear" w:color="auto" w:fill="FFFFFF"/>
+        <w:spacing w:after="0" w:line="285" w:lineRule="atLeast"/>
+        <w:rPr>
+          <w:rFonts w:ascii="Consolas" w:eastAsia="Times New Roman" w:hAnsi="Consolas" w:cs="Times New Roman"/>
+          <w:color w:val="4E5B61"/>
+          <w:kern w:val="0"/>
+          <w:sz w:val="21"/>
+          <w:szCs w:val="21"/>
+          <w:lang w:eastAsia="en-IN" w:bidi="hi-IN"/>
+          <w14:ligatures w14:val="none"/>
+        </w:rPr>
+      </w:pPr>
+      <w:proofErr w:type="spellStart"/>
+      <w:r>
+        <w:rPr>
+          <w:rFonts w:ascii="Consolas" w:eastAsia="Times New Roman" w:hAnsi="Consolas" w:cs="Times New Roman"/>
+          <w:color w:val="00979D"/>
+          <w:kern w:val="0"/>
+          <w:sz w:val="21"/>
+          <w:szCs w:val="21"/>
+          <w:lang w:eastAsia="en-IN" w:bidi="hi-IN"/>
+          <w14:ligatures w14:val="none"/>
+        </w:rPr>
+        <w:t>const</w:t>
+      </w:r>
+      <w:proofErr w:type="spellEnd"/>
+      <w:r>
+        <w:rPr>
+          <w:rFonts w:ascii="Consolas" w:eastAsia="Times New Roman" w:hAnsi="Consolas" w:cs="Times New Roman"/>
+          <w:color w:val="4E5B61"/>
+          <w:kern w:val="0"/>
+          <w:sz w:val="21"/>
+          <w:szCs w:val="21"/>
+          <w:lang w:eastAsia="en-IN" w:bidi="hi-IN"/>
+          <w14:ligatures w14:val="none"/>
+        </w:rPr>
+        <w:t xml:space="preserve"> </w:t>
+      </w:r>
+      <w:r>
+        <w:rPr>
+          <w:rFonts w:ascii="Consolas" w:eastAsia="Times New Roman" w:hAnsi="Consolas" w:cs="Times New Roman"/>
+          <w:color w:val="00979D"/>
+          <w:kern w:val="0"/>
+          <w:sz w:val="21"/>
+          <w:szCs w:val="21"/>
+          <w:lang w:eastAsia="en-IN" w:bidi="hi-IN"/>
+          <w14:ligatures w14:val="none"/>
+        </w:rPr>
+        <w:t>int</w:t>
+      </w:r>
+      <w:r>
+        <w:rPr>
+          <w:rFonts w:ascii="Consolas" w:eastAsia="Times New Roman" w:hAnsi="Consolas" w:cs="Times New Roman"/>
+          <w:color w:val="4E5B61"/>
+          <w:kern w:val="0"/>
+          <w:sz w:val="21"/>
+          <w:szCs w:val="21"/>
+          <w:lang w:eastAsia="en-IN" w:bidi="hi-IN"/>
+          <w14:ligatures w14:val="none"/>
+        </w:rPr>
+        <w:t xml:space="preserve"> BUZZER_PIN = </w:t>
+      </w:r>
+      <w:r>
+        <w:rPr>
+          <w:rFonts w:ascii="Consolas" w:eastAsia="Times New Roman" w:hAnsi="Consolas" w:cs="Times New Roman"/>
+          <w:color w:val="005C5F"/>
+          <w:kern w:val="0"/>
+          <w:sz w:val="21"/>
+          <w:szCs w:val="21"/>
+          <w:lang w:eastAsia="en-IN" w:bidi="hi-IN"/>
+          <w14:ligatures w14:val="none"/>
+        </w:rPr>
+        <w:t>13</w:t>
+      </w:r>
+      <w:r>
+        <w:rPr>
+          <w:rFonts w:ascii="Consolas" w:eastAsia="Times New Roman" w:hAnsi="Consolas" w:cs="Times New Roman"/>
+          <w:color w:val="4E5B61"/>
+          <w:kern w:val="0"/>
+          <w:sz w:val="21"/>
+          <w:szCs w:val="21"/>
+          <w:lang w:eastAsia="en-IN" w:bidi="hi-IN"/>
+          <w14:ligatures w14:val="none"/>
+        </w:rPr>
+        <w:t>;</w:t>
+      </w:r>
+      <w:r>
+        <w:rPr>
+          <w:rFonts w:ascii="Consolas" w:eastAsia="Times New Roman" w:hAnsi="Consolas" w:cs="Times New Roman"/>
+          <w:color w:val="95A5A6"/>
+          <w:kern w:val="0"/>
+          <w:sz w:val="21"/>
+          <w:szCs w:val="21"/>
+          <w:lang w:eastAsia="en-IN" w:bidi="hi-IN"/>
+          <w14:ligatures w14:val="none"/>
+        </w:rPr>
+        <w:t xml:space="preserve"> // Pin connected to Buzzer Signal/IO</w:t>
+      </w:r>
+    </w:p>
+    <w:p>
+      <w:pPr>
+        <w:shd w:val="clear" w:color="auto" w:fill="FFFFFF"/>
+        <w:spacing w:after="0" w:line="285" w:lineRule="atLeast"/>
+        <w:rPr>
+          <w:rFonts w:ascii="Consolas" w:eastAsia="Times New Roman" w:hAnsi="Consolas" w:cs="Times New Roman"/>
+          <w:color w:val="4E5B61"/>
+          <w:kern w:val="0"/>
+          <w:sz w:val="21"/>
+          <w:szCs w:val="21"/>
+          <w:lang w:eastAsia="en-IN" w:bidi="hi-IN"/>
+          <w14:ligatures w14:val="none"/>
+        </w:rPr>
+      </w:pPr>
+    </w:p>
+    <w:p>
+      <w:pPr>
+        <w:shd w:val="clear" w:color="auto" w:fill="FFFFFF"/>
+        <w:spacing w:after="0" w:line="285" w:lineRule="atLeast"/>
+        <w:rPr>
+          <w:rFonts w:ascii="Consolas" w:eastAsia="Times New Roman" w:hAnsi="Consolas" w:cs="Times New Roman"/>
+          <w:color w:val="4E5B61"/>
+          <w:kern w:val="0"/>
+          <w:sz w:val="21"/>
+          <w:szCs w:val="21"/>
+          <w:lang w:eastAsia="en-IN" w:bidi="hi-IN"/>
+          <w14:ligatures w14:val="none"/>
+        </w:rPr>
+      </w:pPr>
+      <w:r>
+        <w:rPr>
+          <w:rFonts w:ascii="Consolas" w:eastAsia="Times New Roman" w:hAnsi="Consolas" w:cs="Times New Roman"/>
+          <w:color w:val="95A5A6"/>
+          <w:kern w:val="0"/>
+          <w:sz w:val="21"/>
+          <w:szCs w:val="21"/>
+          <w:lang w:eastAsia="en-IN" w:bidi="hi-IN"/>
+          <w14:ligatures w14:val="none"/>
+        </w:rPr>
+        <w:t>// --- CALIBRATION CONFIGURATION ---</w:t>
+      </w:r>
+    </w:p>
+    <w:p>
+      <w:pPr>
+        <w:shd w:val="clear" w:color="auto" w:fill="FFFFFF"/>
+        <w:spacing w:after="0" w:line="285" w:lineRule="atLeast"/>
+        <w:rPr>
+          <w:rFonts w:ascii="Consolas" w:eastAsia="Times New Roman" w:hAnsi="Consolas" w:cs="Times New Roman"/>
+          <w:color w:val="4E5B61"/>
+          <w:kern w:val="0"/>
+          <w:sz w:val="21"/>
+          <w:szCs w:val="21"/>
+          <w:lang w:eastAsia="en-IN" w:bidi="hi-IN"/>
+          <w14:ligatures w14:val="none"/>
+        </w:rPr>
+      </w:pPr>
+      <w:r>
+        <w:rPr>
+          <w:rFonts w:ascii="Consolas" w:eastAsia="Times New Roman" w:hAnsi="Consolas" w:cs="Times New Roman"/>
+          <w:color w:val="95A5A6"/>
+          <w:kern w:val="0"/>
+          <w:sz w:val="21"/>
+          <w:szCs w:val="21"/>
+          <w:lang w:eastAsia="en-IN" w:bidi="hi-IN"/>
+          <w14:ligatures w14:val="none"/>
+        </w:rPr>
+        <w:t>// If the buzzer sounds when everything is still, change this to HIGH</w:t>
+      </w:r>
+    </w:p>
+    <w:p>
+      <w:pPr>
+        <w:shd w:val="clear" w:color="auto" w:fill="FFFFFF"/>
+        <w:spacing w:after="0" w:line="285" w:lineRule="atLeast"/>
+        <w:rPr>
+          <w:rFonts w:ascii="Consolas" w:eastAsia="Times New Roman" w:hAnsi="Consolas" w:cs="Times New Roman"/>
+          <w:color w:val="4E5B61"/>
+          <w:kern w:val="0"/>
+          <w:sz w:val="21"/>
+          <w:szCs w:val="21"/>
+          <w:lang w:eastAsia="en-IN" w:bidi="hi-IN"/>
+          <w14:ligatures w14:val="none"/>
+        </w:rPr>
+      </w:pPr>
+      <w:proofErr w:type="spellStart"/>
+      <w:r>
+        <w:rPr>
+          <w:rFonts w:ascii="Consolas" w:eastAsia="Times New Roman" w:hAnsi="Consolas" w:cs="Times New Roman"/>
+          <w:color w:val="00979D"/>
+          <w:kern w:val="0"/>
+          <w:sz w:val="21"/>
+          <w:szCs w:val="21"/>
+          <w:lang w:eastAsia="en-IN" w:bidi="hi-IN"/>
+          <w14:ligatures w14:val="none"/>
+        </w:rPr>
+        <w:t>const</w:t>
+      </w:r>
+      <w:proofErr w:type="spellEnd"/>
+      <w:r>
+        <w:rPr>
+          <w:rFonts w:ascii="Consolas" w:eastAsia="Times New Roman" w:hAnsi="Consolas" w:cs="Times New Roman"/>
+          <w:color w:val="4E5B61"/>
+          <w:kern w:val="0"/>
+          <w:sz w:val="21"/>
+          <w:szCs w:val="21"/>
+          <w:lang w:eastAsia="en-IN" w:bidi="hi-IN"/>
+          <w14:ligatures w14:val="none"/>
+        </w:rPr>
+        <w:t xml:space="preserve"> </w:t>
+      </w:r>
+      <w:r>
+        <w:rPr>
+          <w:rFonts w:ascii="Consolas" w:eastAsia="Times New Roman" w:hAnsi="Consolas" w:cs="Times New Roman"/>
+          <w:color w:val="00979D"/>
+          <w:kern w:val="0"/>
+          <w:sz w:val="21"/>
+          <w:szCs w:val="21"/>
+          <w:lang w:eastAsia="en-IN" w:bidi="hi-IN"/>
+          <w14:ligatures w14:val="none"/>
+        </w:rPr>
+        <w:t>int</w:t>
+      </w:r>
+      <w:r>
+        <w:rPr>
+          <w:rFonts w:ascii="Consolas" w:eastAsia="Times New Roman" w:hAnsi="Consolas" w:cs="Times New Roman"/>
+          <w:color w:val="4E5B61"/>
+          <w:kern w:val="0"/>
+          <w:sz w:val="21"/>
+          <w:szCs w:val="21"/>
+          <w:lang w:eastAsia="en-IN" w:bidi="hi-IN"/>
+          <w14:ligatures w14:val="none"/>
+        </w:rPr>
+        <w:t xml:space="preserve"> SHAKE_DETECTED_STATE = LOW; </w:t>
+      </w:r>
+    </w:p>
+    <w:p>
+      <w:pPr>
+        <w:shd w:val="clear" w:color="auto" w:fill="FFFFFF"/>
+        <w:spacing w:after="0" w:line="285" w:lineRule="atLeast"/>
+        <w:rPr>
+          <w:rFonts w:ascii="Consolas" w:eastAsia="Times New Roman" w:hAnsi="Consolas" w:cs="Times New Roman"/>
+          <w:color w:val="4E5B61"/>
+          <w:kern w:val="0"/>
+          <w:sz w:val="21"/>
+          <w:szCs w:val="21"/>
+          <w:lang w:eastAsia="en-IN" w:bidi="hi-IN"/>
+          <w14:ligatures w14:val="none"/>
+        </w:rPr>
+      </w:pPr>
+    </w:p>
+    <w:p>
+      <w:pPr>
+        <w:shd w:val="clear" w:color="auto" w:fill="FFFFFF"/>
+        <w:spacing w:after="0" w:line="285" w:lineRule="atLeast"/>
+        <w:rPr>
+          <w:rFonts w:ascii="Consolas" w:eastAsia="Times New Roman" w:hAnsi="Consolas" w:cs="Times New Roman"/>
+          <w:color w:val="4E5B61"/>
+          <w:kern w:val="0"/>
+          <w:sz w:val="21"/>
+          <w:szCs w:val="21"/>
+          <w:lang w:eastAsia="en-IN" w:bidi="hi-IN"/>
+          <w14:ligatures w14:val="none"/>
+        </w:rPr>
+      </w:pPr>
+      <w:r>
+        <w:rPr>
+          <w:rFonts w:ascii="Consolas" w:eastAsia="Times New Roman" w:hAnsi="Consolas" w:cs="Times New Roman"/>
+          <w:color w:val="4E5B61"/>
+          <w:kern w:val="0"/>
+          <w:sz w:val="21"/>
+          <w:szCs w:val="21"/>
+          <w:lang w:eastAsia="en-IN" w:bidi="hi-IN"/>
+          <w14:ligatures w14:val="none"/>
+        </w:rPr>
+        <w:t xml:space="preserve">String </w:t>
+      </w:r>
+      <w:proofErr w:type="spellStart"/>
+      <w:r>
+        <w:rPr>
+          <w:rFonts w:ascii="Consolas" w:eastAsia="Times New Roman" w:hAnsi="Consolas" w:cs="Times New Roman"/>
+          <w:color w:val="4E5B61"/>
+          <w:kern w:val="0"/>
+          <w:sz w:val="21"/>
+          <w:szCs w:val="21"/>
+          <w:lang w:eastAsia="en-IN" w:bidi="hi-IN"/>
+          <w14:ligatures w14:val="none"/>
+        </w:rPr>
+        <w:t>alarmStatus</w:t>
+      </w:r>
+      <w:proofErr w:type="spellEnd"/>
+      <w:r>
+        <w:rPr>
+          <w:rFonts w:ascii="Consolas" w:eastAsia="Times New Roman" w:hAnsi="Consolas" w:cs="Times New Roman"/>
+          <w:color w:val="4E5B61"/>
+          <w:kern w:val="0"/>
+          <w:sz w:val="21"/>
+          <w:szCs w:val="21"/>
+          <w:lang w:eastAsia="en-IN" w:bidi="hi-IN"/>
+          <w14:ligatures w14:val="none"/>
+        </w:rPr>
+        <w:t xml:space="preserve"> = </w:t>
+      </w:r>
+      <w:r>
+        <w:rPr>
+          <w:rFonts w:ascii="Consolas" w:eastAsia="Times New Roman" w:hAnsi="Consolas" w:cs="Times New Roman"/>
+          <w:color w:val="005C5F"/>
+          <w:kern w:val="0"/>
+          <w:sz w:val="21"/>
+          <w:szCs w:val="21"/>
+          <w:lang w:eastAsia="en-IN" w:bidi="hi-IN"/>
+          <w14:ligatures w14:val="none"/>
+        </w:rPr>
+        <w:t>"SAFE"</w:t>
+      </w:r>
+      <w:r>
+        <w:rPr>
+          <w:rFonts w:ascii="Consolas" w:eastAsia="Times New Roman" w:hAnsi="Consolas" w:cs="Times New Roman"/>
+          <w:color w:val="4E5B61"/>
+          <w:kern w:val="0"/>
+          <w:sz w:val="21"/>
+          <w:szCs w:val="21"/>
+          <w:lang w:eastAsia="en-IN" w:bidi="hi-IN"/>
+          <w14:ligatures w14:val="none"/>
+        </w:rPr>
+        <w:t>;</w:t>
+      </w:r>
+    </w:p>
+    <w:p>
+      <w:pPr>
+        <w:shd w:val="clear" w:color="auto" w:fill="FFFFFF"/>
+        <w:spacing w:after="0" w:line="285" w:lineRule="atLeast"/>
+        <w:rPr>
+          <w:rFonts w:ascii="Consolas" w:eastAsia="Times New Roman" w:hAnsi="Consolas" w:cs="Times New Roman"/>
+          <w:color w:val="4E5B61"/>
+          <w:kern w:val="0"/>
+          <w:sz w:val="21"/>
+          <w:szCs w:val="21"/>
+          <w:lang w:eastAsia="en-IN" w:bidi="hi-IN"/>
+          <w14:ligatures w14:val="none"/>
+        </w:rPr>
+      </w:pPr>
+    </w:p>
+    <w:p>
+      <w:pPr>
+        <w:shd w:val="clear" w:color="auto" w:fill="FFFFFF"/>
+        <w:spacing w:after="0" w:line="285" w:lineRule="atLeast"/>
+        <w:rPr>
+          <w:rFonts w:ascii="Consolas" w:eastAsia="Times New Roman" w:hAnsi="Consolas" w:cs="Times New Roman"/>
+          <w:color w:val="4E5B61"/>
+          <w:kern w:val="0"/>
+          <w:sz w:val="21"/>
+          <w:szCs w:val="21"/>
+          <w:lang w:eastAsia="en-IN" w:bidi="hi-IN"/>
+          <w14:ligatures w14:val="none"/>
+        </w:rPr>
+      </w:pPr>
+      <w:r>
+        <w:rPr>
+          <w:rFonts w:ascii="Consolas" w:eastAsia="Times New Roman" w:hAnsi="Consolas" w:cs="Times New Roman"/>
+          <w:color w:val="00979D"/>
+          <w:kern w:val="0"/>
+          <w:sz w:val="21"/>
+          <w:szCs w:val="21"/>
+          <w:lang w:eastAsia="en-IN" w:bidi="hi-IN"/>
+          <w14:ligatures w14:val="none"/>
+        </w:rPr>
+        <w:t>void</w:t>
+      </w:r>
+      <w:r>
+        <w:rPr>
+          <w:rFonts w:ascii="Consolas" w:eastAsia="Times New Roman" w:hAnsi="Consolas" w:cs="Times New Roman"/>
+          <w:color w:val="4E5B61"/>
+          <w:kern w:val="0"/>
+          <w:sz w:val="21"/>
+          <w:szCs w:val="21"/>
+          <w:lang w:eastAsia="en-IN" w:bidi="hi-IN"/>
+          <w14:ligatures w14:val="none"/>
+        </w:rPr>
+        <w:t xml:space="preserve"> </w:t>
+      </w:r>
+      <w:proofErr w:type="spellStart"/>
+      <w:r>
+        <w:rPr>
+          <w:rFonts w:ascii="Consolas" w:eastAsia="Times New Roman" w:hAnsi="Consolas" w:cs="Times New Roman"/>
+          <w:color w:val="D35400"/>
+          <w:kern w:val="0"/>
+          <w:sz w:val="21"/>
+          <w:szCs w:val="21"/>
+          <w:lang w:eastAsia="en-IN" w:bidi="hi-IN"/>
+          <w14:ligatures w14:val="none"/>
+        </w:rPr>
+        <w:t>handleRoot</w:t>
+      </w:r>
+      <w:proofErr w:type="spellEnd"/>
+      <w:r>
+        <w:rPr>
+          <w:rFonts w:ascii="Consolas" w:eastAsia="Times New Roman" w:hAnsi="Consolas" w:cs="Times New Roman"/>
+          <w:color w:val="434F54"/>
+          <w:kern w:val="0"/>
+          <w:sz w:val="21"/>
+          <w:szCs w:val="21"/>
+          <w:lang w:eastAsia="en-IN" w:bidi="hi-IN"/>
+          <w14:ligatures w14:val="none"/>
+        </w:rPr>
+        <w:t>()</w:t>
+      </w:r>
+      <w:r>
+        <w:rPr>
+          <w:rFonts w:ascii="Consolas" w:eastAsia="Times New Roman" w:hAnsi="Consolas" w:cs="Times New Roman"/>
+          <w:color w:val="4E5B61"/>
+          <w:kern w:val="0"/>
+          <w:sz w:val="21"/>
+          <w:szCs w:val="21"/>
+          <w:lang w:eastAsia="en-IN" w:bidi="hi-IN"/>
+          <w14:ligatures w14:val="none"/>
+        </w:rPr>
+        <w:t xml:space="preserve"> </w:t>
+      </w:r>
+      <w:r>
+        <w:rPr>
+          <w:rFonts w:ascii="Consolas" w:eastAsia="Times New Roman" w:hAnsi="Consolas" w:cs="Times New Roman"/>
+          <w:color w:val="434F54"/>
+          <w:kern w:val="0"/>
+          <w:sz w:val="21"/>
+          <w:szCs w:val="21"/>
+          <w:lang w:eastAsia="en-IN" w:bidi="hi-IN"/>
+          <w14:ligatures w14:val="none"/>
+        </w:rPr>
+        <w:t>{</w:t>
+      </w:r>
+    </w:p>
+    <w:p>
+      <w:pPr>
+        <w:shd w:val="clear" w:color="auto" w:fill="FFFFFF"/>
+        <w:spacing w:after="0" w:line="285" w:lineRule="atLeast"/>
+        <w:rPr>
+          <w:rFonts w:ascii="Consolas" w:eastAsia="Times New Roman" w:hAnsi="Consolas" w:cs="Times New Roman"/>
+          <w:color w:val="4E5B61"/>
+          <w:kern w:val="0"/>
+          <w:sz w:val="21"/>
+          <w:szCs w:val="21"/>
+          <w:lang w:eastAsia="en-IN" w:bidi="hi-IN"/>
+          <w14:ligatures w14:val="none"/>
+        </w:rPr>
+      </w:pPr>
+      <w:r>
+        <w:rPr>
+          <w:rFonts w:ascii="Consolas" w:eastAsia="Times New Roman" w:hAnsi="Consolas" w:cs="Times New Roman"/>
+          <w:color w:val="4E5B61"/>
+          <w:kern w:val="0"/>
+          <w:sz w:val="21"/>
+          <w:szCs w:val="21"/>
+          <w:lang w:eastAsia="en-IN" w:bidi="hi-IN"/>
+          <w14:ligatures w14:val="none"/>
+        </w:rPr>
+        <w:lastRenderedPageBreak/>
+        <w:t xml:space="preserve">  String html = </w:t>
+      </w:r>
+      <w:r>
+        <w:rPr>
+          <w:rFonts w:ascii="Consolas" w:eastAsia="Times New Roman" w:hAnsi="Consolas" w:cs="Times New Roman"/>
+          <w:color w:val="005C5F"/>
+          <w:kern w:val="0"/>
+          <w:sz w:val="21"/>
+          <w:szCs w:val="21"/>
+          <w:lang w:eastAsia="en-IN" w:bidi="hi-IN"/>
+          <w14:ligatures w14:val="none"/>
+        </w:rPr>
+        <w:t>"&lt;!DOCTYPE html&gt;&lt;html&gt;&lt;head&gt;&lt;meta http-</w:t>
+      </w:r>
+      <w:proofErr w:type="spellStart"/>
+      <w:r>
+        <w:rPr>
+          <w:rFonts w:ascii="Consolas" w:eastAsia="Times New Roman" w:hAnsi="Consolas" w:cs="Times New Roman"/>
+          <w:color w:val="005C5F"/>
+          <w:kern w:val="0"/>
+          <w:sz w:val="21"/>
+          <w:szCs w:val="21"/>
+          <w:lang w:eastAsia="en-IN" w:bidi="hi-IN"/>
+          <w14:ligatures w14:val="none"/>
+        </w:rPr>
+        <w:t>equiv</w:t>
+      </w:r>
+      <w:proofErr w:type="spellEnd"/>
+      <w:r>
+        <w:rPr>
+          <w:rFonts w:ascii="Consolas" w:eastAsia="Times New Roman" w:hAnsi="Consolas" w:cs="Times New Roman"/>
+          <w:color w:val="005C5F"/>
+          <w:kern w:val="0"/>
+          <w:sz w:val="21"/>
+          <w:szCs w:val="21"/>
+          <w:lang w:eastAsia="en-IN" w:bidi="hi-IN"/>
+          <w14:ligatures w14:val="none"/>
+        </w:rPr>
+        <w:t>='refresh' content='1'&gt;"</w:t>
+      </w:r>
+      <w:r>
+        <w:rPr>
+          <w:rFonts w:ascii="Consolas" w:eastAsia="Times New Roman" w:hAnsi="Consolas" w:cs="Times New Roman"/>
+          <w:color w:val="4E5B61"/>
+          <w:kern w:val="0"/>
+          <w:sz w:val="21"/>
+          <w:szCs w:val="21"/>
+          <w:lang w:eastAsia="en-IN" w:bidi="hi-IN"/>
+          <w14:ligatures w14:val="none"/>
+        </w:rPr>
+        <w:t>;</w:t>
+      </w:r>
+    </w:p>
+    <w:p>
+      <w:pPr>
+        <w:shd w:val="clear" w:color="auto" w:fill="FFFFFF"/>
+        <w:spacing w:after="0" w:line="285" w:lineRule="atLeast"/>
+        <w:rPr>
+          <w:rFonts w:ascii="Consolas" w:eastAsia="Times New Roman" w:hAnsi="Consolas" w:cs="Times New Roman"/>
+          <w:color w:val="4E5B61"/>
+          <w:kern w:val="0"/>
+          <w:sz w:val="21"/>
+          <w:szCs w:val="21"/>
+          <w:lang w:eastAsia="en-IN" w:bidi="hi-IN"/>
+          <w14:ligatures w14:val="none"/>
+        </w:rPr>
+      </w:pPr>
+      <w:r>
+        <w:rPr>
+          <w:rFonts w:ascii="Consolas" w:eastAsia="Times New Roman" w:hAnsi="Consolas" w:cs="Times New Roman"/>
+          <w:color w:val="4E5B61"/>
+          <w:kern w:val="0"/>
+          <w:sz w:val="21"/>
+          <w:szCs w:val="21"/>
+          <w:lang w:eastAsia="en-IN" w:bidi="hi-IN"/>
+          <w14:ligatures w14:val="none"/>
+        </w:rPr>
+        <w:t xml:space="preserve">  html += </w:t>
+      </w:r>
+      <w:r>
+        <w:rPr>
+          <w:rFonts w:ascii="Consolas" w:eastAsia="Times New Roman" w:hAnsi="Consolas" w:cs="Times New Roman"/>
+          <w:color w:val="005C5F"/>
+          <w:kern w:val="0"/>
+          <w:sz w:val="21"/>
+          <w:szCs w:val="21"/>
+          <w:lang w:eastAsia="en-IN" w:bidi="hi-IN"/>
+          <w14:ligatures w14:val="none"/>
+        </w:rPr>
+        <w:t>"&lt;title&gt;Earthquake Detector&lt;/title&gt;"</w:t>
+      </w:r>
+      <w:r>
+        <w:rPr>
+          <w:rFonts w:ascii="Consolas" w:eastAsia="Times New Roman" w:hAnsi="Consolas" w:cs="Times New Roman"/>
+          <w:color w:val="4E5B61"/>
+          <w:kern w:val="0"/>
+          <w:sz w:val="21"/>
+          <w:szCs w:val="21"/>
+          <w:lang w:eastAsia="en-IN" w:bidi="hi-IN"/>
+          <w14:ligatures w14:val="none"/>
+        </w:rPr>
+        <w:t>;</w:t>
+      </w:r>
+    </w:p>
+    <w:p>
+      <w:pPr>
+        <w:shd w:val="clear" w:color="auto" w:fill="FFFFFF"/>
+        <w:spacing w:after="0" w:line="285" w:lineRule="atLeast"/>
+        <w:rPr>
+          <w:rFonts w:ascii="Consolas" w:eastAsia="Times New Roman" w:hAnsi="Consolas" w:cs="Times New Roman"/>
+          <w:color w:val="4E5B61"/>
+          <w:kern w:val="0"/>
+          <w:sz w:val="21"/>
+          <w:szCs w:val="21"/>
+          <w:lang w:eastAsia="en-IN" w:bidi="hi-IN"/>
+          <w14:ligatures w14:val="none"/>
+        </w:rPr>
+      </w:pPr>
+      <w:r>
+        <w:rPr>
+          <w:rFonts w:ascii="Consolas" w:eastAsia="Times New Roman" w:hAnsi="Consolas" w:cs="Times New Roman"/>
+          <w:color w:val="4E5B61"/>
+          <w:kern w:val="0"/>
+          <w:sz w:val="21"/>
+          <w:szCs w:val="21"/>
+          <w:lang w:eastAsia="en-IN" w:bidi="hi-IN"/>
+          <w14:ligatures w14:val="none"/>
+        </w:rPr>
+        <w:t xml:space="preserve">  html += </w:t>
+      </w:r>
+      <w:r>
+        <w:rPr>
+          <w:rFonts w:ascii="Consolas" w:eastAsia="Times New Roman" w:hAnsi="Consolas" w:cs="Times New Roman"/>
+          <w:color w:val="005C5F"/>
+          <w:kern w:val="0"/>
+          <w:sz w:val="21"/>
+          <w:szCs w:val="21"/>
+          <w:lang w:eastAsia="en-IN" w:bidi="hi-IN"/>
+          <w14:ligatures w14:val="none"/>
+        </w:rPr>
+        <w:t>"&lt;style&gt;body{font-family: Arial; text-align: center; margin-top: 50px;"</w:t>
+      </w:r>
+      <w:r>
+        <w:rPr>
+          <w:rFonts w:ascii="Consolas" w:eastAsia="Times New Roman" w:hAnsi="Consolas" w:cs="Times New Roman"/>
+          <w:color w:val="4E5B61"/>
+          <w:kern w:val="0"/>
+          <w:sz w:val="21"/>
+          <w:szCs w:val="21"/>
+          <w:lang w:eastAsia="en-IN" w:bidi="hi-IN"/>
+          <w14:ligatures w14:val="none"/>
+        </w:rPr>
+        <w:t>;</w:t>
+      </w:r>
+    </w:p>
+    <w:p>
+      <w:pPr>
+        <w:shd w:val="clear" w:color="auto" w:fill="FFFFFF"/>
+        <w:spacing w:after="0" w:line="285" w:lineRule="atLeast"/>
+        <w:rPr>
+          <w:rFonts w:ascii="Consolas" w:eastAsia="Times New Roman" w:hAnsi="Consolas" w:cs="Times New Roman"/>
+          <w:color w:val="4E5B61"/>
+          <w:kern w:val="0"/>
+          <w:sz w:val="21"/>
+          <w:szCs w:val="21"/>
+          <w:lang w:eastAsia="en-IN" w:bidi="hi-IN"/>
+          <w14:ligatures w14:val="none"/>
+        </w:rPr>
+      </w:pPr>
+      <w:r>
+        <w:rPr>
+          <w:rFonts w:ascii="Consolas" w:eastAsia="Times New Roman" w:hAnsi="Consolas" w:cs="Times New Roman"/>
+          <w:color w:val="4E5B61"/>
+          <w:kern w:val="0"/>
+          <w:sz w:val="21"/>
+          <w:szCs w:val="21"/>
+          <w:lang w:eastAsia="en-IN" w:bidi="hi-IN"/>
+          <w14:ligatures w14:val="none"/>
+        </w:rPr>
+        <w:t xml:space="preserve">  </w:t>
+      </w:r>
+      <w:r>
+        <w:rPr>
+          <w:rFonts w:ascii="Consolas" w:eastAsia="Times New Roman" w:hAnsi="Consolas" w:cs="Times New Roman"/>
+          <w:color w:val="728E00"/>
+          <w:kern w:val="0"/>
+          <w:sz w:val="21"/>
+          <w:szCs w:val="21"/>
+          <w:lang w:eastAsia="en-IN" w:bidi="hi-IN"/>
+          <w14:ligatures w14:val="none"/>
+        </w:rPr>
+        <w:t>if</w:t>
+      </w:r>
+      <w:r>
+        <w:rPr>
+          <w:rFonts w:ascii="Consolas" w:eastAsia="Times New Roman" w:hAnsi="Consolas" w:cs="Times New Roman"/>
+          <w:color w:val="4E5B61"/>
+          <w:kern w:val="0"/>
+          <w:sz w:val="21"/>
+          <w:szCs w:val="21"/>
+          <w:lang w:eastAsia="en-IN" w:bidi="hi-IN"/>
+          <w14:ligatures w14:val="none"/>
+        </w:rPr>
+        <w:t xml:space="preserve"> </w:t>
+      </w:r>
+      <w:r>
+        <w:rPr>
+          <w:rFonts w:ascii="Consolas" w:eastAsia="Times New Roman" w:hAnsi="Consolas" w:cs="Times New Roman"/>
+          <w:color w:val="434F54"/>
+          <w:kern w:val="0"/>
+          <w:sz w:val="21"/>
+          <w:szCs w:val="21"/>
+          <w:lang w:eastAsia="en-IN" w:bidi="hi-IN"/>
+          <w14:ligatures w14:val="none"/>
+        </w:rPr>
+        <w:t>(</w:t>
+      </w:r>
+      <w:proofErr w:type="spellStart"/>
+      <w:r>
+        <w:rPr>
+          <w:rFonts w:ascii="Consolas" w:eastAsia="Times New Roman" w:hAnsi="Consolas" w:cs="Times New Roman"/>
+          <w:color w:val="4E5B61"/>
+          <w:kern w:val="0"/>
+          <w:sz w:val="21"/>
+          <w:szCs w:val="21"/>
+          <w:lang w:eastAsia="en-IN" w:bidi="hi-IN"/>
+          <w14:ligatures w14:val="none"/>
+        </w:rPr>
+        <w:t>alarmStatus</w:t>
+      </w:r>
+      <w:proofErr w:type="spellEnd"/>
+      <w:r>
+        <w:rPr>
+          <w:rFonts w:ascii="Consolas" w:eastAsia="Times New Roman" w:hAnsi="Consolas" w:cs="Times New Roman"/>
+          <w:color w:val="4E5B61"/>
+          <w:kern w:val="0"/>
+          <w:sz w:val="21"/>
+          <w:szCs w:val="21"/>
+          <w:lang w:eastAsia="en-IN" w:bidi="hi-IN"/>
+          <w14:ligatures w14:val="none"/>
+        </w:rPr>
+        <w:t xml:space="preserve"> == </w:t>
+      </w:r>
+      <w:r>
+        <w:rPr>
+          <w:rFonts w:ascii="Consolas" w:eastAsia="Times New Roman" w:hAnsi="Consolas" w:cs="Times New Roman"/>
+          <w:color w:val="005C5F"/>
+          <w:kern w:val="0"/>
+          <w:sz w:val="21"/>
+          <w:szCs w:val="21"/>
+          <w:lang w:eastAsia="en-IN" w:bidi="hi-IN"/>
+          <w14:ligatures w14:val="none"/>
+        </w:rPr>
+        <w:t>"ALARM"</w:t>
+      </w:r>
+      <w:r>
+        <w:rPr>
+          <w:rFonts w:ascii="Consolas" w:eastAsia="Times New Roman" w:hAnsi="Consolas" w:cs="Times New Roman"/>
+          <w:color w:val="434F54"/>
+          <w:kern w:val="0"/>
+          <w:sz w:val="21"/>
+          <w:szCs w:val="21"/>
+          <w:lang w:eastAsia="en-IN" w:bidi="hi-IN"/>
+          <w14:ligatures w14:val="none"/>
+        </w:rPr>
+        <w:t>)</w:t>
+      </w:r>
+      <w:r>
+        <w:rPr>
+          <w:rFonts w:ascii="Consolas" w:eastAsia="Times New Roman" w:hAnsi="Consolas" w:cs="Times New Roman"/>
+          <w:color w:val="4E5B61"/>
+          <w:kern w:val="0"/>
+          <w:sz w:val="21"/>
+          <w:szCs w:val="21"/>
+          <w:lang w:eastAsia="en-IN" w:bidi="hi-IN"/>
+          <w14:ligatures w14:val="none"/>
+        </w:rPr>
+        <w:t xml:space="preserve"> </w:t>
+      </w:r>
+      <w:r>
+        <w:rPr>
+          <w:rFonts w:ascii="Consolas" w:eastAsia="Times New Roman" w:hAnsi="Consolas" w:cs="Times New Roman"/>
+          <w:color w:val="434F54"/>
+          <w:kern w:val="0"/>
+          <w:sz w:val="21"/>
+          <w:szCs w:val="21"/>
+          <w:lang w:eastAsia="en-IN" w:bidi="hi-IN"/>
+          <w14:ligatures w14:val="none"/>
+        </w:rPr>
+        <w:t>{</w:t>
+      </w:r>
+    </w:p>
+    <w:p>
+      <w:pPr>
+        <w:shd w:val="clear" w:color="auto" w:fill="FFFFFF"/>
+        <w:spacing w:after="0" w:line="285" w:lineRule="atLeast"/>
+        <w:rPr>
+          <w:rFonts w:ascii="Consolas" w:eastAsia="Times New Roman" w:hAnsi="Consolas" w:cs="Times New Roman"/>
+          <w:color w:val="4E5B61"/>
+          <w:kern w:val="0"/>
+          <w:sz w:val="21"/>
+          <w:szCs w:val="21"/>
+          <w:lang w:eastAsia="en-IN" w:bidi="hi-IN"/>
+          <w14:ligatures w14:val="none"/>
+        </w:rPr>
+      </w:pPr>
+      <w:r>
+        <w:rPr>
+          <w:rFonts w:ascii="Consolas" w:eastAsia="Times New Roman" w:hAnsi="Consolas" w:cs="Times New Roman"/>
+          <w:color w:val="4E5B61"/>
+          <w:kern w:val="0"/>
+          <w:sz w:val="21"/>
+          <w:szCs w:val="21"/>
+          <w:lang w:eastAsia="en-IN" w:bidi="hi-IN"/>
+          <w14:ligatures w14:val="none"/>
+        </w:rPr>
+        <w:t xml:space="preserve">    html += </w:t>
+      </w:r>
+      <w:r>
+        <w:rPr>
+          <w:rFonts w:ascii="Consolas" w:eastAsia="Times New Roman" w:hAnsi="Consolas" w:cs="Times New Roman"/>
+          <w:color w:val="005C5F"/>
+          <w:kern w:val="0"/>
+          <w:sz w:val="21"/>
+          <w:szCs w:val="21"/>
+          <w:lang w:eastAsia="en-IN" w:bidi="hi-IN"/>
+          <w14:ligatures w14:val="none"/>
+        </w:rPr>
+        <w:t>"background-</w:t>
+      </w:r>
+      <w:proofErr w:type="spellStart"/>
+      <w:r>
+        <w:rPr>
+          <w:rFonts w:ascii="Consolas" w:eastAsia="Times New Roman" w:hAnsi="Consolas" w:cs="Times New Roman"/>
+          <w:color w:val="005C5F"/>
+          <w:kern w:val="0"/>
+          <w:sz w:val="21"/>
+          <w:szCs w:val="21"/>
+          <w:lang w:eastAsia="en-IN" w:bidi="hi-IN"/>
+          <w14:ligatures w14:val="none"/>
+        </w:rPr>
+        <w:t>color</w:t>
+      </w:r>
+      <w:proofErr w:type="spellEnd"/>
+      <w:r>
+        <w:rPr>
+          <w:rFonts w:ascii="Consolas" w:eastAsia="Times New Roman" w:hAnsi="Consolas" w:cs="Times New Roman"/>
+          <w:color w:val="005C5F"/>
+          <w:kern w:val="0"/>
+          <w:sz w:val="21"/>
+          <w:szCs w:val="21"/>
+          <w:lang w:eastAsia="en-IN" w:bidi="hi-IN"/>
+          <w14:ligatures w14:val="none"/>
+        </w:rPr>
+        <w:t xml:space="preserve">: red; </w:t>
+      </w:r>
+      <w:proofErr w:type="spellStart"/>
+      <w:r>
+        <w:rPr>
+          <w:rFonts w:ascii="Consolas" w:eastAsia="Times New Roman" w:hAnsi="Consolas" w:cs="Times New Roman"/>
+          <w:color w:val="005C5F"/>
+          <w:kern w:val="0"/>
+          <w:sz w:val="21"/>
+          <w:szCs w:val="21"/>
+          <w:lang w:eastAsia="en-IN" w:bidi="hi-IN"/>
+          <w14:ligatures w14:val="none"/>
+        </w:rPr>
+        <w:t>color</w:t>
+      </w:r>
+      <w:proofErr w:type="spellEnd"/>
+      <w:r>
+        <w:rPr>
+          <w:rFonts w:ascii="Consolas" w:eastAsia="Times New Roman" w:hAnsi="Consolas" w:cs="Times New Roman"/>
+          <w:color w:val="005C5F"/>
+          <w:kern w:val="0"/>
+          <w:sz w:val="21"/>
+          <w:szCs w:val="21"/>
+          <w:lang w:eastAsia="en-IN" w:bidi="hi-IN"/>
+          <w14:ligatures w14:val="none"/>
+        </w:rPr>
+        <w:t>: white;"</w:t>
+      </w:r>
+      <w:r>
+        <w:rPr>
+          <w:rFonts w:ascii="Consolas" w:eastAsia="Times New Roman" w:hAnsi="Consolas" w:cs="Times New Roman"/>
+          <w:color w:val="4E5B61"/>
+          <w:kern w:val="0"/>
+          <w:sz w:val="21"/>
+          <w:szCs w:val="21"/>
+          <w:lang w:eastAsia="en-IN" w:bidi="hi-IN"/>
+          <w14:ligatures w14:val="none"/>
+        </w:rPr>
+        <w:t>;</w:t>
+      </w:r>
+    </w:p>
+    <w:p>
+      <w:pPr>
+        <w:shd w:val="clear" w:color="auto" w:fill="FFFFFF"/>
+        <w:spacing w:after="0" w:line="285" w:lineRule="atLeast"/>
+        <w:rPr>
+          <w:rFonts w:ascii="Consolas" w:eastAsia="Times New Roman" w:hAnsi="Consolas" w:cs="Times New Roman"/>
+          <w:color w:val="4E5B61"/>
+          <w:kern w:val="0"/>
+          <w:sz w:val="21"/>
+          <w:szCs w:val="21"/>
+          <w:lang w:eastAsia="en-IN" w:bidi="hi-IN"/>
+          <w14:ligatures w14:val="none"/>
+        </w:rPr>
+      </w:pPr>
+      <w:r>
+        <w:rPr>
+          <w:rFonts w:ascii="Consolas" w:eastAsia="Times New Roman" w:hAnsi="Consolas" w:cs="Times New Roman"/>
+          <w:color w:val="4E5B61"/>
+          <w:kern w:val="0"/>
+          <w:sz w:val="21"/>
+          <w:szCs w:val="21"/>
+          <w:lang w:eastAsia="en-IN" w:bidi="hi-IN"/>
+          <w14:ligatures w14:val="none"/>
+        </w:rPr>
+        <w:t xml:space="preserve">  </w:t>
+      </w:r>
+      <w:r>
+        <w:rPr>
+          <w:rFonts w:ascii="Consolas" w:eastAsia="Times New Roman" w:hAnsi="Consolas" w:cs="Times New Roman"/>
+          <w:color w:val="434F54"/>
+          <w:kern w:val="0"/>
+          <w:sz w:val="21"/>
+          <w:szCs w:val="21"/>
+          <w:lang w:eastAsia="en-IN" w:bidi="hi-IN"/>
+          <w14:ligatures w14:val="none"/>
+        </w:rPr>
+        <w:t>}</w:t>
+      </w:r>
+      <w:r>
+        <w:rPr>
+          <w:rFonts w:ascii="Consolas" w:eastAsia="Times New Roman" w:hAnsi="Consolas" w:cs="Times New Roman"/>
+          <w:color w:val="4E5B61"/>
+          <w:kern w:val="0"/>
+          <w:sz w:val="21"/>
+          <w:szCs w:val="21"/>
+          <w:lang w:eastAsia="en-IN" w:bidi="hi-IN"/>
+          <w14:ligatures w14:val="none"/>
+        </w:rPr>
+        <w:t xml:space="preserve"> </w:t>
+      </w:r>
+      <w:r>
+        <w:rPr>
+          <w:rFonts w:ascii="Consolas" w:eastAsia="Times New Roman" w:hAnsi="Consolas" w:cs="Times New Roman"/>
+          <w:color w:val="728E00"/>
+          <w:kern w:val="0"/>
+          <w:sz w:val="21"/>
+          <w:szCs w:val="21"/>
+          <w:lang w:eastAsia="en-IN" w:bidi="hi-IN"/>
+          <w14:ligatures w14:val="none"/>
+        </w:rPr>
+        <w:t>else</w:t>
+      </w:r>
+      <w:r>
+        <w:rPr>
+          <w:rFonts w:ascii="Consolas" w:eastAsia="Times New Roman" w:hAnsi="Consolas" w:cs="Times New Roman"/>
+          <w:color w:val="4E5B61"/>
+          <w:kern w:val="0"/>
+          <w:sz w:val="21"/>
+          <w:szCs w:val="21"/>
+          <w:lang w:eastAsia="en-IN" w:bidi="hi-IN"/>
+          <w14:ligatures w14:val="none"/>
+        </w:rPr>
+        <w:t xml:space="preserve"> </w:t>
+      </w:r>
+      <w:r>
+        <w:rPr>
+          <w:rFonts w:ascii="Consolas" w:eastAsia="Times New Roman" w:hAnsi="Consolas" w:cs="Times New Roman"/>
+          <w:color w:val="434F54"/>
+          <w:kern w:val="0"/>
+          <w:sz w:val="21"/>
+          <w:szCs w:val="21"/>
+          <w:lang w:eastAsia="en-IN" w:bidi="hi-IN"/>
+          <w14:ligatures w14:val="none"/>
+        </w:rPr>
+        <w:t>{</w:t>
+      </w:r>
+    </w:p>
+    <w:p>
+      <w:pPr>
+        <w:shd w:val="clear" w:color="auto" w:fill="FFFFFF"/>
+        <w:spacing w:after="0" w:line="285" w:lineRule="atLeast"/>
+        <w:rPr>
+          <w:rFonts w:ascii="Consolas" w:eastAsia="Times New Roman" w:hAnsi="Consolas" w:cs="Times New Roman"/>
+          <w:color w:val="4E5B61"/>
+          <w:kern w:val="0"/>
+          <w:sz w:val="21"/>
+          <w:szCs w:val="21"/>
+          <w:lang w:eastAsia="en-IN" w:bidi="hi-IN"/>
+          <w14:ligatures w14:val="none"/>
+        </w:rPr>
+      </w:pPr>
+      <w:r>
+        <w:rPr>
+          <w:rFonts w:ascii="Consolas" w:eastAsia="Times New Roman" w:hAnsi="Consolas" w:cs="Times New Roman"/>
+          <w:color w:val="4E5B61"/>
+          <w:kern w:val="0"/>
+          <w:sz w:val="21"/>
+          <w:szCs w:val="21"/>
+          <w:lang w:eastAsia="en-IN" w:bidi="hi-IN"/>
+          <w14:ligatures w14:val="none"/>
+        </w:rPr>
+        <w:t xml:space="preserve">    html += </w:t>
+      </w:r>
+      <w:r>
+        <w:rPr>
+          <w:rFonts w:ascii="Consolas" w:eastAsia="Times New Roman" w:hAnsi="Consolas" w:cs="Times New Roman"/>
+          <w:color w:val="005C5F"/>
+          <w:kern w:val="0"/>
+          <w:sz w:val="21"/>
+          <w:szCs w:val="21"/>
+          <w:lang w:eastAsia="en-IN" w:bidi="hi-IN"/>
+          <w14:ligatures w14:val="none"/>
+        </w:rPr>
+        <w:t>"background-</w:t>
+      </w:r>
+      <w:proofErr w:type="spellStart"/>
+      <w:r>
+        <w:rPr>
+          <w:rFonts w:ascii="Consolas" w:eastAsia="Times New Roman" w:hAnsi="Consolas" w:cs="Times New Roman"/>
+          <w:color w:val="005C5F"/>
+          <w:kern w:val="0"/>
+          <w:sz w:val="21"/>
+          <w:szCs w:val="21"/>
+          <w:lang w:eastAsia="en-IN" w:bidi="hi-IN"/>
+          <w14:ligatures w14:val="none"/>
+        </w:rPr>
+        <w:t>color</w:t>
+      </w:r>
+      <w:proofErr w:type="spellEnd"/>
+      <w:r>
+        <w:rPr>
+          <w:rFonts w:ascii="Consolas" w:eastAsia="Times New Roman" w:hAnsi="Consolas" w:cs="Times New Roman"/>
+          <w:color w:val="005C5F"/>
+          <w:kern w:val="0"/>
+          <w:sz w:val="21"/>
+          <w:szCs w:val="21"/>
+          <w:lang w:eastAsia="en-IN" w:bidi="hi-IN"/>
+          <w14:ligatures w14:val="none"/>
+        </w:rPr>
+        <w:t xml:space="preserve">: #d4edda; </w:t>
+      </w:r>
+      <w:proofErr w:type="spellStart"/>
+      <w:r>
+        <w:rPr>
+          <w:rFonts w:ascii="Consolas" w:eastAsia="Times New Roman" w:hAnsi="Consolas" w:cs="Times New Roman"/>
+          <w:color w:val="005C5F"/>
+          <w:kern w:val="0"/>
+          <w:sz w:val="21"/>
+          <w:szCs w:val="21"/>
+          <w:lang w:eastAsia="en-IN" w:bidi="hi-IN"/>
+          <w14:ligatures w14:val="none"/>
+        </w:rPr>
+        <w:t>color</w:t>
+      </w:r>
+      <w:proofErr w:type="spellEnd"/>
+      <w:r>
+        <w:rPr>
+          <w:rFonts w:ascii="Consolas" w:eastAsia="Times New Roman" w:hAnsi="Consolas" w:cs="Times New Roman"/>
+          <w:color w:val="005C5F"/>
+          <w:kern w:val="0"/>
+          <w:sz w:val="21"/>
+          <w:szCs w:val="21"/>
+          <w:lang w:eastAsia="en-IN" w:bidi="hi-IN"/>
+          <w14:ligatures w14:val="none"/>
+        </w:rPr>
+        <w:t>: #155724;"</w:t>
+      </w:r>
+      <w:r>
+        <w:rPr>
+          <w:rFonts w:ascii="Consolas" w:eastAsia="Times New Roman" w:hAnsi="Consolas" w:cs="Times New Roman"/>
+          <w:color w:val="4E5B61"/>
+          <w:kern w:val="0"/>
+          <w:sz w:val="21"/>
+          <w:szCs w:val="21"/>
+          <w:lang w:eastAsia="en-IN" w:bidi="hi-IN"/>
+          <w14:ligatures w14:val="none"/>
+        </w:rPr>
+        <w:t>;</w:t>
+      </w:r>
+    </w:p>
+    <w:p>
+      <w:pPr>
+        <w:shd w:val="clear" w:color="auto" w:fill="FFFFFF"/>
+        <w:spacing w:after="0" w:line="285" w:lineRule="atLeast"/>
+        <w:rPr>
+          <w:rFonts w:ascii="Consolas" w:eastAsia="Times New Roman" w:hAnsi="Consolas" w:cs="Times New Roman"/>
+          <w:color w:val="4E5B61"/>
+          <w:kern w:val="0"/>
+          <w:sz w:val="21"/>
+          <w:szCs w:val="21"/>
+          <w:lang w:eastAsia="en-IN" w:bidi="hi-IN"/>
+          <w14:ligatures w14:val="none"/>
+        </w:rPr>
+      </w:pPr>
+      <w:r>
+        <w:rPr>
+          <w:rFonts w:ascii="Consolas" w:eastAsia="Times New Roman" w:hAnsi="Consolas" w:cs="Times New Roman"/>
+          <w:color w:val="4E5B61"/>
+          <w:kern w:val="0"/>
+          <w:sz w:val="21"/>
+          <w:szCs w:val="21"/>
+          <w:lang w:eastAsia="en-IN" w:bidi="hi-IN"/>
+          <w14:ligatures w14:val="none"/>
+        </w:rPr>
+        <w:t xml:space="preserve">  </w:t>
+      </w:r>
+      <w:r>
+        <w:rPr>
+          <w:rFonts w:ascii="Consolas" w:eastAsia="Times New Roman" w:hAnsi="Consolas" w:cs="Times New Roman"/>
+          <w:color w:val="434F54"/>
+          <w:kern w:val="0"/>
+          <w:sz w:val="21"/>
+          <w:szCs w:val="21"/>
+          <w:lang w:eastAsia="en-IN" w:bidi="hi-IN"/>
+          <w14:ligatures w14:val="none"/>
+        </w:rPr>
+        <w:t>}</w:t>
+      </w:r>
+    </w:p>
+    <w:p>
+      <w:pPr>
+        <w:shd w:val="clear" w:color="auto" w:fill="FFFFFF"/>
+        <w:spacing w:after="0" w:line="285" w:lineRule="atLeast"/>
+        <w:rPr>
+          <w:rFonts w:ascii="Consolas" w:eastAsia="Times New Roman" w:hAnsi="Consolas" w:cs="Times New Roman"/>
+          <w:color w:val="4E5B61"/>
+          <w:kern w:val="0"/>
+          <w:sz w:val="21"/>
+          <w:szCs w:val="21"/>
+          <w:lang w:eastAsia="en-IN" w:bidi="hi-IN"/>
+          <w14:ligatures w14:val="none"/>
+        </w:rPr>
+      </w:pPr>
+      <w:r>
+        <w:rPr>
+          <w:rFonts w:ascii="Consolas" w:eastAsia="Times New Roman" w:hAnsi="Consolas" w:cs="Times New Roman"/>
+          <w:color w:val="4E5B61"/>
+          <w:kern w:val="0"/>
+          <w:sz w:val="21"/>
+          <w:szCs w:val="21"/>
+          <w:lang w:eastAsia="en-IN" w:bidi="hi-IN"/>
+          <w14:ligatures w14:val="none"/>
+        </w:rPr>
+        <w:t xml:space="preserve">  html += </w:t>
+      </w:r>
+      <w:r>
+        <w:rPr>
+          <w:rFonts w:ascii="Consolas" w:eastAsia="Times New Roman" w:hAnsi="Consolas" w:cs="Times New Roman"/>
+          <w:color w:val="005C5F"/>
+          <w:kern w:val="0"/>
+          <w:sz w:val="21"/>
+          <w:szCs w:val="21"/>
+          <w:lang w:eastAsia="en-IN" w:bidi="hi-IN"/>
+          <w14:ligatures w14:val="none"/>
+        </w:rPr>
+        <w:t>"}&lt;/style&gt;&lt;/head&gt;&lt;body&gt;"</w:t>
+      </w:r>
+      <w:r>
+        <w:rPr>
+          <w:rFonts w:ascii="Consolas" w:eastAsia="Times New Roman" w:hAnsi="Consolas" w:cs="Times New Roman"/>
+          <w:color w:val="4E5B61"/>
+          <w:kern w:val="0"/>
+          <w:sz w:val="21"/>
+          <w:szCs w:val="21"/>
+          <w:lang w:eastAsia="en-IN" w:bidi="hi-IN"/>
+          <w14:ligatures w14:val="none"/>
+        </w:rPr>
+        <w:t>;</w:t>
+      </w:r>
+    </w:p>
+    <w:p>
+      <w:pPr>
+        <w:shd w:val="clear" w:color="auto" w:fill="FFFFFF"/>
+        <w:spacing w:after="0" w:line="285" w:lineRule="atLeast"/>
+        <w:rPr>
+          <w:rFonts w:ascii="Consolas" w:eastAsia="Times New Roman" w:hAnsi="Consolas" w:cs="Times New Roman"/>
+          <w:color w:val="4E5B61"/>
+          <w:kern w:val="0"/>
+          <w:sz w:val="21"/>
+          <w:szCs w:val="21"/>
+          <w:lang w:eastAsia="en-IN" w:bidi="hi-IN"/>
+          <w14:ligatures w14:val="none"/>
+        </w:rPr>
+      </w:pPr>
+      <w:r>
+        <w:rPr>
+          <w:rFonts w:ascii="Consolas" w:eastAsia="Times New Roman" w:hAnsi="Consolas" w:cs="Times New Roman"/>
+          <w:color w:val="4E5B61"/>
+          <w:kern w:val="0"/>
+          <w:sz w:val="21"/>
+          <w:szCs w:val="21"/>
+          <w:lang w:eastAsia="en-IN" w:bidi="hi-IN"/>
+          <w14:ligatures w14:val="none"/>
+        </w:rPr>
+        <w:t xml:space="preserve">  html += </w:t>
+      </w:r>
+      <w:r>
+        <w:rPr>
+          <w:rFonts w:ascii="Consolas" w:eastAsia="Times New Roman" w:hAnsi="Consolas" w:cs="Times New Roman"/>
+          <w:color w:val="005C5F"/>
+          <w:kern w:val="0"/>
+          <w:sz w:val="21"/>
+          <w:szCs w:val="21"/>
+          <w:lang w:eastAsia="en-IN" w:bidi="hi-IN"/>
+          <w14:ligatures w14:val="none"/>
+        </w:rPr>
+        <w:t>"&lt;h1&gt;Earthquake Monitor&lt;/h1&gt;"</w:t>
+      </w:r>
+      <w:r>
+        <w:rPr>
+          <w:rFonts w:ascii="Consolas" w:eastAsia="Times New Roman" w:hAnsi="Consolas" w:cs="Times New Roman"/>
+          <w:color w:val="4E5B61"/>
+          <w:kern w:val="0"/>
+          <w:sz w:val="21"/>
+          <w:szCs w:val="21"/>
+          <w:lang w:eastAsia="en-IN" w:bidi="hi-IN"/>
+          <w14:ligatures w14:val="none"/>
+        </w:rPr>
+        <w:t>;</w:t>
+      </w:r>
+    </w:p>
+    <w:p>
+      <w:pPr>
+        <w:shd w:val="clear" w:color="auto" w:fill="FFFFFF"/>
+        <w:spacing w:after="0" w:line="285" w:lineRule="atLeast"/>
+        <w:rPr>
+          <w:rFonts w:ascii="Consolas" w:eastAsia="Times New Roman" w:hAnsi="Consolas" w:cs="Times New Roman"/>
+          <w:color w:val="4E5B61"/>
+          <w:kern w:val="0"/>
+          <w:sz w:val="21"/>
+          <w:szCs w:val="21"/>
+          <w:lang w:eastAsia="en-IN" w:bidi="hi-IN"/>
+          <w14:ligatures w14:val="none"/>
+        </w:rPr>
+      </w:pPr>
+      <w:r>
+        <w:rPr>
+          <w:rFonts w:ascii="Consolas" w:eastAsia="Times New Roman" w:hAnsi="Consolas" w:cs="Times New Roman"/>
+          <w:color w:val="4E5B61"/>
+          <w:kern w:val="0"/>
+          <w:sz w:val="21"/>
+          <w:szCs w:val="21"/>
+          <w:lang w:eastAsia="en-IN" w:bidi="hi-IN"/>
+          <w14:ligatures w14:val="none"/>
+        </w:rPr>
+        <w:t xml:space="preserve">  html += </w:t>
+      </w:r>
+      <w:r>
+        <w:rPr>
+          <w:rFonts w:ascii="Consolas" w:eastAsia="Times New Roman" w:hAnsi="Consolas" w:cs="Times New Roman"/>
+          <w:color w:val="005C5F"/>
+          <w:kern w:val="0"/>
+          <w:sz w:val="21"/>
+          <w:szCs w:val="21"/>
+          <w:lang w:eastAsia="en-IN" w:bidi="hi-IN"/>
+          <w14:ligatures w14:val="none"/>
+        </w:rPr>
+        <w:t>"&lt;h2&gt;Status: "</w:t>
+      </w:r>
+      <w:r>
+        <w:rPr>
+          <w:rFonts w:ascii="Consolas" w:eastAsia="Times New Roman" w:hAnsi="Consolas" w:cs="Times New Roman"/>
+          <w:color w:val="4E5B61"/>
+          <w:kern w:val="0"/>
+          <w:sz w:val="21"/>
+          <w:szCs w:val="21"/>
+          <w:lang w:eastAsia="en-IN" w:bidi="hi-IN"/>
+          <w14:ligatures w14:val="none"/>
+        </w:rPr>
+        <w:t xml:space="preserve"> + </w:t>
+      </w:r>
+      <w:proofErr w:type="spellStart"/>
+      <w:r>
+        <w:rPr>
+          <w:rFonts w:ascii="Consolas" w:eastAsia="Times New Roman" w:hAnsi="Consolas" w:cs="Times New Roman"/>
+          <w:color w:val="4E5B61"/>
+          <w:kern w:val="0"/>
+          <w:sz w:val="21"/>
+          <w:szCs w:val="21"/>
+          <w:lang w:eastAsia="en-IN" w:bidi="hi-IN"/>
+          <w14:ligatures w14:val="none"/>
+        </w:rPr>
+        <w:t>alarmStatus</w:t>
+      </w:r>
+      <w:proofErr w:type="spellEnd"/>
+      <w:r>
+        <w:rPr>
+          <w:rFonts w:ascii="Consolas" w:eastAsia="Times New Roman" w:hAnsi="Consolas" w:cs="Times New Roman"/>
+          <w:color w:val="4E5B61"/>
+          <w:kern w:val="0"/>
+          <w:sz w:val="21"/>
+          <w:szCs w:val="21"/>
+          <w:lang w:eastAsia="en-IN" w:bidi="hi-IN"/>
+          <w14:ligatures w14:val="none"/>
+        </w:rPr>
+        <w:t xml:space="preserve"> + </w:t>
+      </w:r>
+      <w:r>
+        <w:rPr>
+          <w:rFonts w:ascii="Consolas" w:eastAsia="Times New Roman" w:hAnsi="Consolas" w:cs="Times New Roman"/>
+          <w:color w:val="005C5F"/>
+          <w:kern w:val="0"/>
+          <w:sz w:val="21"/>
+          <w:szCs w:val="21"/>
+          <w:lang w:eastAsia="en-IN" w:bidi="hi-IN"/>
+          <w14:ligatures w14:val="none"/>
+        </w:rPr>
+        <w:t>"&lt;/h2&gt;"</w:t>
+      </w:r>
+      <w:r>
+        <w:rPr>
+          <w:rFonts w:ascii="Consolas" w:eastAsia="Times New Roman" w:hAnsi="Consolas" w:cs="Times New Roman"/>
+          <w:color w:val="4E5B61"/>
+          <w:kern w:val="0"/>
+          <w:sz w:val="21"/>
+          <w:szCs w:val="21"/>
+          <w:lang w:eastAsia="en-IN" w:bidi="hi-IN"/>
+          <w14:ligatures w14:val="none"/>
+        </w:rPr>
+        <w:t>;</w:t>
+      </w:r>
+    </w:p>
+    <w:p>
+      <w:pPr>
+        <w:shd w:val="clear" w:color="auto" w:fill="FFFFFF"/>
+        <w:spacing w:after="0" w:line="285" w:lineRule="atLeast"/>
+        <w:rPr>
+          <w:rFonts w:ascii="Consolas" w:eastAsia="Times New Roman" w:hAnsi="Consolas" w:cs="Times New Roman"/>
+          <w:color w:val="4E5B61"/>
+          <w:kern w:val="0"/>
+          <w:sz w:val="21"/>
+          <w:szCs w:val="21"/>
+          <w:lang w:eastAsia="en-IN" w:bidi="hi-IN"/>
+          <w14:ligatures w14:val="none"/>
+        </w:rPr>
+      </w:pPr>
+      <w:r>
+        <w:rPr>
+          <w:rFonts w:ascii="Consolas" w:eastAsia="Times New Roman" w:hAnsi="Consolas" w:cs="Times New Roman"/>
+          <w:color w:val="4E5B61"/>
+          <w:kern w:val="0"/>
+          <w:sz w:val="21"/>
+          <w:szCs w:val="21"/>
+          <w:lang w:eastAsia="en-IN" w:bidi="hi-IN"/>
+          <w14:ligatures w14:val="none"/>
+        </w:rPr>
+        <w:t xml:space="preserve">  html += </w:t>
+      </w:r>
+      <w:r>
+        <w:rPr>
+          <w:rFonts w:ascii="Consolas" w:eastAsia="Times New Roman" w:hAnsi="Consolas" w:cs="Times New Roman"/>
+          <w:color w:val="005C5F"/>
+          <w:kern w:val="0"/>
+          <w:sz w:val="21"/>
+          <w:szCs w:val="21"/>
+          <w:lang w:eastAsia="en-IN" w:bidi="hi-IN"/>
+          <w14:ligatures w14:val="none"/>
+        </w:rPr>
+        <w:t>"&lt;/body&gt;&lt;/html&gt;"</w:t>
+      </w:r>
+      <w:r>
+        <w:rPr>
+          <w:rFonts w:ascii="Consolas" w:eastAsia="Times New Roman" w:hAnsi="Consolas" w:cs="Times New Roman"/>
+          <w:color w:val="4E5B61"/>
+          <w:kern w:val="0"/>
+          <w:sz w:val="21"/>
+          <w:szCs w:val="21"/>
+          <w:lang w:eastAsia="en-IN" w:bidi="hi-IN"/>
+          <w14:ligatures w14:val="none"/>
+        </w:rPr>
+        <w:t>;</w:t>
+      </w:r>
+    </w:p>
+    <w:p>
+      <w:pPr>
+        <w:shd w:val="clear" w:color="auto" w:fill="FFFFFF"/>
+        <w:spacing w:after="0" w:line="285" w:lineRule="atLeast"/>
+        <w:rPr>
+          <w:rFonts w:ascii="Consolas" w:eastAsia="Times New Roman" w:hAnsi="Consolas" w:cs="Times New Roman"/>
+          <w:color w:val="4E5B61"/>
+          <w:kern w:val="0"/>
+          <w:sz w:val="21"/>
+          <w:szCs w:val="21"/>
+          <w:lang w:eastAsia="en-IN" w:bidi="hi-IN"/>
+          <w14:ligatures w14:val="none"/>
+        </w:rPr>
+      </w:pPr>
+      <w:r>
+        <w:rPr>
+          <w:rFonts w:ascii="Consolas" w:eastAsia="Times New Roman" w:hAnsi="Consolas" w:cs="Times New Roman"/>
+          <w:color w:val="4E5B61"/>
+          <w:kern w:val="0"/>
+          <w:sz w:val="21"/>
+          <w:szCs w:val="21"/>
+          <w:lang w:eastAsia="en-IN" w:bidi="hi-IN"/>
+          <w14:ligatures w14:val="none"/>
+        </w:rPr>
+        <w:t xml:space="preserve">  </w:t>
+      </w:r>
+      <w:proofErr w:type="spellStart"/>
+      <w:r>
+        <w:rPr>
+          <w:rFonts w:ascii="Consolas" w:eastAsia="Times New Roman" w:hAnsi="Consolas" w:cs="Times New Roman"/>
+          <w:color w:val="D35400"/>
+          <w:kern w:val="0"/>
+          <w:sz w:val="21"/>
+          <w:szCs w:val="21"/>
+          <w:lang w:eastAsia="en-IN" w:bidi="hi-IN"/>
+          <w14:ligatures w14:val="none"/>
+        </w:rPr>
+        <w:t>server</w:t>
+      </w:r>
+      <w:r>
+        <w:rPr>
+          <w:rFonts w:ascii="Consolas" w:eastAsia="Times New Roman" w:hAnsi="Consolas" w:cs="Times New Roman"/>
+          <w:color w:val="4E5B61"/>
+          <w:kern w:val="0"/>
+          <w:sz w:val="21"/>
+          <w:szCs w:val="21"/>
+          <w:lang w:eastAsia="en-IN" w:bidi="hi-IN"/>
+          <w14:ligatures w14:val="none"/>
+        </w:rPr>
+        <w:t>.</w:t>
+      </w:r>
+      <w:r>
+        <w:rPr>
+          <w:rFonts w:ascii="Consolas" w:eastAsia="Times New Roman" w:hAnsi="Consolas" w:cs="Times New Roman"/>
+          <w:color w:val="D35400"/>
+          <w:kern w:val="0"/>
+          <w:sz w:val="21"/>
+          <w:szCs w:val="21"/>
+          <w:lang w:eastAsia="en-IN" w:bidi="hi-IN"/>
+          <w14:ligatures w14:val="none"/>
+        </w:rPr>
+        <w:t>send</w:t>
+      </w:r>
+      <w:proofErr w:type="spellEnd"/>
+      <w:r>
+        <w:rPr>
+          <w:rFonts w:ascii="Consolas" w:eastAsia="Times New Roman" w:hAnsi="Consolas" w:cs="Times New Roman"/>
+          <w:color w:val="434F54"/>
+          <w:kern w:val="0"/>
+          <w:sz w:val="21"/>
+          <w:szCs w:val="21"/>
+          <w:lang w:eastAsia="en-IN" w:bidi="hi-IN"/>
+          <w14:ligatures w14:val="none"/>
+        </w:rPr>
+        <w:t>(</w:t>
+      </w:r>
+      <w:r>
+        <w:rPr>
+          <w:rFonts w:ascii="Consolas" w:eastAsia="Times New Roman" w:hAnsi="Consolas" w:cs="Times New Roman"/>
+          <w:color w:val="005C5F"/>
+          <w:kern w:val="0"/>
+          <w:sz w:val="21"/>
+          <w:szCs w:val="21"/>
+          <w:lang w:eastAsia="en-IN" w:bidi="hi-IN"/>
+          <w14:ligatures w14:val="none"/>
+        </w:rPr>
+        <w:t>200</w:t>
+      </w:r>
+      <w:r>
+        <w:rPr>
+          <w:rFonts w:ascii="Consolas" w:eastAsia="Times New Roman" w:hAnsi="Consolas" w:cs="Times New Roman"/>
+          <w:color w:val="4E5B61"/>
+          <w:kern w:val="0"/>
+          <w:sz w:val="21"/>
+          <w:szCs w:val="21"/>
+          <w:lang w:eastAsia="en-IN" w:bidi="hi-IN"/>
+          <w14:ligatures w14:val="none"/>
+        </w:rPr>
+        <w:t xml:space="preserve">, </w:t>
+      </w:r>
+      <w:r>
+        <w:rPr>
+          <w:rFonts w:ascii="Consolas" w:eastAsia="Times New Roman" w:hAnsi="Consolas" w:cs="Times New Roman"/>
+          <w:color w:val="005C5F"/>
+          <w:kern w:val="0"/>
+          <w:sz w:val="21"/>
+          <w:szCs w:val="21"/>
+          <w:lang w:eastAsia="en-IN" w:bidi="hi-IN"/>
+          <w14:ligatures w14:val="none"/>
+        </w:rPr>
+        <w:t>"text/html"</w:t>
+      </w:r>
+      <w:r>
+        <w:rPr>
+          <w:rFonts w:ascii="Consolas" w:eastAsia="Times New Roman" w:hAnsi="Consolas" w:cs="Times New Roman"/>
+          <w:color w:val="4E5B61"/>
+          <w:kern w:val="0"/>
+          <w:sz w:val="21"/>
+          <w:szCs w:val="21"/>
+          <w:lang w:eastAsia="en-IN" w:bidi="hi-IN"/>
+          <w14:ligatures w14:val="none"/>
+        </w:rPr>
+        <w:t>, html</w:t>
+      </w:r>
+      <w:r>
+        <w:rPr>
+          <w:rFonts w:ascii="Consolas" w:eastAsia="Times New Roman" w:hAnsi="Consolas" w:cs="Times New Roman"/>
+          <w:color w:val="434F54"/>
+          <w:kern w:val="0"/>
+          <w:sz w:val="21"/>
+          <w:szCs w:val="21"/>
+          <w:lang w:eastAsia="en-IN" w:bidi="hi-IN"/>
+          <w14:ligatures w14:val="none"/>
+        </w:rPr>
+        <w:t>)</w:t>
+      </w:r>
+      <w:r>
+        <w:rPr>
+          <w:rFonts w:ascii="Consolas" w:eastAsia="Times New Roman" w:hAnsi="Consolas" w:cs="Times New Roman"/>
+          <w:color w:val="4E5B61"/>
+          <w:kern w:val="0"/>
+          <w:sz w:val="21"/>
+          <w:szCs w:val="21"/>
+          <w:lang w:eastAsia="en-IN" w:bidi="hi-IN"/>
+          <w14:ligatures w14:val="none"/>
+        </w:rPr>
+        <w:t>;</w:t>
+      </w:r>
+    </w:p>
+    <w:p>
+      <w:pPr>
+        <w:shd w:val="clear" w:color="auto" w:fill="FFFFFF"/>
+        <w:spacing w:after="0" w:line="285" w:lineRule="atLeast"/>
+        <w:rPr>
+          <w:rFonts w:ascii="Consolas" w:eastAsia="Times New Roman" w:hAnsi="Consolas" w:cs="Times New Roman"/>
+          <w:color w:val="4E5B61"/>
+          <w:kern w:val="0"/>
+          <w:sz w:val="21"/>
+          <w:szCs w:val="21"/>
+          <w:lang w:eastAsia="en-IN" w:bidi="hi-IN"/>
+          <w14:ligatures w14:val="none"/>
+        </w:rPr>
+      </w:pPr>
+      <w:r>
+        <w:rPr>
+          <w:rFonts w:ascii="Consolas" w:eastAsia="Times New Roman" w:hAnsi="Consolas" w:cs="Times New Roman"/>
+          <w:color w:val="434F54"/>
+          <w:kern w:val="0"/>
+          <w:sz w:val="21"/>
+          <w:szCs w:val="21"/>
+          <w:lang w:eastAsia="en-IN" w:bidi="hi-IN"/>
+          <w14:ligatures w14:val="none"/>
+        </w:rPr>
+        <w:t>}</w:t>
+      </w:r>
+    </w:p>
+    <w:p>
+      <w:pPr>
+        <w:shd w:val="clear" w:color="auto" w:fill="FFFFFF"/>
+        <w:spacing w:after="0" w:line="285" w:lineRule="atLeast"/>
+        <w:rPr>
+          <w:rFonts w:ascii="Consolas" w:eastAsia="Times New Roman" w:hAnsi="Consolas" w:cs="Times New Roman"/>
+          <w:color w:val="4E5B61"/>
+          <w:kern w:val="0"/>
+          <w:sz w:val="21"/>
+          <w:szCs w:val="21"/>
+          <w:lang w:eastAsia="en-IN" w:bidi="hi-IN"/>
+          <w14:ligatures w14:val="none"/>
+        </w:rPr>
+      </w:pPr>
+    </w:p>
+    <w:p>
+      <w:pPr>
+        <w:shd w:val="clear" w:color="auto" w:fill="FFFFFF"/>
+        <w:spacing w:after="0" w:line="285" w:lineRule="atLeast"/>
+        <w:rPr>
+          <w:rFonts w:ascii="Consolas" w:eastAsia="Times New Roman" w:hAnsi="Consolas" w:cs="Times New Roman"/>
+          <w:color w:val="4E5B61"/>
+          <w:kern w:val="0"/>
+          <w:sz w:val="21"/>
+          <w:szCs w:val="21"/>
+          <w:lang w:eastAsia="en-IN" w:bidi="hi-IN"/>
+          <w14:ligatures w14:val="none"/>
+        </w:rPr>
+      </w:pPr>
+      <w:r>
+        <w:rPr>
+          <w:rFonts w:ascii="Consolas" w:eastAsia="Times New Roman" w:hAnsi="Consolas" w:cs="Times New Roman"/>
+          <w:color w:val="00979D"/>
+          <w:kern w:val="0"/>
+          <w:sz w:val="21"/>
+          <w:szCs w:val="21"/>
+          <w:lang w:eastAsia="en-IN" w:bidi="hi-IN"/>
+          <w14:ligatures w14:val="none"/>
+        </w:rPr>
+        <w:t>void</w:t>
+      </w:r>
+      <w:r>
+        <w:rPr>
+          <w:rFonts w:ascii="Consolas" w:eastAsia="Times New Roman" w:hAnsi="Consolas" w:cs="Times New Roman"/>
+          <w:color w:val="4E5B61"/>
+          <w:kern w:val="0"/>
+          <w:sz w:val="21"/>
+          <w:szCs w:val="21"/>
+          <w:lang w:eastAsia="en-IN" w:bidi="hi-IN"/>
+          <w14:ligatures w14:val="none"/>
+        </w:rPr>
+        <w:t xml:space="preserve"> </w:t>
+      </w:r>
+      <w:r>
+        <w:rPr>
+          <w:rFonts w:ascii="Consolas" w:eastAsia="Times New Roman" w:hAnsi="Consolas" w:cs="Times New Roman"/>
+          <w:color w:val="D35400"/>
+          <w:kern w:val="0"/>
+          <w:sz w:val="21"/>
+          <w:szCs w:val="21"/>
+          <w:lang w:eastAsia="en-IN" w:bidi="hi-IN"/>
+          <w14:ligatures w14:val="none"/>
+        </w:rPr>
+        <w:t>setup</w:t>
+      </w:r>
+      <w:r>
+        <w:rPr>
+          <w:rFonts w:ascii="Consolas" w:eastAsia="Times New Roman" w:hAnsi="Consolas" w:cs="Times New Roman"/>
+          <w:color w:val="434F54"/>
+          <w:kern w:val="0"/>
+          <w:sz w:val="21"/>
+          <w:szCs w:val="21"/>
+          <w:lang w:eastAsia="en-IN" w:bidi="hi-IN"/>
+          <w14:ligatures w14:val="none"/>
+        </w:rPr>
+        <w:t>()</w:t>
+      </w:r>
+      <w:r>
+        <w:rPr>
+          <w:rFonts w:ascii="Consolas" w:eastAsia="Times New Roman" w:hAnsi="Consolas" w:cs="Times New Roman"/>
+          <w:color w:val="4E5B61"/>
+          <w:kern w:val="0"/>
+          <w:sz w:val="21"/>
+          <w:szCs w:val="21"/>
+          <w:lang w:eastAsia="en-IN" w:bidi="hi-IN"/>
+          <w14:ligatures w14:val="none"/>
+        </w:rPr>
+        <w:t xml:space="preserve"> </w:t>
+      </w:r>
+      <w:r>
+        <w:rPr>
+          <w:rFonts w:ascii="Consolas" w:eastAsia="Times New Roman" w:hAnsi="Consolas" w:cs="Times New Roman"/>
+          <w:color w:val="434F54"/>
+          <w:kern w:val="0"/>
+          <w:sz w:val="21"/>
+          <w:szCs w:val="21"/>
+          <w:lang w:eastAsia="en-IN" w:bidi="hi-IN"/>
+          <w14:ligatures w14:val="none"/>
+        </w:rPr>
+        <w:t>{</w:t>
+      </w:r>
+    </w:p>
+    <w:p>
+      <w:pPr>
+        <w:shd w:val="clear" w:color="auto" w:fill="FFFFFF"/>
+        <w:spacing w:after="0" w:line="285" w:lineRule="atLeast"/>
+        <w:rPr>
+          <w:rFonts w:ascii="Consolas" w:eastAsia="Times New Roman" w:hAnsi="Consolas" w:cs="Times New Roman"/>
+          <w:color w:val="4E5B61"/>
+          <w:kern w:val="0"/>
+          <w:sz w:val="21"/>
+          <w:szCs w:val="21"/>
+          <w:lang w:eastAsia="en-IN" w:bidi="hi-IN"/>
+          <w14:ligatures w14:val="none"/>
+        </w:rPr>
+      </w:pPr>
+      <w:r>
+        <w:rPr>
+          <w:rFonts w:ascii="Consolas" w:eastAsia="Times New Roman" w:hAnsi="Consolas" w:cs="Times New Roman"/>
+          <w:color w:val="4E5B61"/>
+          <w:kern w:val="0"/>
+          <w:sz w:val="21"/>
+          <w:szCs w:val="21"/>
+          <w:lang w:eastAsia="en-IN" w:bidi="hi-IN"/>
+          <w14:ligatures w14:val="none"/>
+        </w:rPr>
+        <w:t xml:space="preserve">  </w:t>
+      </w:r>
+      <w:proofErr w:type="spellStart"/>
+      <w:r>
+        <w:rPr>
+          <w:rFonts w:ascii="Consolas" w:eastAsia="Times New Roman" w:hAnsi="Consolas" w:cs="Times New Roman"/>
+          <w:color w:val="D35400"/>
+          <w:kern w:val="0"/>
+          <w:sz w:val="21"/>
+          <w:szCs w:val="21"/>
+          <w:lang w:eastAsia="en-IN" w:bidi="hi-IN"/>
+          <w14:ligatures w14:val="none"/>
+        </w:rPr>
+        <w:t>Serial</w:t>
+      </w:r>
+      <w:r>
+        <w:rPr>
+          <w:rFonts w:ascii="Consolas" w:eastAsia="Times New Roman" w:hAnsi="Consolas" w:cs="Times New Roman"/>
+          <w:color w:val="4E5B61"/>
+          <w:kern w:val="0"/>
+          <w:sz w:val="21"/>
+          <w:szCs w:val="21"/>
+          <w:lang w:eastAsia="en-IN" w:bidi="hi-IN"/>
+          <w14:ligatures w14:val="none"/>
+        </w:rPr>
+        <w:t>.</w:t>
+      </w:r>
+      <w:r>
+        <w:rPr>
+          <w:rFonts w:ascii="Consolas" w:eastAsia="Times New Roman" w:hAnsi="Consolas" w:cs="Times New Roman"/>
+          <w:color w:val="D35400"/>
+          <w:kern w:val="0"/>
+          <w:sz w:val="21"/>
+          <w:szCs w:val="21"/>
+          <w:lang w:eastAsia="en-IN" w:bidi="hi-IN"/>
+          <w14:ligatures w14:val="none"/>
+        </w:rPr>
+        <w:t>begin</w:t>
+      </w:r>
+      <w:proofErr w:type="spellEnd"/>
+      <w:r>
+        <w:rPr>
+          <w:rFonts w:ascii="Consolas" w:eastAsia="Times New Roman" w:hAnsi="Consolas" w:cs="Times New Roman"/>
+          <w:color w:val="434F54"/>
+          <w:kern w:val="0"/>
+          <w:sz w:val="21"/>
+          <w:szCs w:val="21"/>
+          <w:lang w:eastAsia="en-IN" w:bidi="hi-IN"/>
+          <w14:ligatures w14:val="none"/>
+        </w:rPr>
+        <w:t>(</w:t>
+      </w:r>
+      <w:r>
+        <w:rPr>
+          <w:rFonts w:ascii="Consolas" w:eastAsia="Times New Roman" w:hAnsi="Consolas" w:cs="Times New Roman"/>
+          <w:color w:val="005C5F"/>
+          <w:kern w:val="0"/>
+          <w:sz w:val="21"/>
+          <w:szCs w:val="21"/>
+          <w:lang w:eastAsia="en-IN" w:bidi="hi-IN"/>
+          <w14:ligatures w14:val="none"/>
+        </w:rPr>
+        <w:t>115200</w:t>
+      </w:r>
+      <w:r>
+        <w:rPr>
+          <w:rFonts w:ascii="Consolas" w:eastAsia="Times New Roman" w:hAnsi="Consolas" w:cs="Times New Roman"/>
+          <w:color w:val="434F54"/>
+          <w:kern w:val="0"/>
+          <w:sz w:val="21"/>
+          <w:szCs w:val="21"/>
+          <w:lang w:eastAsia="en-IN" w:bidi="hi-IN"/>
+          <w14:ligatures w14:val="none"/>
+        </w:rPr>
+        <w:t>)</w:t>
+      </w:r>
+      <w:r>
+        <w:rPr>
+          <w:rFonts w:ascii="Consolas" w:eastAsia="Times New Roman" w:hAnsi="Consolas" w:cs="Times New Roman"/>
+          <w:color w:val="4E5B61"/>
+          <w:kern w:val="0"/>
+          <w:sz w:val="21"/>
+          <w:szCs w:val="21"/>
+          <w:lang w:eastAsia="en-IN" w:bidi="hi-IN"/>
+          <w14:ligatures w14:val="none"/>
+        </w:rPr>
+        <w:t>;</w:t>
+      </w:r>
+    </w:p>
+    <w:p>
+      <w:pPr>
+        <w:shd w:val="clear" w:color="auto" w:fill="FFFFFF"/>
+        <w:spacing w:after="0" w:line="285" w:lineRule="atLeast"/>
+        <w:rPr>
+          <w:rFonts w:ascii="Consolas" w:eastAsia="Times New Roman" w:hAnsi="Consolas" w:cs="Times New Roman"/>
+          <w:color w:val="4E5B61"/>
+          <w:kern w:val="0"/>
+          <w:sz w:val="21"/>
+          <w:szCs w:val="21"/>
+          <w:lang w:eastAsia="en-IN" w:bidi="hi-IN"/>
+          <w14:ligatures w14:val="none"/>
+        </w:rPr>
+      </w:pPr>
+      <w:r>
+        <w:rPr>
+          <w:rFonts w:ascii="Consolas" w:eastAsia="Times New Roman" w:hAnsi="Consolas" w:cs="Times New Roman"/>
+          <w:color w:val="4E5B61"/>
+          <w:kern w:val="0"/>
+          <w:sz w:val="21"/>
+          <w:szCs w:val="21"/>
+          <w:lang w:eastAsia="en-IN" w:bidi="hi-IN"/>
+          <w14:ligatures w14:val="none"/>
+        </w:rPr>
+        <w:t xml:space="preserve">  </w:t>
+      </w:r>
+      <w:proofErr w:type="spellStart"/>
+      <w:r>
+        <w:rPr>
+          <w:rFonts w:ascii="Consolas" w:eastAsia="Times New Roman" w:hAnsi="Consolas" w:cs="Times New Roman"/>
+          <w:color w:val="D35400"/>
+          <w:kern w:val="0"/>
+          <w:sz w:val="21"/>
+          <w:szCs w:val="21"/>
+          <w:lang w:eastAsia="en-IN" w:bidi="hi-IN"/>
+          <w14:ligatures w14:val="none"/>
+        </w:rPr>
+        <w:t>pinMode</w:t>
+      </w:r>
+      <w:proofErr w:type="spellEnd"/>
+      <w:r>
+        <w:rPr>
+          <w:rFonts w:ascii="Consolas" w:eastAsia="Times New Roman" w:hAnsi="Consolas" w:cs="Times New Roman"/>
+          <w:color w:val="434F54"/>
+          <w:kern w:val="0"/>
+          <w:sz w:val="21"/>
+          <w:szCs w:val="21"/>
+          <w:lang w:eastAsia="en-IN" w:bidi="hi-IN"/>
+          <w14:ligatures w14:val="none"/>
+        </w:rPr>
+        <w:t>(</w:t>
+      </w:r>
+      <w:r>
+        <w:rPr>
+          <w:rFonts w:ascii="Consolas" w:eastAsia="Times New Roman" w:hAnsi="Consolas" w:cs="Times New Roman"/>
+          <w:color w:val="4E5B61"/>
+          <w:kern w:val="0"/>
+          <w:sz w:val="21"/>
+          <w:szCs w:val="21"/>
+          <w:lang w:eastAsia="en-IN" w:bidi="hi-IN"/>
+          <w14:ligatures w14:val="none"/>
+        </w:rPr>
+        <w:t>TILT_PIN, INPUT_PULLUP</w:t>
+      </w:r>
+      <w:r>
+        <w:rPr>
+          <w:rFonts w:ascii="Consolas" w:eastAsia="Times New Roman" w:hAnsi="Consolas" w:cs="Times New Roman"/>
+          <w:color w:val="434F54"/>
+          <w:kern w:val="0"/>
+          <w:sz w:val="21"/>
+          <w:szCs w:val="21"/>
+          <w:lang w:eastAsia="en-IN" w:bidi="hi-IN"/>
+          <w14:ligatures w14:val="none"/>
+        </w:rPr>
+        <w:t>)</w:t>
+      </w:r>
+      <w:r>
+        <w:rPr>
+          <w:rFonts w:ascii="Consolas" w:eastAsia="Times New Roman" w:hAnsi="Consolas" w:cs="Times New Roman"/>
+          <w:color w:val="4E5B61"/>
+          <w:kern w:val="0"/>
+          <w:sz w:val="21"/>
+          <w:szCs w:val="21"/>
+          <w:lang w:eastAsia="en-IN" w:bidi="hi-IN"/>
+          <w14:ligatures w14:val="none"/>
+        </w:rPr>
+        <w:t>;</w:t>
+      </w:r>
+    </w:p>
+    <w:p>
+      <w:pPr>
+        <w:shd w:val="clear" w:color="auto" w:fill="FFFFFF"/>
+        <w:spacing w:after="0" w:line="285" w:lineRule="atLeast"/>
+        <w:rPr>
+          <w:rFonts w:ascii="Consolas" w:eastAsia="Times New Roman" w:hAnsi="Consolas" w:cs="Times New Roman"/>
+          <w:color w:val="4E5B61"/>
+          <w:kern w:val="0"/>
+          <w:sz w:val="21"/>
+          <w:szCs w:val="21"/>
+          <w:lang w:eastAsia="en-IN" w:bidi="hi-IN"/>
+          <w14:ligatures w14:val="none"/>
+        </w:rPr>
+      </w:pPr>
+      <w:r>
+        <w:rPr>
+          <w:rFonts w:ascii="Consolas" w:eastAsia="Times New Roman" w:hAnsi="Consolas" w:cs="Times New Roman"/>
+          <w:color w:val="4E5B61"/>
+          <w:kern w:val="0"/>
+          <w:sz w:val="21"/>
+          <w:szCs w:val="21"/>
+          <w:lang w:eastAsia="en-IN" w:bidi="hi-IN"/>
+          <w14:ligatures w14:val="none"/>
+        </w:rPr>
+        <w:t xml:space="preserve">  </w:t>
+      </w:r>
+      <w:proofErr w:type="spellStart"/>
+      <w:r>
+        <w:rPr>
+          <w:rFonts w:ascii="Consolas" w:eastAsia="Times New Roman" w:hAnsi="Consolas" w:cs="Times New Roman"/>
+          <w:color w:val="D35400"/>
+          <w:kern w:val="0"/>
+          <w:sz w:val="21"/>
+          <w:szCs w:val="21"/>
+          <w:lang w:eastAsia="en-IN" w:bidi="hi-IN"/>
+          <w14:ligatures w14:val="none"/>
+        </w:rPr>
+        <w:t>pinMode</w:t>
+      </w:r>
+      <w:proofErr w:type="spellEnd"/>
+      <w:r>
+        <w:rPr>
+          <w:rFonts w:ascii="Consolas" w:eastAsia="Times New Roman" w:hAnsi="Consolas" w:cs="Times New Roman"/>
+          <w:color w:val="434F54"/>
+          <w:kern w:val="0"/>
+          <w:sz w:val="21"/>
+          <w:szCs w:val="21"/>
+          <w:lang w:eastAsia="en-IN" w:bidi="hi-IN"/>
+          <w14:ligatures w14:val="none"/>
+        </w:rPr>
+        <w:t>(</w:t>
+      </w:r>
+      <w:r>
+        <w:rPr>
+          <w:rFonts w:ascii="Consolas" w:eastAsia="Times New Roman" w:hAnsi="Consolas" w:cs="Times New Roman"/>
+          <w:color w:val="4E5B61"/>
+          <w:kern w:val="0"/>
+          <w:sz w:val="21"/>
+          <w:szCs w:val="21"/>
+          <w:lang w:eastAsia="en-IN" w:bidi="hi-IN"/>
+          <w14:ligatures w14:val="none"/>
+        </w:rPr>
+        <w:t>BUZZER_PIN, OUTPUT</w:t>
+      </w:r>
+      <w:r>
+        <w:rPr>
+          <w:rFonts w:ascii="Consolas" w:eastAsia="Times New Roman" w:hAnsi="Consolas" w:cs="Times New Roman"/>
+          <w:color w:val="434F54"/>
+          <w:kern w:val="0"/>
+          <w:sz w:val="21"/>
+          <w:szCs w:val="21"/>
+          <w:lang w:eastAsia="en-IN" w:bidi="hi-IN"/>
+          <w14:ligatures w14:val="none"/>
+        </w:rPr>
+        <w:t>)</w:t>
+      </w:r>
+      <w:r>
+        <w:rPr>
+          <w:rFonts w:ascii="Consolas" w:eastAsia="Times New Roman" w:hAnsi="Consolas" w:cs="Times New Roman"/>
+          <w:color w:val="4E5B61"/>
+          <w:kern w:val="0"/>
+          <w:sz w:val="21"/>
+          <w:szCs w:val="21"/>
+          <w:lang w:eastAsia="en-IN" w:bidi="hi-IN"/>
+          <w14:ligatures w14:val="none"/>
+        </w:rPr>
+        <w:t>;</w:t>
+      </w:r>
+    </w:p>
+    <w:p>
+      <w:pPr>
+        <w:shd w:val="clear" w:color="auto" w:fill="FFFFFF"/>
+        <w:spacing w:after="0" w:line="285" w:lineRule="atLeast"/>
+        <w:rPr>
+          <w:rFonts w:ascii="Consolas" w:eastAsia="Times New Roman" w:hAnsi="Consolas" w:cs="Times New Roman"/>
+          <w:color w:val="4E5B61"/>
+          <w:kern w:val="0"/>
+          <w:sz w:val="21"/>
+          <w:szCs w:val="21"/>
+          <w:lang w:eastAsia="en-IN" w:bidi="hi-IN"/>
+          <w14:ligatures w14:val="none"/>
+        </w:rPr>
+      </w:pPr>
+      <w:r>
+        <w:rPr>
+          <w:rFonts w:ascii="Consolas" w:eastAsia="Times New Roman" w:hAnsi="Consolas" w:cs="Times New Roman"/>
+          <w:color w:val="4E5B61"/>
+          <w:kern w:val="0"/>
+          <w:sz w:val="21"/>
+          <w:szCs w:val="21"/>
+          <w:lang w:eastAsia="en-IN" w:bidi="hi-IN"/>
+          <w14:ligatures w14:val="none"/>
+        </w:rPr>
+        <w:t xml:space="preserve">  </w:t>
+      </w:r>
+      <w:proofErr w:type="spellStart"/>
+      <w:r>
+        <w:rPr>
+          <w:rFonts w:ascii="Consolas" w:eastAsia="Times New Roman" w:hAnsi="Consolas" w:cs="Times New Roman"/>
+          <w:color w:val="D35400"/>
+          <w:kern w:val="0"/>
+          <w:sz w:val="21"/>
+          <w:szCs w:val="21"/>
+          <w:lang w:eastAsia="en-IN" w:bidi="hi-IN"/>
+          <w14:ligatures w14:val="none"/>
+        </w:rPr>
+        <w:t>digitalWrite</w:t>
+      </w:r>
+      <w:proofErr w:type="spellEnd"/>
+      <w:r>
+        <w:rPr>
+          <w:rFonts w:ascii="Consolas" w:eastAsia="Times New Roman" w:hAnsi="Consolas" w:cs="Times New Roman"/>
+          <w:color w:val="434F54"/>
+          <w:kern w:val="0"/>
+          <w:sz w:val="21"/>
+          <w:szCs w:val="21"/>
+          <w:lang w:eastAsia="en-IN" w:bidi="hi-IN"/>
+          <w14:ligatures w14:val="none"/>
+        </w:rPr>
+        <w:t>(</w:t>
+      </w:r>
+      <w:r>
+        <w:rPr>
+          <w:rFonts w:ascii="Consolas" w:eastAsia="Times New Roman" w:hAnsi="Consolas" w:cs="Times New Roman"/>
+          <w:color w:val="4E5B61"/>
+          <w:kern w:val="0"/>
+          <w:sz w:val="21"/>
+          <w:szCs w:val="21"/>
+          <w:lang w:eastAsia="en-IN" w:bidi="hi-IN"/>
+          <w14:ligatures w14:val="none"/>
+        </w:rPr>
+        <w:t>BUZZER_PIN, LOW</w:t>
+      </w:r>
+      <w:r>
+        <w:rPr>
+          <w:rFonts w:ascii="Consolas" w:eastAsia="Times New Roman" w:hAnsi="Consolas" w:cs="Times New Roman"/>
+          <w:color w:val="434F54"/>
+          <w:kern w:val="0"/>
+          <w:sz w:val="21"/>
+          <w:szCs w:val="21"/>
+          <w:lang w:eastAsia="en-IN" w:bidi="hi-IN"/>
+          <w14:ligatures w14:val="none"/>
+        </w:rPr>
+        <w:t>)</w:t>
+      </w:r>
+      <w:r>
+        <w:rPr>
+          <w:rFonts w:ascii="Consolas" w:eastAsia="Times New Roman" w:hAnsi="Consolas" w:cs="Times New Roman"/>
+          <w:color w:val="4E5B61"/>
+          <w:kern w:val="0"/>
+          <w:sz w:val="21"/>
+          <w:szCs w:val="21"/>
+          <w:lang w:eastAsia="en-IN" w:bidi="hi-IN"/>
+          <w14:ligatures w14:val="none"/>
+        </w:rPr>
+        <w:t>;</w:t>
+      </w:r>
+    </w:p>
+    <w:p>
+      <w:pPr>
+        <w:shd w:val="clear" w:color="auto" w:fill="FFFFFF"/>
+        <w:spacing w:after="0" w:line="285" w:lineRule="atLeast"/>
+        <w:rPr>
+          <w:rFonts w:ascii="Consolas" w:eastAsia="Times New Roman" w:hAnsi="Consolas" w:cs="Times New Roman"/>
+          <w:color w:val="4E5B61"/>
+          <w:kern w:val="0"/>
+          <w:sz w:val="21"/>
+          <w:szCs w:val="21"/>
+          <w:lang w:eastAsia="en-IN" w:bidi="hi-IN"/>
+          <w14:ligatures w14:val="none"/>
+        </w:rPr>
+      </w:pPr>
+      <w:r>
+        <w:rPr>
+          <w:rFonts w:ascii="Consolas" w:eastAsia="Times New Roman" w:hAnsi="Consolas" w:cs="Times New Roman"/>
+          <w:color w:val="4E5B61"/>
+          <w:kern w:val="0"/>
+          <w:sz w:val="21"/>
+          <w:szCs w:val="21"/>
+          <w:lang w:eastAsia="en-IN" w:bidi="hi-IN"/>
+          <w14:ligatures w14:val="none"/>
+        </w:rPr>
+        <w:t xml:space="preserve">  </w:t>
+      </w:r>
+    </w:p>
+    <w:p>
+      <w:pPr>
+        <w:shd w:val="clear" w:color="auto" w:fill="FFFFFF"/>
+        <w:spacing w:after="0" w:line="285" w:lineRule="atLeast"/>
+        <w:rPr>
+          <w:rFonts w:ascii="Consolas" w:eastAsia="Times New Roman" w:hAnsi="Consolas" w:cs="Times New Roman"/>
+          <w:color w:val="4E5B61"/>
+          <w:kern w:val="0"/>
+          <w:sz w:val="21"/>
+          <w:szCs w:val="21"/>
+          <w:lang w:eastAsia="en-IN" w:bidi="hi-IN"/>
+          <w14:ligatures w14:val="none"/>
+        </w:rPr>
+      </w:pPr>
+      <w:r>
+        <w:rPr>
+          <w:rFonts w:ascii="Consolas" w:eastAsia="Times New Roman" w:hAnsi="Consolas" w:cs="Times New Roman"/>
+          <w:color w:val="4E5B61"/>
+          <w:kern w:val="0"/>
+          <w:sz w:val="21"/>
+          <w:szCs w:val="21"/>
+          <w:lang w:eastAsia="en-IN" w:bidi="hi-IN"/>
+          <w14:ligatures w14:val="none"/>
+        </w:rPr>
+        <w:t xml:space="preserve">  </w:t>
+      </w:r>
+      <w:proofErr w:type="spellStart"/>
+      <w:r>
+        <w:rPr>
+          <w:rFonts w:ascii="Consolas" w:eastAsia="Times New Roman" w:hAnsi="Consolas" w:cs="Times New Roman"/>
+          <w:color w:val="D35400"/>
+          <w:kern w:val="0"/>
+          <w:sz w:val="21"/>
+          <w:szCs w:val="21"/>
+          <w:lang w:eastAsia="en-IN" w:bidi="hi-IN"/>
+          <w14:ligatures w14:val="none"/>
+        </w:rPr>
+        <w:t>WiFi</w:t>
+      </w:r>
+      <w:r>
+        <w:rPr>
+          <w:rFonts w:ascii="Consolas" w:eastAsia="Times New Roman" w:hAnsi="Consolas" w:cs="Times New Roman"/>
+          <w:color w:val="4E5B61"/>
+          <w:kern w:val="0"/>
+          <w:sz w:val="21"/>
+          <w:szCs w:val="21"/>
+          <w:lang w:eastAsia="en-IN" w:bidi="hi-IN"/>
+          <w14:ligatures w14:val="none"/>
+        </w:rPr>
+        <w:t>.</w:t>
+      </w:r>
+      <w:r>
+        <w:rPr>
+          <w:rFonts w:ascii="Consolas" w:eastAsia="Times New Roman" w:hAnsi="Consolas" w:cs="Times New Roman"/>
+          <w:color w:val="D35400"/>
+          <w:kern w:val="0"/>
+          <w:sz w:val="21"/>
+          <w:szCs w:val="21"/>
+          <w:lang w:eastAsia="en-IN" w:bidi="hi-IN"/>
+          <w14:ligatures w14:val="none"/>
+        </w:rPr>
+        <w:t>begin</w:t>
+      </w:r>
+      <w:proofErr w:type="spellEnd"/>
+      <w:r>
+        <w:rPr>
+          <w:rFonts w:ascii="Consolas" w:eastAsia="Times New Roman" w:hAnsi="Consolas" w:cs="Times New Roman"/>
+          <w:color w:val="434F54"/>
+          <w:kern w:val="0"/>
+          <w:sz w:val="21"/>
+          <w:szCs w:val="21"/>
+          <w:lang w:eastAsia="en-IN" w:bidi="hi-IN"/>
+          <w14:ligatures w14:val="none"/>
+        </w:rPr>
+        <w:t>(</w:t>
+      </w:r>
+      <w:proofErr w:type="spellStart"/>
+      <w:r>
+        <w:rPr>
+          <w:rFonts w:ascii="Consolas" w:eastAsia="Times New Roman" w:hAnsi="Consolas" w:cs="Times New Roman"/>
+          <w:color w:val="4E5B61"/>
+          <w:kern w:val="0"/>
+          <w:sz w:val="21"/>
+          <w:szCs w:val="21"/>
+          <w:lang w:eastAsia="en-IN" w:bidi="hi-IN"/>
+          <w14:ligatures w14:val="none"/>
+        </w:rPr>
+        <w:t>ssid</w:t>
+      </w:r>
+      <w:proofErr w:type="spellEnd"/>
+      <w:r>
+        <w:rPr>
+          <w:rFonts w:ascii="Consolas" w:eastAsia="Times New Roman" w:hAnsi="Consolas" w:cs="Times New Roman"/>
+          <w:color w:val="4E5B61"/>
+          <w:kern w:val="0"/>
+          <w:sz w:val="21"/>
+          <w:szCs w:val="21"/>
+          <w:lang w:eastAsia="en-IN" w:bidi="hi-IN"/>
+          <w14:ligatures w14:val="none"/>
+        </w:rPr>
+        <w:t>, password</w:t>
+      </w:r>
+      <w:r>
+        <w:rPr>
+          <w:rFonts w:ascii="Consolas" w:eastAsia="Times New Roman" w:hAnsi="Consolas" w:cs="Times New Roman"/>
+          <w:color w:val="434F54"/>
+          <w:kern w:val="0"/>
+          <w:sz w:val="21"/>
+          <w:szCs w:val="21"/>
+          <w:lang w:eastAsia="en-IN" w:bidi="hi-IN"/>
+          <w14:ligatures w14:val="none"/>
+        </w:rPr>
+        <w:t>)</w:t>
+      </w:r>
+      <w:r>
+        <w:rPr>
+          <w:rFonts w:ascii="Consolas" w:eastAsia="Times New Roman" w:hAnsi="Consolas" w:cs="Times New Roman"/>
+          <w:color w:val="4E5B61"/>
+          <w:kern w:val="0"/>
+          <w:sz w:val="21"/>
+          <w:szCs w:val="21"/>
+          <w:lang w:eastAsia="en-IN" w:bidi="hi-IN"/>
+          <w14:ligatures w14:val="none"/>
+        </w:rPr>
+        <w:t>;</w:t>
+      </w:r>
+    </w:p>
+    <w:p>
+      <w:pPr>
+        <w:shd w:val="clear" w:color="auto" w:fill="FFFFFF"/>
+        <w:spacing w:after="0" w:line="285" w:lineRule="atLeast"/>
+        <w:rPr>
+          <w:rFonts w:ascii="Consolas" w:eastAsia="Times New Roman" w:hAnsi="Consolas" w:cs="Times New Roman"/>
+          <w:color w:val="4E5B61"/>
+          <w:kern w:val="0"/>
+          <w:sz w:val="21"/>
+          <w:szCs w:val="21"/>
+          <w:lang w:eastAsia="en-IN" w:bidi="hi-IN"/>
+          <w14:ligatures w14:val="none"/>
+        </w:rPr>
+      </w:pPr>
+      <w:r>
+        <w:rPr>
+          <w:rFonts w:ascii="Consolas" w:eastAsia="Times New Roman" w:hAnsi="Consolas" w:cs="Times New Roman"/>
+          <w:color w:val="4E5B61"/>
+          <w:kern w:val="0"/>
+          <w:sz w:val="21"/>
+          <w:szCs w:val="21"/>
+          <w:lang w:eastAsia="en-IN" w:bidi="hi-IN"/>
+          <w14:ligatures w14:val="none"/>
+        </w:rPr>
+        <w:t xml:space="preserve">  </w:t>
+      </w:r>
+      <w:proofErr w:type="spellStart"/>
+      <w:r>
+        <w:rPr>
+          <w:rFonts w:ascii="Consolas" w:eastAsia="Times New Roman" w:hAnsi="Consolas" w:cs="Times New Roman"/>
+          <w:color w:val="D35400"/>
+          <w:kern w:val="0"/>
+          <w:sz w:val="21"/>
+          <w:szCs w:val="21"/>
+          <w:lang w:eastAsia="en-IN" w:bidi="hi-IN"/>
+          <w14:ligatures w14:val="none"/>
+        </w:rPr>
+        <w:t>Serial</w:t>
+      </w:r>
+      <w:r>
+        <w:rPr>
+          <w:rFonts w:ascii="Consolas" w:eastAsia="Times New Roman" w:hAnsi="Consolas" w:cs="Times New Roman"/>
+          <w:color w:val="4E5B61"/>
+          <w:kern w:val="0"/>
+          <w:sz w:val="21"/>
+          <w:szCs w:val="21"/>
+          <w:lang w:eastAsia="en-IN" w:bidi="hi-IN"/>
+          <w14:ligatures w14:val="none"/>
+        </w:rPr>
+        <w:t>.</w:t>
+      </w:r>
+      <w:r>
+        <w:rPr>
+          <w:rFonts w:ascii="Consolas" w:eastAsia="Times New Roman" w:hAnsi="Consolas" w:cs="Times New Roman"/>
+          <w:color w:val="D35400"/>
+          <w:kern w:val="0"/>
+          <w:sz w:val="21"/>
+          <w:szCs w:val="21"/>
+          <w:lang w:eastAsia="en-IN" w:bidi="hi-IN"/>
+          <w14:ligatures w14:val="none"/>
+        </w:rPr>
+        <w:t>print</w:t>
+      </w:r>
+      <w:proofErr w:type="spellEnd"/>
+      <w:r>
+        <w:rPr>
+          <w:rFonts w:ascii="Consolas" w:eastAsia="Times New Roman" w:hAnsi="Consolas" w:cs="Times New Roman"/>
+          <w:color w:val="434F54"/>
+          <w:kern w:val="0"/>
+          <w:sz w:val="21"/>
+          <w:szCs w:val="21"/>
+          <w:lang w:eastAsia="en-IN" w:bidi="hi-IN"/>
+          <w14:ligatures w14:val="none"/>
+        </w:rPr>
+        <w:t>(</w:t>
+      </w:r>
+      <w:r>
+        <w:rPr>
+          <w:rFonts w:ascii="Consolas" w:eastAsia="Times New Roman" w:hAnsi="Consolas" w:cs="Times New Roman"/>
+          <w:color w:val="005C5F"/>
+          <w:kern w:val="0"/>
+          <w:sz w:val="21"/>
+          <w:szCs w:val="21"/>
+          <w:lang w:eastAsia="en-IN" w:bidi="hi-IN"/>
+          <w14:ligatures w14:val="none"/>
+        </w:rPr>
+        <w:t xml:space="preserve">"Connecting to </w:t>
+      </w:r>
+      <w:proofErr w:type="spellStart"/>
+      <w:r>
+        <w:rPr>
+          <w:rFonts w:ascii="Consolas" w:eastAsia="Times New Roman" w:hAnsi="Consolas" w:cs="Times New Roman"/>
+          <w:color w:val="005C5F"/>
+          <w:kern w:val="0"/>
+          <w:sz w:val="21"/>
+          <w:szCs w:val="21"/>
+          <w:lang w:eastAsia="en-IN" w:bidi="hi-IN"/>
+          <w14:ligatures w14:val="none"/>
+        </w:rPr>
+        <w:t>WiFi</w:t>
+      </w:r>
+      <w:proofErr w:type="spellEnd"/>
+      <w:r>
+        <w:rPr>
+          <w:rFonts w:ascii="Consolas" w:eastAsia="Times New Roman" w:hAnsi="Consolas" w:cs="Times New Roman"/>
+          <w:color w:val="005C5F"/>
+          <w:kern w:val="0"/>
+          <w:sz w:val="21"/>
+          <w:szCs w:val="21"/>
+          <w:lang w:eastAsia="en-IN" w:bidi="hi-IN"/>
+          <w14:ligatures w14:val="none"/>
+        </w:rPr>
+        <w:t>"</w:t>
+      </w:r>
+      <w:r>
+        <w:rPr>
+          <w:rFonts w:ascii="Consolas" w:eastAsia="Times New Roman" w:hAnsi="Consolas" w:cs="Times New Roman"/>
+          <w:color w:val="434F54"/>
+          <w:kern w:val="0"/>
+          <w:sz w:val="21"/>
+          <w:szCs w:val="21"/>
+          <w:lang w:eastAsia="en-IN" w:bidi="hi-IN"/>
+          <w14:ligatures w14:val="none"/>
+        </w:rPr>
+        <w:t>)</w:t>
+      </w:r>
+      <w:r>
+        <w:rPr>
+          <w:rFonts w:ascii="Consolas" w:eastAsia="Times New Roman" w:hAnsi="Consolas" w:cs="Times New Roman"/>
+          <w:color w:val="4E5B61"/>
+          <w:kern w:val="0"/>
+          <w:sz w:val="21"/>
+          <w:szCs w:val="21"/>
+          <w:lang w:eastAsia="en-IN" w:bidi="hi-IN"/>
+          <w14:ligatures w14:val="none"/>
+        </w:rPr>
+        <w:t>;</w:t>
+      </w:r>
+    </w:p>
+    <w:p>
+      <w:pPr>
+        <w:shd w:val="clear" w:color="auto" w:fill="FFFFFF"/>
+        <w:spacing w:after="0" w:line="285" w:lineRule="atLeast"/>
+        <w:rPr>
+          <w:rFonts w:ascii="Consolas" w:eastAsia="Times New Roman" w:hAnsi="Consolas" w:cs="Times New Roman"/>
+          <w:color w:val="4E5B61"/>
+          <w:kern w:val="0"/>
+          <w:sz w:val="21"/>
+          <w:szCs w:val="21"/>
+          <w:lang w:eastAsia="en-IN" w:bidi="hi-IN"/>
+          <w14:ligatures w14:val="none"/>
+        </w:rPr>
+      </w:pPr>
+      <w:r>
+        <w:rPr>
+          <w:rFonts w:ascii="Consolas" w:eastAsia="Times New Roman" w:hAnsi="Consolas" w:cs="Times New Roman"/>
+          <w:color w:val="4E5B61"/>
+          <w:kern w:val="0"/>
+          <w:sz w:val="21"/>
+          <w:szCs w:val="21"/>
+          <w:lang w:eastAsia="en-IN" w:bidi="hi-IN"/>
+          <w14:ligatures w14:val="none"/>
+        </w:rPr>
+        <w:t xml:space="preserve">  </w:t>
+      </w:r>
+      <w:r>
+        <w:rPr>
+          <w:rFonts w:ascii="Consolas" w:eastAsia="Times New Roman" w:hAnsi="Consolas" w:cs="Times New Roman"/>
+          <w:color w:val="728E00"/>
+          <w:kern w:val="0"/>
+          <w:sz w:val="21"/>
+          <w:szCs w:val="21"/>
+          <w:lang w:eastAsia="en-IN" w:bidi="hi-IN"/>
+          <w14:ligatures w14:val="none"/>
+        </w:rPr>
+        <w:t>while</w:t>
+      </w:r>
+      <w:r>
+        <w:rPr>
+          <w:rFonts w:ascii="Consolas" w:eastAsia="Times New Roman" w:hAnsi="Consolas" w:cs="Times New Roman"/>
+          <w:color w:val="4E5B61"/>
+          <w:kern w:val="0"/>
+          <w:sz w:val="21"/>
+          <w:szCs w:val="21"/>
+          <w:lang w:eastAsia="en-IN" w:bidi="hi-IN"/>
+          <w14:ligatures w14:val="none"/>
+        </w:rPr>
+        <w:t xml:space="preserve"> </w:t>
+      </w:r>
+      <w:r>
+        <w:rPr>
+          <w:rFonts w:ascii="Consolas" w:eastAsia="Times New Roman" w:hAnsi="Consolas" w:cs="Times New Roman"/>
+          <w:color w:val="434F54"/>
+          <w:kern w:val="0"/>
+          <w:sz w:val="21"/>
+          <w:szCs w:val="21"/>
+          <w:lang w:eastAsia="en-IN" w:bidi="hi-IN"/>
+          <w14:ligatures w14:val="none"/>
+        </w:rPr>
+        <w:t>(</w:t>
+      </w:r>
+      <w:proofErr w:type="spellStart"/>
+      <w:r>
+        <w:rPr>
+          <w:rFonts w:ascii="Consolas" w:eastAsia="Times New Roman" w:hAnsi="Consolas" w:cs="Times New Roman"/>
+          <w:color w:val="D35400"/>
+          <w:kern w:val="0"/>
+          <w:sz w:val="21"/>
+          <w:szCs w:val="21"/>
+          <w:lang w:eastAsia="en-IN" w:bidi="hi-IN"/>
+          <w14:ligatures w14:val="none"/>
+        </w:rPr>
+        <w:t>WiFi</w:t>
+      </w:r>
+      <w:r>
+        <w:rPr>
+          <w:rFonts w:ascii="Consolas" w:eastAsia="Times New Roman" w:hAnsi="Consolas" w:cs="Times New Roman"/>
+          <w:color w:val="4E5B61"/>
+          <w:kern w:val="0"/>
+          <w:sz w:val="21"/>
+          <w:szCs w:val="21"/>
+          <w:lang w:eastAsia="en-IN" w:bidi="hi-IN"/>
+          <w14:ligatures w14:val="none"/>
+        </w:rPr>
+        <w:t>.</w:t>
+      </w:r>
+      <w:r>
+        <w:rPr>
+          <w:rFonts w:ascii="Consolas" w:eastAsia="Times New Roman" w:hAnsi="Consolas" w:cs="Times New Roman"/>
+          <w:color w:val="D35400"/>
+          <w:kern w:val="0"/>
+          <w:sz w:val="21"/>
+          <w:szCs w:val="21"/>
+          <w:lang w:eastAsia="en-IN" w:bidi="hi-IN"/>
+          <w14:ligatures w14:val="none"/>
+        </w:rPr>
+        <w:t>status</w:t>
+      </w:r>
+      <w:proofErr w:type="spellEnd"/>
+      <w:r>
+        <w:rPr>
+          <w:rFonts w:ascii="Consolas" w:eastAsia="Times New Roman" w:hAnsi="Consolas" w:cs="Times New Roman"/>
+          <w:color w:val="434F54"/>
+          <w:kern w:val="0"/>
+          <w:sz w:val="21"/>
+          <w:szCs w:val="21"/>
+          <w:lang w:eastAsia="en-IN" w:bidi="hi-IN"/>
+          <w14:ligatures w14:val="none"/>
+        </w:rPr>
+        <w:t>()</w:t>
+      </w:r>
+      <w:r>
+        <w:rPr>
+          <w:rFonts w:ascii="Consolas" w:eastAsia="Times New Roman" w:hAnsi="Consolas" w:cs="Times New Roman"/>
+          <w:color w:val="4E5B61"/>
+          <w:kern w:val="0"/>
+          <w:sz w:val="21"/>
+          <w:szCs w:val="21"/>
+          <w:lang w:eastAsia="en-IN" w:bidi="hi-IN"/>
+          <w14:ligatures w14:val="none"/>
+        </w:rPr>
+        <w:t xml:space="preserve"> != WL_CONNECTED</w:t>
+      </w:r>
+      <w:r>
+        <w:rPr>
+          <w:rFonts w:ascii="Consolas" w:eastAsia="Times New Roman" w:hAnsi="Consolas" w:cs="Times New Roman"/>
+          <w:color w:val="434F54"/>
+          <w:kern w:val="0"/>
+          <w:sz w:val="21"/>
+          <w:szCs w:val="21"/>
+          <w:lang w:eastAsia="en-IN" w:bidi="hi-IN"/>
+          <w14:ligatures w14:val="none"/>
+        </w:rPr>
+        <w:t>)</w:t>
+      </w:r>
+      <w:r>
+        <w:rPr>
+          <w:rFonts w:ascii="Consolas" w:eastAsia="Times New Roman" w:hAnsi="Consolas" w:cs="Times New Roman"/>
+          <w:color w:val="4E5B61"/>
+          <w:kern w:val="0"/>
+          <w:sz w:val="21"/>
+          <w:szCs w:val="21"/>
+          <w:lang w:eastAsia="en-IN" w:bidi="hi-IN"/>
+          <w14:ligatures w14:val="none"/>
+        </w:rPr>
+        <w:t xml:space="preserve"> </w:t>
+      </w:r>
+      <w:r>
+        <w:rPr>
+          <w:rFonts w:ascii="Consolas" w:eastAsia="Times New Roman" w:hAnsi="Consolas" w:cs="Times New Roman"/>
+          <w:color w:val="434F54"/>
+          <w:kern w:val="0"/>
+          <w:sz w:val="21"/>
+          <w:szCs w:val="21"/>
+          <w:lang w:eastAsia="en-IN" w:bidi="hi-IN"/>
+          <w14:ligatures w14:val="none"/>
+        </w:rPr>
+        <w:t>{</w:t>
+      </w:r>
+    </w:p>
+    <w:p>
+      <w:pPr>
+        <w:shd w:val="clear" w:color="auto" w:fill="FFFFFF"/>
+        <w:spacing w:after="0" w:line="285" w:lineRule="atLeast"/>
+        <w:rPr>
+          <w:rFonts w:ascii="Consolas" w:eastAsia="Times New Roman" w:hAnsi="Consolas" w:cs="Times New Roman"/>
+          <w:color w:val="4E5B61"/>
+          <w:kern w:val="0"/>
+          <w:sz w:val="21"/>
+          <w:szCs w:val="21"/>
+          <w:lang w:eastAsia="en-IN" w:bidi="hi-IN"/>
+          <w14:ligatures w14:val="none"/>
+        </w:rPr>
+      </w:pPr>
+      <w:r>
+        <w:rPr>
+          <w:rFonts w:ascii="Consolas" w:eastAsia="Times New Roman" w:hAnsi="Consolas" w:cs="Times New Roman"/>
+          <w:color w:val="4E5B61"/>
+          <w:kern w:val="0"/>
+          <w:sz w:val="21"/>
+          <w:szCs w:val="21"/>
+          <w:lang w:eastAsia="en-IN" w:bidi="hi-IN"/>
+          <w14:ligatures w14:val="none"/>
+        </w:rPr>
+        <w:t xml:space="preserve">    </w:t>
+      </w:r>
+      <w:r>
+        <w:rPr>
+          <w:rFonts w:ascii="Consolas" w:eastAsia="Times New Roman" w:hAnsi="Consolas" w:cs="Times New Roman"/>
+          <w:color w:val="D35400"/>
+          <w:kern w:val="0"/>
+          <w:sz w:val="21"/>
+          <w:szCs w:val="21"/>
+          <w:lang w:eastAsia="en-IN" w:bidi="hi-IN"/>
+          <w14:ligatures w14:val="none"/>
+        </w:rPr>
+        <w:t>delay</w:t>
+      </w:r>
+      <w:r>
+        <w:rPr>
+          <w:rFonts w:ascii="Consolas" w:eastAsia="Times New Roman" w:hAnsi="Consolas" w:cs="Times New Roman"/>
+          <w:color w:val="434F54"/>
+          <w:kern w:val="0"/>
+          <w:sz w:val="21"/>
+          <w:szCs w:val="21"/>
+          <w:lang w:eastAsia="en-IN" w:bidi="hi-IN"/>
+          <w14:ligatures w14:val="none"/>
+        </w:rPr>
+        <w:t>(</w:t>
+      </w:r>
+      <w:r>
+        <w:rPr>
+          <w:rFonts w:ascii="Consolas" w:eastAsia="Times New Roman" w:hAnsi="Consolas" w:cs="Times New Roman"/>
+          <w:color w:val="005C5F"/>
+          <w:kern w:val="0"/>
+          <w:sz w:val="21"/>
+          <w:szCs w:val="21"/>
+          <w:lang w:eastAsia="en-IN" w:bidi="hi-IN"/>
+          <w14:ligatures w14:val="none"/>
+        </w:rPr>
+        <w:t>500</w:t>
+      </w:r>
+      <w:r>
+        <w:rPr>
+          <w:rFonts w:ascii="Consolas" w:eastAsia="Times New Roman" w:hAnsi="Consolas" w:cs="Times New Roman"/>
+          <w:color w:val="434F54"/>
+          <w:kern w:val="0"/>
+          <w:sz w:val="21"/>
+          <w:szCs w:val="21"/>
+          <w:lang w:eastAsia="en-IN" w:bidi="hi-IN"/>
+          <w14:ligatures w14:val="none"/>
+        </w:rPr>
+        <w:t>)</w:t>
+      </w:r>
+      <w:r>
+        <w:rPr>
+          <w:rFonts w:ascii="Consolas" w:eastAsia="Times New Roman" w:hAnsi="Consolas" w:cs="Times New Roman"/>
+          <w:color w:val="4E5B61"/>
+          <w:kern w:val="0"/>
+          <w:sz w:val="21"/>
+          <w:szCs w:val="21"/>
+          <w:lang w:eastAsia="en-IN" w:bidi="hi-IN"/>
+          <w14:ligatures w14:val="none"/>
+        </w:rPr>
+        <w:t>;</w:t>
+      </w:r>
+    </w:p>
+    <w:p>
+      <w:pPr>
+        <w:shd w:val="clear" w:color="auto" w:fill="FFFFFF"/>
+        <w:spacing w:after="0" w:line="285" w:lineRule="atLeast"/>
+        <w:rPr>
+          <w:rFonts w:ascii="Consolas" w:eastAsia="Times New Roman" w:hAnsi="Consolas" w:cs="Times New Roman"/>
+          <w:color w:val="4E5B61"/>
+          <w:kern w:val="0"/>
+          <w:sz w:val="21"/>
+          <w:szCs w:val="21"/>
+          <w:lang w:eastAsia="en-IN" w:bidi="hi-IN"/>
+          <w14:ligatures w14:val="none"/>
+        </w:rPr>
+      </w:pPr>
+      <w:r>
+        <w:rPr>
+          <w:rFonts w:ascii="Consolas" w:eastAsia="Times New Roman" w:hAnsi="Consolas" w:cs="Times New Roman"/>
+          <w:color w:val="4E5B61"/>
+          <w:kern w:val="0"/>
+          <w:sz w:val="21"/>
+          <w:szCs w:val="21"/>
+          <w:lang w:eastAsia="en-IN" w:bidi="hi-IN"/>
+          <w14:ligatures w14:val="none"/>
+        </w:rPr>
+        <w:t xml:space="preserve">    </w:t>
+      </w:r>
+      <w:proofErr w:type="spellStart"/>
+      <w:r>
+        <w:rPr>
+          <w:rFonts w:ascii="Consolas" w:eastAsia="Times New Roman" w:hAnsi="Consolas" w:cs="Times New Roman"/>
+          <w:color w:val="D35400"/>
+          <w:kern w:val="0"/>
+          <w:sz w:val="21"/>
+          <w:szCs w:val="21"/>
+          <w:lang w:eastAsia="en-IN" w:bidi="hi-IN"/>
+          <w14:ligatures w14:val="none"/>
+        </w:rPr>
+        <w:t>Serial</w:t>
+      </w:r>
+      <w:r>
+        <w:rPr>
+          <w:rFonts w:ascii="Consolas" w:eastAsia="Times New Roman" w:hAnsi="Consolas" w:cs="Times New Roman"/>
+          <w:color w:val="4E5B61"/>
+          <w:kern w:val="0"/>
+          <w:sz w:val="21"/>
+          <w:szCs w:val="21"/>
+          <w:lang w:eastAsia="en-IN" w:bidi="hi-IN"/>
+          <w14:ligatures w14:val="none"/>
+        </w:rPr>
+        <w:t>.</w:t>
+      </w:r>
+      <w:r>
+        <w:rPr>
+          <w:rFonts w:ascii="Consolas" w:eastAsia="Times New Roman" w:hAnsi="Consolas" w:cs="Times New Roman"/>
+          <w:color w:val="D35400"/>
+          <w:kern w:val="0"/>
+          <w:sz w:val="21"/>
+          <w:szCs w:val="21"/>
+          <w:lang w:eastAsia="en-IN" w:bidi="hi-IN"/>
+          <w14:ligatures w14:val="none"/>
+        </w:rPr>
+        <w:t>print</w:t>
+      </w:r>
+      <w:proofErr w:type="spellEnd"/>
+      <w:r>
+        <w:rPr>
+          <w:rFonts w:ascii="Consolas" w:eastAsia="Times New Roman" w:hAnsi="Consolas" w:cs="Times New Roman"/>
+          <w:color w:val="434F54"/>
+          <w:kern w:val="0"/>
+          <w:sz w:val="21"/>
+          <w:szCs w:val="21"/>
+          <w:lang w:eastAsia="en-IN" w:bidi="hi-IN"/>
+          <w14:ligatures w14:val="none"/>
+        </w:rPr>
+        <w:t>(</w:t>
+      </w:r>
+      <w:r>
+        <w:rPr>
+          <w:rFonts w:ascii="Consolas" w:eastAsia="Times New Roman" w:hAnsi="Consolas" w:cs="Times New Roman"/>
+          <w:color w:val="005C5F"/>
+          <w:kern w:val="0"/>
+          <w:sz w:val="21"/>
+          <w:szCs w:val="21"/>
+          <w:lang w:eastAsia="en-IN" w:bidi="hi-IN"/>
+          <w14:ligatures w14:val="none"/>
+        </w:rPr>
+        <w:t>"."</w:t>
+      </w:r>
+      <w:r>
+        <w:rPr>
+          <w:rFonts w:ascii="Consolas" w:eastAsia="Times New Roman" w:hAnsi="Consolas" w:cs="Times New Roman"/>
+          <w:color w:val="434F54"/>
+          <w:kern w:val="0"/>
+          <w:sz w:val="21"/>
+          <w:szCs w:val="21"/>
+          <w:lang w:eastAsia="en-IN" w:bidi="hi-IN"/>
+          <w14:ligatures w14:val="none"/>
+        </w:rPr>
+        <w:t>)</w:t>
+      </w:r>
+      <w:r>
+        <w:rPr>
+          <w:rFonts w:ascii="Consolas" w:eastAsia="Times New Roman" w:hAnsi="Consolas" w:cs="Times New Roman"/>
+          <w:color w:val="4E5B61"/>
+          <w:kern w:val="0"/>
+          <w:sz w:val="21"/>
+          <w:szCs w:val="21"/>
+          <w:lang w:eastAsia="en-IN" w:bidi="hi-IN"/>
+          <w14:ligatures w14:val="none"/>
+        </w:rPr>
+        <w:t>;</w:t>
+      </w:r>
+    </w:p>
+    <w:p>
+      <w:pPr>
+        <w:shd w:val="clear" w:color="auto" w:fill="FFFFFF"/>
+        <w:spacing w:after="0" w:line="285" w:lineRule="atLeast"/>
+        <w:rPr>
+          <w:rFonts w:ascii="Consolas" w:eastAsia="Times New Roman" w:hAnsi="Consolas" w:cs="Times New Roman"/>
+          <w:color w:val="4E5B61"/>
+          <w:kern w:val="0"/>
+          <w:sz w:val="21"/>
+          <w:szCs w:val="21"/>
+          <w:lang w:eastAsia="en-IN" w:bidi="hi-IN"/>
+          <w14:ligatures w14:val="none"/>
+        </w:rPr>
+      </w:pPr>
+      <w:r>
+        <w:rPr>
+          <w:rFonts w:ascii="Consolas" w:eastAsia="Times New Roman" w:hAnsi="Consolas" w:cs="Times New Roman"/>
+          <w:color w:val="4E5B61"/>
+          <w:kern w:val="0"/>
+          <w:sz w:val="21"/>
+          <w:szCs w:val="21"/>
+          <w:lang w:eastAsia="en-IN" w:bidi="hi-IN"/>
+          <w14:ligatures w14:val="none"/>
+        </w:rPr>
+        <w:t xml:space="preserve">  </w:t>
+      </w:r>
+      <w:r>
+        <w:rPr>
+          <w:rFonts w:ascii="Consolas" w:eastAsia="Times New Roman" w:hAnsi="Consolas" w:cs="Times New Roman"/>
+          <w:color w:val="434F54"/>
+          <w:kern w:val="0"/>
+          <w:sz w:val="21"/>
+          <w:szCs w:val="21"/>
+          <w:lang w:eastAsia="en-IN" w:bidi="hi-IN"/>
+          <w14:ligatures w14:val="none"/>
+        </w:rPr>
+        <w:t>}</w:t>
+      </w:r>
+    </w:p>
+    <w:p>
+      <w:pPr>
+        <w:shd w:val="clear" w:color="auto" w:fill="FFFFFF"/>
+        <w:spacing w:after="0" w:line="285" w:lineRule="atLeast"/>
+        <w:rPr>
+          <w:rFonts w:ascii="Consolas" w:eastAsia="Times New Roman" w:hAnsi="Consolas" w:cs="Times New Roman"/>
+          <w:color w:val="4E5B61"/>
+          <w:kern w:val="0"/>
+          <w:sz w:val="21"/>
+          <w:szCs w:val="21"/>
+          <w:lang w:eastAsia="en-IN" w:bidi="hi-IN"/>
+          <w14:ligatures w14:val="none"/>
+        </w:rPr>
+      </w:pPr>
+      <w:r>
+        <w:rPr>
+          <w:rFonts w:ascii="Consolas" w:eastAsia="Times New Roman" w:hAnsi="Consolas" w:cs="Times New Roman"/>
+          <w:color w:val="4E5B61"/>
+          <w:kern w:val="0"/>
+          <w:sz w:val="21"/>
+          <w:szCs w:val="21"/>
+          <w:lang w:eastAsia="en-IN" w:bidi="hi-IN"/>
+          <w14:ligatures w14:val="none"/>
+        </w:rPr>
+        <w:t xml:space="preserve">  </w:t>
+      </w:r>
+      <w:proofErr w:type="spellStart"/>
+      <w:r>
+        <w:rPr>
+          <w:rFonts w:ascii="Consolas" w:eastAsia="Times New Roman" w:hAnsi="Consolas" w:cs="Times New Roman"/>
+          <w:color w:val="D35400"/>
+          <w:kern w:val="0"/>
+          <w:sz w:val="21"/>
+          <w:szCs w:val="21"/>
+          <w:lang w:eastAsia="en-IN" w:bidi="hi-IN"/>
+          <w14:ligatures w14:val="none"/>
+        </w:rPr>
+        <w:t>Serial</w:t>
+      </w:r>
+      <w:r>
+        <w:rPr>
+          <w:rFonts w:ascii="Consolas" w:eastAsia="Times New Roman" w:hAnsi="Consolas" w:cs="Times New Roman"/>
+          <w:color w:val="4E5B61"/>
+          <w:kern w:val="0"/>
+          <w:sz w:val="21"/>
+          <w:szCs w:val="21"/>
+          <w:lang w:eastAsia="en-IN" w:bidi="hi-IN"/>
+          <w14:ligatures w14:val="none"/>
+        </w:rPr>
+        <w:t>.</w:t>
+      </w:r>
+      <w:r>
+        <w:rPr>
+          <w:rFonts w:ascii="Consolas" w:eastAsia="Times New Roman" w:hAnsi="Consolas" w:cs="Times New Roman"/>
+          <w:color w:val="D35400"/>
+          <w:kern w:val="0"/>
+          <w:sz w:val="21"/>
+          <w:szCs w:val="21"/>
+          <w:lang w:eastAsia="en-IN" w:bidi="hi-IN"/>
+          <w14:ligatures w14:val="none"/>
+        </w:rPr>
+        <w:t>println</w:t>
+      </w:r>
+      <w:proofErr w:type="spellEnd"/>
+      <w:r>
+        <w:rPr>
+          <w:rFonts w:ascii="Consolas" w:eastAsia="Times New Roman" w:hAnsi="Consolas" w:cs="Times New Roman"/>
+          <w:color w:val="434F54"/>
+          <w:kern w:val="0"/>
+          <w:sz w:val="21"/>
+          <w:szCs w:val="21"/>
+          <w:lang w:eastAsia="en-IN" w:bidi="hi-IN"/>
+          <w14:ligatures w14:val="none"/>
+        </w:rPr>
+        <w:t>(</w:t>
+      </w:r>
+      <w:r>
+        <w:rPr>
+          <w:rFonts w:ascii="Consolas" w:eastAsia="Times New Roman" w:hAnsi="Consolas" w:cs="Times New Roman"/>
+          <w:color w:val="005C5F"/>
+          <w:kern w:val="0"/>
+          <w:sz w:val="21"/>
+          <w:szCs w:val="21"/>
+          <w:lang w:eastAsia="en-IN" w:bidi="hi-IN"/>
+          <w14:ligatures w14:val="none"/>
+        </w:rPr>
+        <w:t>"\</w:t>
+      </w:r>
+      <w:proofErr w:type="spellStart"/>
+      <w:r>
+        <w:rPr>
+          <w:rFonts w:ascii="Consolas" w:eastAsia="Times New Roman" w:hAnsi="Consolas" w:cs="Times New Roman"/>
+          <w:color w:val="005C5F"/>
+          <w:kern w:val="0"/>
+          <w:sz w:val="21"/>
+          <w:szCs w:val="21"/>
+          <w:lang w:eastAsia="en-IN" w:bidi="hi-IN"/>
+          <w14:ligatures w14:val="none"/>
+        </w:rPr>
+        <w:t>nWiFi</w:t>
+      </w:r>
+      <w:proofErr w:type="spellEnd"/>
+      <w:r>
+        <w:rPr>
+          <w:rFonts w:ascii="Consolas" w:eastAsia="Times New Roman" w:hAnsi="Consolas" w:cs="Times New Roman"/>
+          <w:color w:val="005C5F"/>
+          <w:kern w:val="0"/>
+          <w:sz w:val="21"/>
+          <w:szCs w:val="21"/>
+          <w:lang w:eastAsia="en-IN" w:bidi="hi-IN"/>
+          <w14:ligatures w14:val="none"/>
+        </w:rPr>
+        <w:t xml:space="preserve"> connected! IP address: "</w:t>
+      </w:r>
+      <w:r>
+        <w:rPr>
+          <w:rFonts w:ascii="Consolas" w:eastAsia="Times New Roman" w:hAnsi="Consolas" w:cs="Times New Roman"/>
+          <w:color w:val="434F54"/>
+          <w:kern w:val="0"/>
+          <w:sz w:val="21"/>
+          <w:szCs w:val="21"/>
+          <w:lang w:eastAsia="en-IN" w:bidi="hi-IN"/>
+          <w14:ligatures w14:val="none"/>
+        </w:rPr>
+        <w:t>)</w:t>
+      </w:r>
+      <w:r>
+        <w:rPr>
+          <w:rFonts w:ascii="Consolas" w:eastAsia="Times New Roman" w:hAnsi="Consolas" w:cs="Times New Roman"/>
+          <w:color w:val="4E5B61"/>
+          <w:kern w:val="0"/>
+          <w:sz w:val="21"/>
+          <w:szCs w:val="21"/>
+          <w:lang w:eastAsia="en-IN" w:bidi="hi-IN"/>
+          <w14:ligatures w14:val="none"/>
+        </w:rPr>
+        <w:t>;</w:t>
+      </w:r>
+    </w:p>
+    <w:p>
+      <w:pPr>
+        <w:shd w:val="clear" w:color="auto" w:fill="FFFFFF"/>
+        <w:spacing w:after="0" w:line="285" w:lineRule="atLeast"/>
+        <w:rPr>
+          <w:rFonts w:ascii="Consolas" w:eastAsia="Times New Roman" w:hAnsi="Consolas" w:cs="Times New Roman"/>
+          <w:color w:val="4E5B61"/>
+          <w:kern w:val="0"/>
+          <w:sz w:val="21"/>
+          <w:szCs w:val="21"/>
+          <w:lang w:eastAsia="en-IN" w:bidi="hi-IN"/>
+          <w14:ligatures w14:val="none"/>
+        </w:rPr>
+      </w:pPr>
+      <w:r>
+        <w:rPr>
+          <w:rFonts w:ascii="Consolas" w:eastAsia="Times New Roman" w:hAnsi="Consolas" w:cs="Times New Roman"/>
+          <w:color w:val="4E5B61"/>
+          <w:kern w:val="0"/>
+          <w:sz w:val="21"/>
+          <w:szCs w:val="21"/>
+          <w:lang w:eastAsia="en-IN" w:bidi="hi-IN"/>
+          <w14:ligatures w14:val="none"/>
+        </w:rPr>
+        <w:t xml:space="preserve">  </w:t>
+      </w:r>
+      <w:proofErr w:type="spellStart"/>
+      <w:r>
+        <w:rPr>
+          <w:rFonts w:ascii="Consolas" w:eastAsia="Times New Roman" w:hAnsi="Consolas" w:cs="Times New Roman"/>
+          <w:color w:val="D35400"/>
+          <w:kern w:val="0"/>
+          <w:sz w:val="21"/>
+          <w:szCs w:val="21"/>
+          <w:lang w:eastAsia="en-IN" w:bidi="hi-IN"/>
+          <w14:ligatures w14:val="none"/>
+        </w:rPr>
+        <w:t>Serial</w:t>
+      </w:r>
+      <w:r>
+        <w:rPr>
+          <w:rFonts w:ascii="Consolas" w:eastAsia="Times New Roman" w:hAnsi="Consolas" w:cs="Times New Roman"/>
+          <w:color w:val="4E5B61"/>
+          <w:kern w:val="0"/>
+          <w:sz w:val="21"/>
+          <w:szCs w:val="21"/>
+          <w:lang w:eastAsia="en-IN" w:bidi="hi-IN"/>
+          <w14:ligatures w14:val="none"/>
+        </w:rPr>
+        <w:t>.</w:t>
+      </w:r>
+      <w:r>
+        <w:rPr>
+          <w:rFonts w:ascii="Consolas" w:eastAsia="Times New Roman" w:hAnsi="Consolas" w:cs="Times New Roman"/>
+          <w:color w:val="D35400"/>
+          <w:kern w:val="0"/>
+          <w:sz w:val="21"/>
+          <w:szCs w:val="21"/>
+          <w:lang w:eastAsia="en-IN" w:bidi="hi-IN"/>
+          <w14:ligatures w14:val="none"/>
+        </w:rPr>
+        <w:t>println</w:t>
+      </w:r>
+      <w:proofErr w:type="spellEnd"/>
+      <w:r>
+        <w:rPr>
+          <w:rFonts w:ascii="Consolas" w:eastAsia="Times New Roman" w:hAnsi="Consolas" w:cs="Times New Roman"/>
+          <w:color w:val="434F54"/>
+          <w:kern w:val="0"/>
+          <w:sz w:val="21"/>
+          <w:szCs w:val="21"/>
+          <w:lang w:eastAsia="en-IN" w:bidi="hi-IN"/>
+          <w14:ligatures w14:val="none"/>
+        </w:rPr>
+        <w:t>(</w:t>
+      </w:r>
+      <w:proofErr w:type="spellStart"/>
+      <w:r>
+        <w:rPr>
+          <w:rFonts w:ascii="Consolas" w:eastAsia="Times New Roman" w:hAnsi="Consolas" w:cs="Times New Roman"/>
+          <w:color w:val="D35400"/>
+          <w:kern w:val="0"/>
+          <w:sz w:val="21"/>
+          <w:szCs w:val="21"/>
+          <w:lang w:eastAsia="en-IN" w:bidi="hi-IN"/>
+          <w14:ligatures w14:val="none"/>
+        </w:rPr>
+        <w:t>WiFi</w:t>
+      </w:r>
+      <w:r>
+        <w:rPr>
+          <w:rFonts w:ascii="Consolas" w:eastAsia="Times New Roman" w:hAnsi="Consolas" w:cs="Times New Roman"/>
+          <w:color w:val="4E5B61"/>
+          <w:kern w:val="0"/>
+          <w:sz w:val="21"/>
+          <w:szCs w:val="21"/>
+          <w:lang w:eastAsia="en-IN" w:bidi="hi-IN"/>
+          <w14:ligatures w14:val="none"/>
+        </w:rPr>
+        <w:t>.</w:t>
+      </w:r>
+      <w:r>
+        <w:rPr>
+          <w:rFonts w:ascii="Consolas" w:eastAsia="Times New Roman" w:hAnsi="Consolas" w:cs="Times New Roman"/>
+          <w:color w:val="D35400"/>
+          <w:kern w:val="0"/>
+          <w:sz w:val="21"/>
+          <w:szCs w:val="21"/>
+          <w:lang w:eastAsia="en-IN" w:bidi="hi-IN"/>
+          <w14:ligatures w14:val="none"/>
+        </w:rPr>
+        <w:t>localIP</w:t>
+      </w:r>
+      <w:proofErr w:type="spellEnd"/>
+      <w:r>
+        <w:rPr>
+          <w:rFonts w:ascii="Consolas" w:eastAsia="Times New Roman" w:hAnsi="Consolas" w:cs="Times New Roman"/>
+          <w:color w:val="434F54"/>
+          <w:kern w:val="0"/>
+          <w:sz w:val="21"/>
+          <w:szCs w:val="21"/>
+          <w:lang w:eastAsia="en-IN" w:bidi="hi-IN"/>
+          <w14:ligatures w14:val="none"/>
+        </w:rPr>
+        <w:t>())</w:t>
+      </w:r>
+      <w:r>
+        <w:rPr>
+          <w:rFonts w:ascii="Consolas" w:eastAsia="Times New Roman" w:hAnsi="Consolas" w:cs="Times New Roman"/>
+          <w:color w:val="4E5B61"/>
+          <w:kern w:val="0"/>
+          <w:sz w:val="21"/>
+          <w:szCs w:val="21"/>
+          <w:lang w:eastAsia="en-IN" w:bidi="hi-IN"/>
+          <w14:ligatures w14:val="none"/>
+        </w:rPr>
+        <w:t>;</w:t>
+      </w:r>
+    </w:p>
+    <w:p>
+      <w:pPr>
+        <w:shd w:val="clear" w:color="auto" w:fill="FFFFFF"/>
+        <w:spacing w:after="0" w:line="285" w:lineRule="atLeast"/>
+        <w:rPr>
+          <w:rFonts w:ascii="Consolas" w:eastAsia="Times New Roman" w:hAnsi="Consolas" w:cs="Times New Roman"/>
+          <w:color w:val="4E5B61"/>
+          <w:kern w:val="0"/>
+          <w:sz w:val="21"/>
+          <w:szCs w:val="21"/>
+          <w:lang w:eastAsia="en-IN" w:bidi="hi-IN"/>
+          <w14:ligatures w14:val="none"/>
+        </w:rPr>
+      </w:pPr>
+    </w:p>
+    <w:p>
+      <w:pPr>
+        <w:shd w:val="clear" w:color="auto" w:fill="FFFFFF"/>
+        <w:spacing w:after="0" w:line="285" w:lineRule="atLeast"/>
+        <w:rPr>
+          <w:rFonts w:ascii="Consolas" w:eastAsia="Times New Roman" w:hAnsi="Consolas" w:cs="Times New Roman"/>
+          <w:color w:val="4E5B61"/>
+          <w:kern w:val="0"/>
+          <w:sz w:val="21"/>
+          <w:szCs w:val="21"/>
+          <w:lang w:eastAsia="en-IN" w:bidi="hi-IN"/>
+          <w14:ligatures w14:val="none"/>
+        </w:rPr>
+      </w:pPr>
+      <w:r>
+        <w:rPr>
+          <w:rFonts w:ascii="Consolas" w:eastAsia="Times New Roman" w:hAnsi="Consolas" w:cs="Times New Roman"/>
+          <w:color w:val="4E5B61"/>
+          <w:kern w:val="0"/>
+          <w:sz w:val="21"/>
+          <w:szCs w:val="21"/>
+          <w:lang w:eastAsia="en-IN" w:bidi="hi-IN"/>
+          <w14:ligatures w14:val="none"/>
+        </w:rPr>
+        <w:t xml:space="preserve">  </w:t>
+      </w:r>
+      <w:proofErr w:type="spellStart"/>
+      <w:r>
+        <w:rPr>
+          <w:rFonts w:ascii="Consolas" w:eastAsia="Times New Roman" w:hAnsi="Consolas" w:cs="Times New Roman"/>
+          <w:color w:val="D35400"/>
+          <w:kern w:val="0"/>
+          <w:sz w:val="21"/>
+          <w:szCs w:val="21"/>
+          <w:lang w:eastAsia="en-IN" w:bidi="hi-IN"/>
+          <w14:ligatures w14:val="none"/>
+        </w:rPr>
+        <w:t>server</w:t>
+      </w:r>
+      <w:r>
+        <w:rPr>
+          <w:rFonts w:ascii="Consolas" w:eastAsia="Times New Roman" w:hAnsi="Consolas" w:cs="Times New Roman"/>
+          <w:color w:val="4E5B61"/>
+          <w:kern w:val="0"/>
+          <w:sz w:val="21"/>
+          <w:szCs w:val="21"/>
+          <w:lang w:eastAsia="en-IN" w:bidi="hi-IN"/>
+          <w14:ligatures w14:val="none"/>
+        </w:rPr>
+        <w:t>.</w:t>
+      </w:r>
+      <w:r>
+        <w:rPr>
+          <w:rFonts w:ascii="Consolas" w:eastAsia="Times New Roman" w:hAnsi="Consolas" w:cs="Times New Roman"/>
+          <w:color w:val="D35400"/>
+          <w:kern w:val="0"/>
+          <w:sz w:val="21"/>
+          <w:szCs w:val="21"/>
+          <w:lang w:eastAsia="en-IN" w:bidi="hi-IN"/>
+          <w14:ligatures w14:val="none"/>
+        </w:rPr>
+        <w:t>on</w:t>
+      </w:r>
+      <w:proofErr w:type="spellEnd"/>
+      <w:r>
+        <w:rPr>
+          <w:rFonts w:ascii="Consolas" w:eastAsia="Times New Roman" w:hAnsi="Consolas" w:cs="Times New Roman"/>
+          <w:color w:val="434F54"/>
+          <w:kern w:val="0"/>
+          <w:sz w:val="21"/>
+          <w:szCs w:val="21"/>
+          <w:lang w:eastAsia="en-IN" w:bidi="hi-IN"/>
+          <w14:ligatures w14:val="none"/>
+        </w:rPr>
+        <w:t>(</w:t>
+      </w:r>
+      <w:r>
+        <w:rPr>
+          <w:rFonts w:ascii="Consolas" w:eastAsia="Times New Roman" w:hAnsi="Consolas" w:cs="Times New Roman"/>
+          <w:color w:val="005C5F"/>
+          <w:kern w:val="0"/>
+          <w:sz w:val="21"/>
+          <w:szCs w:val="21"/>
+          <w:lang w:eastAsia="en-IN" w:bidi="hi-IN"/>
+          <w14:ligatures w14:val="none"/>
+        </w:rPr>
+        <w:t>"/"</w:t>
+      </w:r>
+      <w:r>
+        <w:rPr>
+          <w:rFonts w:ascii="Consolas" w:eastAsia="Times New Roman" w:hAnsi="Consolas" w:cs="Times New Roman"/>
+          <w:color w:val="4E5B61"/>
+          <w:kern w:val="0"/>
+          <w:sz w:val="21"/>
+          <w:szCs w:val="21"/>
+          <w:lang w:eastAsia="en-IN" w:bidi="hi-IN"/>
+          <w14:ligatures w14:val="none"/>
+        </w:rPr>
+        <w:t xml:space="preserve">, </w:t>
+      </w:r>
+      <w:proofErr w:type="spellStart"/>
+      <w:r>
+        <w:rPr>
+          <w:rFonts w:ascii="Consolas" w:eastAsia="Times New Roman" w:hAnsi="Consolas" w:cs="Times New Roman"/>
+          <w:color w:val="4E5B61"/>
+          <w:kern w:val="0"/>
+          <w:sz w:val="21"/>
+          <w:szCs w:val="21"/>
+          <w:lang w:eastAsia="en-IN" w:bidi="hi-IN"/>
+          <w14:ligatures w14:val="none"/>
+        </w:rPr>
+        <w:t>handleRoot</w:t>
+      </w:r>
+      <w:proofErr w:type="spellEnd"/>
+      <w:r>
+        <w:rPr>
+          <w:rFonts w:ascii="Consolas" w:eastAsia="Times New Roman" w:hAnsi="Consolas" w:cs="Times New Roman"/>
+          <w:color w:val="434F54"/>
+          <w:kern w:val="0"/>
+          <w:sz w:val="21"/>
+          <w:szCs w:val="21"/>
+          <w:lang w:eastAsia="en-IN" w:bidi="hi-IN"/>
+          <w14:ligatures w14:val="none"/>
+        </w:rPr>
+        <w:t>)</w:t>
+      </w:r>
+      <w:r>
+        <w:rPr>
+          <w:rFonts w:ascii="Consolas" w:eastAsia="Times New Roman" w:hAnsi="Consolas" w:cs="Times New Roman"/>
+          <w:color w:val="4E5B61"/>
+          <w:kern w:val="0"/>
+          <w:sz w:val="21"/>
+          <w:szCs w:val="21"/>
+          <w:lang w:eastAsia="en-IN" w:bidi="hi-IN"/>
+          <w14:ligatures w14:val="none"/>
+        </w:rPr>
+        <w:t>;</w:t>
+      </w:r>
+    </w:p>
+    <w:p>
+      <w:pPr>
+        <w:shd w:val="clear" w:color="auto" w:fill="FFFFFF"/>
+        <w:spacing w:after="0" w:line="285" w:lineRule="atLeast"/>
+        <w:rPr>
+          <w:rFonts w:ascii="Consolas" w:eastAsia="Times New Roman" w:hAnsi="Consolas" w:cs="Times New Roman"/>
+          <w:color w:val="4E5B61"/>
+          <w:kern w:val="0"/>
+          <w:sz w:val="21"/>
+          <w:szCs w:val="21"/>
+          <w:lang w:eastAsia="en-IN" w:bidi="hi-IN"/>
+          <w14:ligatures w14:val="none"/>
+        </w:rPr>
+      </w:pPr>
+      <w:r>
+        <w:rPr>
+          <w:rFonts w:ascii="Consolas" w:eastAsia="Times New Roman" w:hAnsi="Consolas" w:cs="Times New Roman"/>
+          <w:color w:val="4E5B61"/>
+          <w:kern w:val="0"/>
+          <w:sz w:val="21"/>
+          <w:szCs w:val="21"/>
+          <w:lang w:eastAsia="en-IN" w:bidi="hi-IN"/>
+          <w14:ligatures w14:val="none"/>
+        </w:rPr>
+        <w:t xml:space="preserve">  </w:t>
+      </w:r>
+      <w:proofErr w:type="spellStart"/>
+      <w:r>
+        <w:rPr>
+          <w:rFonts w:ascii="Consolas" w:eastAsia="Times New Roman" w:hAnsi="Consolas" w:cs="Times New Roman"/>
+          <w:color w:val="D35400"/>
+          <w:kern w:val="0"/>
+          <w:sz w:val="21"/>
+          <w:szCs w:val="21"/>
+          <w:lang w:eastAsia="en-IN" w:bidi="hi-IN"/>
+          <w14:ligatures w14:val="none"/>
+        </w:rPr>
+        <w:t>server</w:t>
+      </w:r>
+      <w:r>
+        <w:rPr>
+          <w:rFonts w:ascii="Consolas" w:eastAsia="Times New Roman" w:hAnsi="Consolas" w:cs="Times New Roman"/>
+          <w:color w:val="4E5B61"/>
+          <w:kern w:val="0"/>
+          <w:sz w:val="21"/>
+          <w:szCs w:val="21"/>
+          <w:lang w:eastAsia="en-IN" w:bidi="hi-IN"/>
+          <w14:ligatures w14:val="none"/>
+        </w:rPr>
+        <w:t>.</w:t>
+      </w:r>
+      <w:r>
+        <w:rPr>
+          <w:rFonts w:ascii="Consolas" w:eastAsia="Times New Roman" w:hAnsi="Consolas" w:cs="Times New Roman"/>
+          <w:color w:val="D35400"/>
+          <w:kern w:val="0"/>
+          <w:sz w:val="21"/>
+          <w:szCs w:val="21"/>
+          <w:lang w:eastAsia="en-IN" w:bidi="hi-IN"/>
+          <w14:ligatures w14:val="none"/>
+        </w:rPr>
+        <w:t>begin</w:t>
+      </w:r>
+      <w:proofErr w:type="spellEnd"/>
+      <w:r>
+        <w:rPr>
+          <w:rFonts w:ascii="Consolas" w:eastAsia="Times New Roman" w:hAnsi="Consolas" w:cs="Times New Roman"/>
+          <w:color w:val="434F54"/>
+          <w:kern w:val="0"/>
+          <w:sz w:val="21"/>
+          <w:szCs w:val="21"/>
+          <w:lang w:eastAsia="en-IN" w:bidi="hi-IN"/>
+          <w14:ligatures w14:val="none"/>
+        </w:rPr>
+        <w:t>()</w:t>
+      </w:r>
+      <w:r>
+        <w:rPr>
+          <w:rFonts w:ascii="Consolas" w:eastAsia="Times New Roman" w:hAnsi="Consolas" w:cs="Times New Roman"/>
+          <w:color w:val="4E5B61"/>
+          <w:kern w:val="0"/>
+          <w:sz w:val="21"/>
+          <w:szCs w:val="21"/>
+          <w:lang w:eastAsia="en-IN" w:bidi="hi-IN"/>
+          <w14:ligatures w14:val="none"/>
+        </w:rPr>
+        <w:t>;</w:t>
+      </w:r>
+    </w:p>
+    <w:p>
+      <w:pPr>
+        <w:shd w:val="clear" w:color="auto" w:fill="FFFFFF"/>
+        <w:spacing w:after="0" w:line="285" w:lineRule="atLeast"/>
+        <w:rPr>
+          <w:rFonts w:ascii="Consolas" w:eastAsia="Times New Roman" w:hAnsi="Consolas" w:cs="Times New Roman"/>
+          <w:color w:val="4E5B61"/>
+          <w:kern w:val="0"/>
+          <w:sz w:val="21"/>
+          <w:szCs w:val="21"/>
+          <w:lang w:eastAsia="en-IN" w:bidi="hi-IN"/>
+          <w14:ligatures w14:val="none"/>
+        </w:rPr>
+      </w:pPr>
+    </w:p>
+    <w:p>
+      <w:pPr>
+        <w:shd w:val="clear" w:color="auto" w:fill="FFFFFF"/>
+        <w:spacing w:after="0" w:line="285" w:lineRule="atLeast"/>
+        <w:rPr>
+          <w:rFonts w:ascii="Consolas" w:eastAsia="Times New Roman" w:hAnsi="Consolas" w:cs="Times New Roman"/>
+          <w:color w:val="4E5B61"/>
+          <w:kern w:val="0"/>
+          <w:sz w:val="21"/>
+          <w:szCs w:val="21"/>
+          <w:lang w:eastAsia="en-IN" w:bidi="hi-IN"/>
+          <w14:ligatures w14:val="none"/>
+        </w:rPr>
+      </w:pPr>
+      <w:r>
+        <w:rPr>
+          <w:rFonts w:ascii="Consolas" w:eastAsia="Times New Roman" w:hAnsi="Consolas" w:cs="Times New Roman"/>
+          <w:color w:val="4E5B61"/>
+          <w:kern w:val="0"/>
+          <w:sz w:val="21"/>
+          <w:szCs w:val="21"/>
+          <w:lang w:eastAsia="en-IN" w:bidi="hi-IN"/>
+          <w14:ligatures w14:val="none"/>
+        </w:rPr>
+        <w:t xml:space="preserve">  </w:t>
+      </w:r>
+      <w:proofErr w:type="spellStart"/>
+      <w:r>
+        <w:rPr>
+          <w:rFonts w:ascii="Consolas" w:eastAsia="Times New Roman" w:hAnsi="Consolas" w:cs="Times New Roman"/>
+          <w:color w:val="D35400"/>
+          <w:kern w:val="0"/>
+          <w:sz w:val="21"/>
+          <w:szCs w:val="21"/>
+          <w:lang w:eastAsia="en-IN" w:bidi="hi-IN"/>
+          <w14:ligatures w14:val="none"/>
+        </w:rPr>
+        <w:t>Serial</w:t>
+      </w:r>
+      <w:r>
+        <w:rPr>
+          <w:rFonts w:ascii="Consolas" w:eastAsia="Times New Roman" w:hAnsi="Consolas" w:cs="Times New Roman"/>
+          <w:color w:val="4E5B61"/>
+          <w:kern w:val="0"/>
+          <w:sz w:val="21"/>
+          <w:szCs w:val="21"/>
+          <w:lang w:eastAsia="en-IN" w:bidi="hi-IN"/>
+          <w14:ligatures w14:val="none"/>
+        </w:rPr>
+        <w:t>.</w:t>
+      </w:r>
+      <w:r>
+        <w:rPr>
+          <w:rFonts w:ascii="Consolas" w:eastAsia="Times New Roman" w:hAnsi="Consolas" w:cs="Times New Roman"/>
+          <w:color w:val="D35400"/>
+          <w:kern w:val="0"/>
+          <w:sz w:val="21"/>
+          <w:szCs w:val="21"/>
+          <w:lang w:eastAsia="en-IN" w:bidi="hi-IN"/>
+          <w14:ligatures w14:val="none"/>
+        </w:rPr>
+        <w:t>println</w:t>
+      </w:r>
+      <w:proofErr w:type="spellEnd"/>
+      <w:r>
+        <w:rPr>
+          <w:rFonts w:ascii="Consolas" w:eastAsia="Times New Roman" w:hAnsi="Consolas" w:cs="Times New Roman"/>
+          <w:color w:val="434F54"/>
+          <w:kern w:val="0"/>
+          <w:sz w:val="21"/>
+          <w:szCs w:val="21"/>
+          <w:lang w:eastAsia="en-IN" w:bidi="hi-IN"/>
+          <w14:ligatures w14:val="none"/>
+        </w:rPr>
+        <w:t>(</w:t>
+      </w:r>
+      <w:r>
+        <w:rPr>
+          <w:rFonts w:ascii="Consolas" w:eastAsia="Times New Roman" w:hAnsi="Consolas" w:cs="Times New Roman"/>
+          <w:color w:val="005C5F"/>
+          <w:kern w:val="0"/>
+          <w:sz w:val="21"/>
+          <w:szCs w:val="21"/>
+          <w:lang w:eastAsia="en-IN" w:bidi="hi-IN"/>
+          <w14:ligatures w14:val="none"/>
+        </w:rPr>
+        <w:t>"System Ready. Instant real-time monitoring active."</w:t>
+      </w:r>
+      <w:r>
+        <w:rPr>
+          <w:rFonts w:ascii="Consolas" w:eastAsia="Times New Roman" w:hAnsi="Consolas" w:cs="Times New Roman"/>
+          <w:color w:val="434F54"/>
+          <w:kern w:val="0"/>
+          <w:sz w:val="21"/>
+          <w:szCs w:val="21"/>
+          <w:lang w:eastAsia="en-IN" w:bidi="hi-IN"/>
+          <w14:ligatures w14:val="none"/>
+        </w:rPr>
+        <w:t>)</w:t>
+      </w:r>
+      <w:r>
+        <w:rPr>
+          <w:rFonts w:ascii="Consolas" w:eastAsia="Times New Roman" w:hAnsi="Consolas" w:cs="Times New Roman"/>
+          <w:color w:val="4E5B61"/>
+          <w:kern w:val="0"/>
+          <w:sz w:val="21"/>
+          <w:szCs w:val="21"/>
+          <w:lang w:eastAsia="en-IN" w:bidi="hi-IN"/>
+          <w14:ligatures w14:val="none"/>
+        </w:rPr>
+        <w:t>;</w:t>
+      </w:r>
+    </w:p>
+    <w:p>
+      <w:pPr>
+        <w:shd w:val="clear" w:color="auto" w:fill="FFFFFF"/>
+        <w:spacing w:after="0" w:line="285" w:lineRule="atLeast"/>
+        <w:rPr>
+          <w:rFonts w:ascii="Consolas" w:eastAsia="Times New Roman" w:hAnsi="Consolas" w:cs="Times New Roman"/>
+          <w:color w:val="4E5B61"/>
+          <w:kern w:val="0"/>
+          <w:sz w:val="21"/>
+          <w:szCs w:val="21"/>
+          <w:lang w:eastAsia="en-IN" w:bidi="hi-IN"/>
+          <w14:ligatures w14:val="none"/>
+        </w:rPr>
+      </w:pPr>
+      <w:r>
+        <w:rPr>
+          <w:rFonts w:ascii="Consolas" w:eastAsia="Times New Roman" w:hAnsi="Consolas" w:cs="Times New Roman"/>
+          <w:color w:val="434F54"/>
+          <w:kern w:val="0"/>
+          <w:sz w:val="21"/>
+          <w:szCs w:val="21"/>
+          <w:lang w:eastAsia="en-IN" w:bidi="hi-IN"/>
+          <w14:ligatures w14:val="none"/>
+        </w:rPr>
+        <w:t>}</w:t>
+      </w:r>
+    </w:p>
+    <w:p>
+      <w:pPr>
+        <w:shd w:val="clear" w:color="auto" w:fill="FFFFFF"/>
+        <w:spacing w:after="0" w:line="285" w:lineRule="atLeast"/>
+        <w:rPr>
+          <w:rFonts w:ascii="Consolas" w:eastAsia="Times New Roman" w:hAnsi="Consolas" w:cs="Times New Roman"/>
+          <w:color w:val="4E5B61"/>
+          <w:kern w:val="0"/>
+          <w:sz w:val="21"/>
+          <w:szCs w:val="21"/>
+          <w:lang w:eastAsia="en-IN" w:bidi="hi-IN"/>
+          <w14:ligatures w14:val="none"/>
+        </w:rPr>
+      </w:pPr>
+    </w:p>
+    <w:p>
+      <w:pPr>
+        <w:shd w:val="clear" w:color="auto" w:fill="FFFFFF"/>
+        <w:spacing w:after="0" w:line="285" w:lineRule="atLeast"/>
+        <w:rPr>
+          <w:rFonts w:ascii="Consolas" w:eastAsia="Times New Roman" w:hAnsi="Consolas" w:cs="Times New Roman"/>
+          <w:color w:val="4E5B61"/>
+          <w:kern w:val="0"/>
+          <w:sz w:val="21"/>
+          <w:szCs w:val="21"/>
+          <w:lang w:eastAsia="en-IN" w:bidi="hi-IN"/>
+          <w14:ligatures w14:val="none"/>
+        </w:rPr>
+      </w:pPr>
+      <w:r>
+        <w:rPr>
+          <w:rFonts w:ascii="Consolas" w:eastAsia="Times New Roman" w:hAnsi="Consolas" w:cs="Times New Roman"/>
+          <w:color w:val="00979D"/>
+          <w:kern w:val="0"/>
+          <w:sz w:val="21"/>
+          <w:szCs w:val="21"/>
+          <w:lang w:eastAsia="en-IN" w:bidi="hi-IN"/>
+          <w14:ligatures w14:val="none"/>
+        </w:rPr>
+        <w:t>void</w:t>
+      </w:r>
+      <w:r>
+        <w:rPr>
+          <w:rFonts w:ascii="Consolas" w:eastAsia="Times New Roman" w:hAnsi="Consolas" w:cs="Times New Roman"/>
+          <w:color w:val="4E5B61"/>
+          <w:kern w:val="0"/>
+          <w:sz w:val="21"/>
+          <w:szCs w:val="21"/>
+          <w:lang w:eastAsia="en-IN" w:bidi="hi-IN"/>
+          <w14:ligatures w14:val="none"/>
+        </w:rPr>
+        <w:t xml:space="preserve"> </w:t>
+      </w:r>
+      <w:r>
+        <w:rPr>
+          <w:rFonts w:ascii="Consolas" w:eastAsia="Times New Roman" w:hAnsi="Consolas" w:cs="Times New Roman"/>
+          <w:color w:val="D35400"/>
+          <w:kern w:val="0"/>
+          <w:sz w:val="21"/>
+          <w:szCs w:val="21"/>
+          <w:lang w:eastAsia="en-IN" w:bidi="hi-IN"/>
+          <w14:ligatures w14:val="none"/>
+        </w:rPr>
+        <w:t>loop</w:t>
+      </w:r>
+      <w:r>
+        <w:rPr>
+          <w:rFonts w:ascii="Consolas" w:eastAsia="Times New Roman" w:hAnsi="Consolas" w:cs="Times New Roman"/>
+          <w:color w:val="434F54"/>
+          <w:kern w:val="0"/>
+          <w:sz w:val="21"/>
+          <w:szCs w:val="21"/>
+          <w:lang w:eastAsia="en-IN" w:bidi="hi-IN"/>
+          <w14:ligatures w14:val="none"/>
+        </w:rPr>
+        <w:t>()</w:t>
+      </w:r>
+      <w:r>
+        <w:rPr>
+          <w:rFonts w:ascii="Consolas" w:eastAsia="Times New Roman" w:hAnsi="Consolas" w:cs="Times New Roman"/>
+          <w:color w:val="4E5B61"/>
+          <w:kern w:val="0"/>
+          <w:sz w:val="21"/>
+          <w:szCs w:val="21"/>
+          <w:lang w:eastAsia="en-IN" w:bidi="hi-IN"/>
+          <w14:ligatures w14:val="none"/>
+        </w:rPr>
+        <w:t xml:space="preserve"> </w:t>
+      </w:r>
+      <w:r>
+        <w:rPr>
+          <w:rFonts w:ascii="Consolas" w:eastAsia="Times New Roman" w:hAnsi="Consolas" w:cs="Times New Roman"/>
+          <w:color w:val="434F54"/>
+          <w:kern w:val="0"/>
+          <w:sz w:val="21"/>
+          <w:szCs w:val="21"/>
+          <w:lang w:eastAsia="en-IN" w:bidi="hi-IN"/>
+          <w14:ligatures w14:val="none"/>
+        </w:rPr>
+        <w:t>{</w:t>
+      </w:r>
+    </w:p>
+    <w:p>
+      <w:pPr>
+        <w:shd w:val="clear" w:color="auto" w:fill="FFFFFF"/>
+        <w:spacing w:after="0" w:line="285" w:lineRule="atLeast"/>
+        <w:rPr>
+          <w:rFonts w:ascii="Consolas" w:eastAsia="Times New Roman" w:hAnsi="Consolas" w:cs="Times New Roman"/>
+          <w:color w:val="4E5B61"/>
+          <w:kern w:val="0"/>
+          <w:sz w:val="21"/>
+          <w:szCs w:val="21"/>
+          <w:lang w:eastAsia="en-IN" w:bidi="hi-IN"/>
+          <w14:ligatures w14:val="none"/>
+        </w:rPr>
+      </w:pPr>
+      <w:r>
+        <w:rPr>
+          <w:rFonts w:ascii="Consolas" w:eastAsia="Times New Roman" w:hAnsi="Consolas" w:cs="Times New Roman"/>
+          <w:color w:val="4E5B61"/>
+          <w:kern w:val="0"/>
+          <w:sz w:val="21"/>
+          <w:szCs w:val="21"/>
+          <w:lang w:eastAsia="en-IN" w:bidi="hi-IN"/>
+          <w14:ligatures w14:val="none"/>
+        </w:rPr>
+        <w:t xml:space="preserve">  </w:t>
+      </w:r>
+      <w:proofErr w:type="spellStart"/>
+      <w:r>
+        <w:rPr>
+          <w:rFonts w:ascii="Consolas" w:eastAsia="Times New Roman" w:hAnsi="Consolas" w:cs="Times New Roman"/>
+          <w:color w:val="D35400"/>
+          <w:kern w:val="0"/>
+          <w:sz w:val="21"/>
+          <w:szCs w:val="21"/>
+          <w:lang w:eastAsia="en-IN" w:bidi="hi-IN"/>
+          <w14:ligatures w14:val="none"/>
+        </w:rPr>
+        <w:t>server</w:t>
+      </w:r>
+      <w:r>
+        <w:rPr>
+          <w:rFonts w:ascii="Consolas" w:eastAsia="Times New Roman" w:hAnsi="Consolas" w:cs="Times New Roman"/>
+          <w:color w:val="4E5B61"/>
+          <w:kern w:val="0"/>
+          <w:sz w:val="21"/>
+          <w:szCs w:val="21"/>
+          <w:lang w:eastAsia="en-IN" w:bidi="hi-IN"/>
+          <w14:ligatures w14:val="none"/>
+        </w:rPr>
+        <w:t>.</w:t>
+      </w:r>
+      <w:r>
+        <w:rPr>
+          <w:rFonts w:ascii="Consolas" w:eastAsia="Times New Roman" w:hAnsi="Consolas" w:cs="Times New Roman"/>
+          <w:color w:val="D35400"/>
+          <w:kern w:val="0"/>
+          <w:sz w:val="21"/>
+          <w:szCs w:val="21"/>
+          <w:lang w:eastAsia="en-IN" w:bidi="hi-IN"/>
+          <w14:ligatures w14:val="none"/>
+        </w:rPr>
+        <w:t>handleClient</w:t>
+      </w:r>
+      <w:proofErr w:type="spellEnd"/>
+      <w:r>
+        <w:rPr>
+          <w:rFonts w:ascii="Consolas" w:eastAsia="Times New Roman" w:hAnsi="Consolas" w:cs="Times New Roman"/>
+          <w:color w:val="434F54"/>
+          <w:kern w:val="0"/>
+          <w:sz w:val="21"/>
+          <w:szCs w:val="21"/>
+          <w:lang w:eastAsia="en-IN" w:bidi="hi-IN"/>
+          <w14:ligatures w14:val="none"/>
+        </w:rPr>
+        <w:t>()</w:t>
+      </w:r>
+      <w:r>
+        <w:rPr>
+          <w:rFonts w:ascii="Consolas" w:eastAsia="Times New Roman" w:hAnsi="Consolas" w:cs="Times New Roman"/>
+          <w:color w:val="4E5B61"/>
+          <w:kern w:val="0"/>
+          <w:sz w:val="21"/>
+          <w:szCs w:val="21"/>
+          <w:lang w:eastAsia="en-IN" w:bidi="hi-IN"/>
+          <w14:ligatures w14:val="none"/>
+        </w:rPr>
+        <w:t>;</w:t>
+      </w:r>
+    </w:p>
+    <w:p>
+      <w:pPr>
+        <w:shd w:val="clear" w:color="auto" w:fill="FFFFFF"/>
+        <w:spacing w:after="0" w:line="285" w:lineRule="atLeast"/>
+        <w:rPr>
+          <w:rFonts w:ascii="Consolas" w:eastAsia="Times New Roman" w:hAnsi="Consolas" w:cs="Times New Roman"/>
+          <w:color w:val="4E5B61"/>
+          <w:kern w:val="0"/>
+          <w:sz w:val="21"/>
+          <w:szCs w:val="21"/>
+          <w:lang w:eastAsia="en-IN" w:bidi="hi-IN"/>
+          <w14:ligatures w14:val="none"/>
+        </w:rPr>
+      </w:pPr>
+    </w:p>
+    <w:p>
+      <w:pPr>
+        <w:shd w:val="clear" w:color="auto" w:fill="FFFFFF"/>
+        <w:spacing w:after="0" w:line="285" w:lineRule="atLeast"/>
+        <w:rPr>
+          <w:rFonts w:ascii="Consolas" w:eastAsia="Times New Roman" w:hAnsi="Consolas" w:cs="Times New Roman"/>
+          <w:color w:val="4E5B61"/>
+          <w:kern w:val="0"/>
+          <w:sz w:val="21"/>
+          <w:szCs w:val="21"/>
+          <w:lang w:eastAsia="en-IN" w:bidi="hi-IN"/>
+          <w14:ligatures w14:val="none"/>
+        </w:rPr>
+      </w:pPr>
+      <w:r>
+        <w:rPr>
+          <w:rFonts w:ascii="Consolas" w:eastAsia="Times New Roman" w:hAnsi="Consolas" w:cs="Times New Roman"/>
+          <w:color w:val="95A5A6"/>
+          <w:kern w:val="0"/>
+          <w:sz w:val="21"/>
+          <w:szCs w:val="21"/>
+          <w:lang w:eastAsia="en-IN" w:bidi="hi-IN"/>
+          <w14:ligatures w14:val="none"/>
+        </w:rPr>
+        <w:t>  // Read the sensor instantly with zero blocking delays</w:t>
+      </w:r>
+    </w:p>
+    <w:p>
+      <w:pPr>
+        <w:shd w:val="clear" w:color="auto" w:fill="FFFFFF"/>
+        <w:spacing w:after="0" w:line="285" w:lineRule="atLeast"/>
+        <w:rPr>
+          <w:rFonts w:ascii="Consolas" w:eastAsia="Times New Roman" w:hAnsi="Consolas" w:cs="Times New Roman"/>
+          <w:color w:val="4E5B61"/>
+          <w:kern w:val="0"/>
+          <w:sz w:val="21"/>
+          <w:szCs w:val="21"/>
+          <w:lang w:eastAsia="en-IN" w:bidi="hi-IN"/>
+          <w14:ligatures w14:val="none"/>
+        </w:rPr>
+      </w:pPr>
+      <w:r>
+        <w:rPr>
+          <w:rFonts w:ascii="Consolas" w:eastAsia="Times New Roman" w:hAnsi="Consolas" w:cs="Times New Roman"/>
+          <w:color w:val="4E5B61"/>
+          <w:kern w:val="0"/>
+          <w:sz w:val="21"/>
+          <w:szCs w:val="21"/>
+          <w:lang w:eastAsia="en-IN" w:bidi="hi-IN"/>
+          <w14:ligatures w14:val="none"/>
+        </w:rPr>
+        <w:t xml:space="preserve">  </w:t>
+      </w:r>
+      <w:r>
+        <w:rPr>
+          <w:rFonts w:ascii="Consolas" w:eastAsia="Times New Roman" w:hAnsi="Consolas" w:cs="Times New Roman"/>
+          <w:color w:val="728E00"/>
+          <w:kern w:val="0"/>
+          <w:sz w:val="21"/>
+          <w:szCs w:val="21"/>
+          <w:lang w:eastAsia="en-IN" w:bidi="hi-IN"/>
+          <w14:ligatures w14:val="none"/>
+        </w:rPr>
+        <w:t>if</w:t>
+      </w:r>
+      <w:r>
+        <w:rPr>
+          <w:rFonts w:ascii="Consolas" w:eastAsia="Times New Roman" w:hAnsi="Consolas" w:cs="Times New Roman"/>
+          <w:color w:val="4E5B61"/>
+          <w:kern w:val="0"/>
+          <w:sz w:val="21"/>
+          <w:szCs w:val="21"/>
+          <w:lang w:eastAsia="en-IN" w:bidi="hi-IN"/>
+          <w14:ligatures w14:val="none"/>
+        </w:rPr>
+        <w:t xml:space="preserve"> </w:t>
+      </w:r>
+      <w:r>
+        <w:rPr>
+          <w:rFonts w:ascii="Consolas" w:eastAsia="Times New Roman" w:hAnsi="Consolas" w:cs="Times New Roman"/>
+          <w:color w:val="434F54"/>
+          <w:kern w:val="0"/>
+          <w:sz w:val="21"/>
+          <w:szCs w:val="21"/>
+          <w:lang w:eastAsia="en-IN" w:bidi="hi-IN"/>
+          <w14:ligatures w14:val="none"/>
+        </w:rPr>
+        <w:t>(</w:t>
+      </w:r>
+      <w:proofErr w:type="spellStart"/>
+      <w:r>
+        <w:rPr>
+          <w:rFonts w:ascii="Consolas" w:eastAsia="Times New Roman" w:hAnsi="Consolas" w:cs="Times New Roman"/>
+          <w:color w:val="D35400"/>
+          <w:kern w:val="0"/>
+          <w:sz w:val="21"/>
+          <w:szCs w:val="21"/>
+          <w:lang w:eastAsia="en-IN" w:bidi="hi-IN"/>
+          <w14:ligatures w14:val="none"/>
+        </w:rPr>
+        <w:t>digitalRead</w:t>
+      </w:r>
+      <w:proofErr w:type="spellEnd"/>
+      <w:r>
+        <w:rPr>
+          <w:rFonts w:ascii="Consolas" w:eastAsia="Times New Roman" w:hAnsi="Consolas" w:cs="Times New Roman"/>
+          <w:color w:val="434F54"/>
+          <w:kern w:val="0"/>
+          <w:sz w:val="21"/>
+          <w:szCs w:val="21"/>
+          <w:lang w:eastAsia="en-IN" w:bidi="hi-IN"/>
+          <w14:ligatures w14:val="none"/>
+        </w:rPr>
+        <w:t>(</w:t>
+      </w:r>
+      <w:r>
+        <w:rPr>
+          <w:rFonts w:ascii="Consolas" w:eastAsia="Times New Roman" w:hAnsi="Consolas" w:cs="Times New Roman"/>
+          <w:color w:val="4E5B61"/>
+          <w:kern w:val="0"/>
+          <w:sz w:val="21"/>
+          <w:szCs w:val="21"/>
+          <w:lang w:eastAsia="en-IN" w:bidi="hi-IN"/>
+          <w14:ligatures w14:val="none"/>
+        </w:rPr>
+        <w:t>TILT_PIN</w:t>
+      </w:r>
+      <w:r>
+        <w:rPr>
+          <w:rFonts w:ascii="Consolas" w:eastAsia="Times New Roman" w:hAnsi="Consolas" w:cs="Times New Roman"/>
+          <w:color w:val="434F54"/>
+          <w:kern w:val="0"/>
+          <w:sz w:val="21"/>
+          <w:szCs w:val="21"/>
+          <w:lang w:eastAsia="en-IN" w:bidi="hi-IN"/>
+          <w14:ligatures w14:val="none"/>
+        </w:rPr>
+        <w:t>)</w:t>
+      </w:r>
+      <w:r>
+        <w:rPr>
+          <w:rFonts w:ascii="Consolas" w:eastAsia="Times New Roman" w:hAnsi="Consolas" w:cs="Times New Roman"/>
+          <w:color w:val="4E5B61"/>
+          <w:kern w:val="0"/>
+          <w:sz w:val="21"/>
+          <w:szCs w:val="21"/>
+          <w:lang w:eastAsia="en-IN" w:bidi="hi-IN"/>
+          <w14:ligatures w14:val="none"/>
+        </w:rPr>
+        <w:t xml:space="preserve"> == SHAKE_DETECTED_STATE</w:t>
+      </w:r>
+      <w:r>
+        <w:rPr>
+          <w:rFonts w:ascii="Consolas" w:eastAsia="Times New Roman" w:hAnsi="Consolas" w:cs="Times New Roman"/>
+          <w:color w:val="434F54"/>
+          <w:kern w:val="0"/>
+          <w:sz w:val="21"/>
+          <w:szCs w:val="21"/>
+          <w:lang w:eastAsia="en-IN" w:bidi="hi-IN"/>
+          <w14:ligatures w14:val="none"/>
+        </w:rPr>
+        <w:t>)</w:t>
+      </w:r>
+      <w:r>
+        <w:rPr>
+          <w:rFonts w:ascii="Consolas" w:eastAsia="Times New Roman" w:hAnsi="Consolas" w:cs="Times New Roman"/>
+          <w:color w:val="4E5B61"/>
+          <w:kern w:val="0"/>
+          <w:sz w:val="21"/>
+          <w:szCs w:val="21"/>
+          <w:lang w:eastAsia="en-IN" w:bidi="hi-IN"/>
+          <w14:ligatures w14:val="none"/>
+        </w:rPr>
+        <w:t xml:space="preserve"> </w:t>
+      </w:r>
+      <w:r>
+        <w:rPr>
+          <w:rFonts w:ascii="Consolas" w:eastAsia="Times New Roman" w:hAnsi="Consolas" w:cs="Times New Roman"/>
+          <w:color w:val="434F54"/>
+          <w:kern w:val="0"/>
+          <w:sz w:val="21"/>
+          <w:szCs w:val="21"/>
+          <w:lang w:eastAsia="en-IN" w:bidi="hi-IN"/>
+          <w14:ligatures w14:val="none"/>
+        </w:rPr>
+        <w:t>{</w:t>
+      </w:r>
+    </w:p>
+    <w:p>
+      <w:pPr>
+        <w:shd w:val="clear" w:color="auto" w:fill="FFFFFF"/>
+        <w:spacing w:after="0" w:line="285" w:lineRule="atLeast"/>
+        <w:rPr>
+          <w:rFonts w:ascii="Consolas" w:eastAsia="Times New Roman" w:hAnsi="Consolas" w:cs="Times New Roman"/>
+          <w:color w:val="4E5B61"/>
+          <w:kern w:val="0"/>
+          <w:sz w:val="21"/>
+          <w:szCs w:val="21"/>
+          <w:lang w:eastAsia="en-IN" w:bidi="hi-IN"/>
+          <w14:ligatures w14:val="none"/>
+        </w:rPr>
+      </w:pPr>
+      <w:r>
+        <w:rPr>
+          <w:rFonts w:ascii="Consolas" w:eastAsia="Times New Roman" w:hAnsi="Consolas" w:cs="Times New Roman"/>
+          <w:color w:val="4E5B61"/>
+          <w:kern w:val="0"/>
+          <w:sz w:val="21"/>
+          <w:szCs w:val="21"/>
+          <w:lang w:eastAsia="en-IN" w:bidi="hi-IN"/>
+          <w14:ligatures w14:val="none"/>
+        </w:rPr>
+        <w:t xml:space="preserve">    </w:t>
+      </w:r>
+      <w:proofErr w:type="spellStart"/>
+      <w:r>
+        <w:rPr>
+          <w:rFonts w:ascii="Consolas" w:eastAsia="Times New Roman" w:hAnsi="Consolas" w:cs="Times New Roman"/>
+          <w:color w:val="4E5B61"/>
+          <w:kern w:val="0"/>
+          <w:sz w:val="21"/>
+          <w:szCs w:val="21"/>
+          <w:lang w:eastAsia="en-IN" w:bidi="hi-IN"/>
+          <w14:ligatures w14:val="none"/>
+        </w:rPr>
+        <w:t>alarmStatus</w:t>
+      </w:r>
+      <w:proofErr w:type="spellEnd"/>
+      <w:r>
+        <w:rPr>
+          <w:rFonts w:ascii="Consolas" w:eastAsia="Times New Roman" w:hAnsi="Consolas" w:cs="Times New Roman"/>
+          <w:color w:val="4E5B61"/>
+          <w:kern w:val="0"/>
+          <w:sz w:val="21"/>
+          <w:szCs w:val="21"/>
+          <w:lang w:eastAsia="en-IN" w:bidi="hi-IN"/>
+          <w14:ligatures w14:val="none"/>
+        </w:rPr>
+        <w:t xml:space="preserve"> = </w:t>
+      </w:r>
+      <w:r>
+        <w:rPr>
+          <w:rFonts w:ascii="Consolas" w:eastAsia="Times New Roman" w:hAnsi="Consolas" w:cs="Times New Roman"/>
+          <w:color w:val="005C5F"/>
+          <w:kern w:val="0"/>
+          <w:sz w:val="21"/>
+          <w:szCs w:val="21"/>
+          <w:lang w:eastAsia="en-IN" w:bidi="hi-IN"/>
+          <w14:ligatures w14:val="none"/>
+        </w:rPr>
+        <w:t>"ALARM"</w:t>
+      </w:r>
+      <w:r>
+        <w:rPr>
+          <w:rFonts w:ascii="Consolas" w:eastAsia="Times New Roman" w:hAnsi="Consolas" w:cs="Times New Roman"/>
+          <w:color w:val="4E5B61"/>
+          <w:kern w:val="0"/>
+          <w:sz w:val="21"/>
+          <w:szCs w:val="21"/>
+          <w:lang w:eastAsia="en-IN" w:bidi="hi-IN"/>
+          <w14:ligatures w14:val="none"/>
+        </w:rPr>
+        <w:t>;</w:t>
+      </w:r>
+    </w:p>
+    <w:p>
+      <w:pPr>
+        <w:shd w:val="clear" w:color="auto" w:fill="FFFFFF"/>
+        <w:spacing w:after="0" w:line="285" w:lineRule="atLeast"/>
+        <w:rPr>
+          <w:rFonts w:ascii="Consolas" w:eastAsia="Times New Roman" w:hAnsi="Consolas" w:cs="Times New Roman"/>
+          <w:color w:val="4E5B61"/>
+          <w:kern w:val="0"/>
+          <w:sz w:val="21"/>
+          <w:szCs w:val="21"/>
+          <w:lang w:eastAsia="en-IN" w:bidi="hi-IN"/>
+          <w14:ligatures w14:val="none"/>
+        </w:rPr>
+      </w:pPr>
+      <w:r>
+        <w:rPr>
+          <w:rFonts w:ascii="Consolas" w:eastAsia="Times New Roman" w:hAnsi="Consolas" w:cs="Times New Roman"/>
+          <w:color w:val="4E5B61"/>
+          <w:kern w:val="0"/>
+          <w:sz w:val="21"/>
+          <w:szCs w:val="21"/>
+          <w:lang w:eastAsia="en-IN" w:bidi="hi-IN"/>
+          <w14:ligatures w14:val="none"/>
+        </w:rPr>
+        <w:t xml:space="preserve">    </w:t>
+      </w:r>
+    </w:p>
+    <w:p>
+      <w:pPr>
+        <w:shd w:val="clear" w:color="auto" w:fill="FFFFFF"/>
+        <w:spacing w:after="0" w:line="285" w:lineRule="atLeast"/>
+        <w:rPr>
+          <w:rFonts w:ascii="Consolas" w:eastAsia="Times New Roman" w:hAnsi="Consolas" w:cs="Times New Roman"/>
+          <w:color w:val="4E5B61"/>
+          <w:kern w:val="0"/>
+          <w:sz w:val="21"/>
+          <w:szCs w:val="21"/>
+          <w:lang w:eastAsia="en-IN" w:bidi="hi-IN"/>
+          <w14:ligatures w14:val="none"/>
+        </w:rPr>
+      </w:pPr>
+      <w:r>
+        <w:rPr>
+          <w:rFonts w:ascii="Consolas" w:eastAsia="Times New Roman" w:hAnsi="Consolas" w:cs="Times New Roman"/>
+          <w:color w:val="95A5A6"/>
+          <w:kern w:val="0"/>
+          <w:sz w:val="21"/>
+          <w:szCs w:val="21"/>
+          <w:lang w:eastAsia="en-IN" w:bidi="hi-IN"/>
+          <w14:ligatures w14:val="none"/>
+        </w:rPr>
+        <w:t>    // METHOD 1: For Active Buzzers (Continuous, solid tone)</w:t>
+      </w:r>
+    </w:p>
+    <w:p>
+      <w:pPr>
+        <w:shd w:val="clear" w:color="auto" w:fill="FFFFFF"/>
+        <w:spacing w:after="0" w:line="285" w:lineRule="atLeast"/>
+        <w:rPr>
+          <w:rFonts w:ascii="Consolas" w:eastAsia="Times New Roman" w:hAnsi="Consolas" w:cs="Times New Roman"/>
+          <w:color w:val="4E5B61"/>
+          <w:kern w:val="0"/>
+          <w:sz w:val="21"/>
+          <w:szCs w:val="21"/>
+          <w:lang w:eastAsia="en-IN" w:bidi="hi-IN"/>
+          <w14:ligatures w14:val="none"/>
+        </w:rPr>
+      </w:pPr>
+      <w:r>
+        <w:rPr>
+          <w:rFonts w:ascii="Consolas" w:eastAsia="Times New Roman" w:hAnsi="Consolas" w:cs="Times New Roman"/>
+          <w:color w:val="4E5B61"/>
+          <w:kern w:val="0"/>
+          <w:sz w:val="21"/>
+          <w:szCs w:val="21"/>
+          <w:lang w:eastAsia="en-IN" w:bidi="hi-IN"/>
+          <w14:ligatures w14:val="none"/>
+        </w:rPr>
+        <w:t xml:space="preserve">    </w:t>
+      </w:r>
+      <w:proofErr w:type="spellStart"/>
+      <w:r>
+        <w:rPr>
+          <w:rFonts w:ascii="Consolas" w:eastAsia="Times New Roman" w:hAnsi="Consolas" w:cs="Times New Roman"/>
+          <w:color w:val="D35400"/>
+          <w:kern w:val="0"/>
+          <w:sz w:val="21"/>
+          <w:szCs w:val="21"/>
+          <w:lang w:eastAsia="en-IN" w:bidi="hi-IN"/>
+          <w14:ligatures w14:val="none"/>
+        </w:rPr>
+        <w:t>digitalWrite</w:t>
+      </w:r>
+      <w:proofErr w:type="spellEnd"/>
+      <w:r>
+        <w:rPr>
+          <w:rFonts w:ascii="Consolas" w:eastAsia="Times New Roman" w:hAnsi="Consolas" w:cs="Times New Roman"/>
+          <w:color w:val="434F54"/>
+          <w:kern w:val="0"/>
+          <w:sz w:val="21"/>
+          <w:szCs w:val="21"/>
+          <w:lang w:eastAsia="en-IN" w:bidi="hi-IN"/>
+          <w14:ligatures w14:val="none"/>
+        </w:rPr>
+        <w:t>(</w:t>
+      </w:r>
+      <w:r>
+        <w:rPr>
+          <w:rFonts w:ascii="Consolas" w:eastAsia="Times New Roman" w:hAnsi="Consolas" w:cs="Times New Roman"/>
+          <w:color w:val="4E5B61"/>
+          <w:kern w:val="0"/>
+          <w:sz w:val="21"/>
+          <w:szCs w:val="21"/>
+          <w:lang w:eastAsia="en-IN" w:bidi="hi-IN"/>
+          <w14:ligatures w14:val="none"/>
+        </w:rPr>
+        <w:t>BUZZER_PIN, HIGH</w:t>
+      </w:r>
+      <w:r>
+        <w:rPr>
+          <w:rFonts w:ascii="Consolas" w:eastAsia="Times New Roman" w:hAnsi="Consolas" w:cs="Times New Roman"/>
+          <w:color w:val="434F54"/>
+          <w:kern w:val="0"/>
+          <w:sz w:val="21"/>
+          <w:szCs w:val="21"/>
+          <w:lang w:eastAsia="en-IN" w:bidi="hi-IN"/>
+          <w14:ligatures w14:val="none"/>
+        </w:rPr>
+        <w:t>)</w:t>
+      </w:r>
+      <w:r>
+        <w:rPr>
+          <w:rFonts w:ascii="Consolas" w:eastAsia="Times New Roman" w:hAnsi="Consolas" w:cs="Times New Roman"/>
+          <w:color w:val="4E5B61"/>
+          <w:kern w:val="0"/>
+          <w:sz w:val="21"/>
+          <w:szCs w:val="21"/>
+          <w:lang w:eastAsia="en-IN" w:bidi="hi-IN"/>
+          <w14:ligatures w14:val="none"/>
+        </w:rPr>
+        <w:t xml:space="preserve">; </w:t>
+      </w:r>
+    </w:p>
+    <w:p>
+      <w:pPr>
+        <w:shd w:val="clear" w:color="auto" w:fill="FFFFFF"/>
+        <w:spacing w:after="0" w:line="285" w:lineRule="atLeast"/>
+        <w:rPr>
+          <w:rFonts w:ascii="Consolas" w:eastAsia="Times New Roman" w:hAnsi="Consolas" w:cs="Times New Roman"/>
+          <w:color w:val="4E5B61"/>
+          <w:kern w:val="0"/>
+          <w:sz w:val="21"/>
+          <w:szCs w:val="21"/>
+          <w:lang w:eastAsia="en-IN" w:bidi="hi-IN"/>
+          <w14:ligatures w14:val="none"/>
+        </w:rPr>
+      </w:pPr>
+      <w:r>
+        <w:rPr>
+          <w:rFonts w:ascii="Consolas" w:eastAsia="Times New Roman" w:hAnsi="Consolas" w:cs="Times New Roman"/>
+          <w:color w:val="4E5B61"/>
+          <w:kern w:val="0"/>
+          <w:sz w:val="21"/>
+          <w:szCs w:val="21"/>
+          <w:lang w:eastAsia="en-IN" w:bidi="hi-IN"/>
+          <w14:ligatures w14:val="none"/>
+        </w:rPr>
+        <w:t xml:space="preserve">    </w:t>
+      </w:r>
+    </w:p>
+    <w:p>
+      <w:pPr>
+        <w:shd w:val="clear" w:color="auto" w:fill="FFFFFF"/>
+        <w:spacing w:after="0" w:line="285" w:lineRule="atLeast"/>
+        <w:rPr>
+          <w:rFonts w:ascii="Consolas" w:eastAsia="Times New Roman" w:hAnsi="Consolas" w:cs="Times New Roman"/>
+          <w:color w:val="4E5B61"/>
+          <w:kern w:val="0"/>
+          <w:sz w:val="21"/>
+          <w:szCs w:val="21"/>
+          <w:lang w:eastAsia="en-IN" w:bidi="hi-IN"/>
+          <w14:ligatures w14:val="none"/>
+        </w:rPr>
+      </w:pPr>
+      <w:r>
+        <w:rPr>
+          <w:rFonts w:ascii="Consolas" w:eastAsia="Times New Roman" w:hAnsi="Consolas" w:cs="Times New Roman"/>
+          <w:color w:val="95A5A6"/>
+          <w:kern w:val="0"/>
+          <w:sz w:val="21"/>
+          <w:szCs w:val="21"/>
+          <w:lang w:eastAsia="en-IN" w:bidi="hi-IN"/>
+          <w14:ligatures w14:val="none"/>
+        </w:rPr>
+        <w:lastRenderedPageBreak/>
+        <w:t>    // METHOD 2: For Passive Buzzers (Deep "</w:t>
+      </w:r>
+      <w:proofErr w:type="spellStart"/>
+      <w:r>
+        <w:rPr>
+          <w:rFonts w:ascii="Consolas" w:eastAsia="Times New Roman" w:hAnsi="Consolas" w:cs="Times New Roman"/>
+          <w:color w:val="95A5A6"/>
+          <w:kern w:val="0"/>
+          <w:sz w:val="21"/>
+          <w:szCs w:val="21"/>
+          <w:lang w:eastAsia="en-IN" w:bidi="hi-IN"/>
+          <w14:ligatures w14:val="none"/>
+        </w:rPr>
+        <w:t>Faahh</w:t>
+      </w:r>
+      <w:proofErr w:type="spellEnd"/>
+      <w:r>
+        <w:rPr>
+          <w:rFonts w:ascii="Consolas" w:eastAsia="Times New Roman" w:hAnsi="Consolas" w:cs="Times New Roman"/>
+          <w:color w:val="95A5A6"/>
+          <w:kern w:val="0"/>
+          <w:sz w:val="21"/>
+          <w:szCs w:val="21"/>
+          <w:lang w:eastAsia="en-IN" w:bidi="hi-IN"/>
+          <w14:ligatures w14:val="none"/>
+        </w:rPr>
+        <w:t>" lower pitch horn)</w:t>
+      </w:r>
+    </w:p>
+    <w:p>
+      <w:pPr>
+        <w:shd w:val="clear" w:color="auto" w:fill="FFFFFF"/>
+        <w:spacing w:after="0" w:line="285" w:lineRule="atLeast"/>
+        <w:rPr>
+          <w:rFonts w:ascii="Consolas" w:eastAsia="Times New Roman" w:hAnsi="Consolas" w:cs="Times New Roman"/>
+          <w:color w:val="4E5B61"/>
+          <w:kern w:val="0"/>
+          <w:sz w:val="21"/>
+          <w:szCs w:val="21"/>
+          <w:lang w:eastAsia="en-IN" w:bidi="hi-IN"/>
+          <w14:ligatures w14:val="none"/>
+        </w:rPr>
+      </w:pPr>
+      <w:r>
+        <w:rPr>
+          <w:rFonts w:ascii="Consolas" w:eastAsia="Times New Roman" w:hAnsi="Consolas" w:cs="Times New Roman"/>
+          <w:color w:val="95A5A6"/>
+          <w:kern w:val="0"/>
+          <w:sz w:val="21"/>
+          <w:szCs w:val="21"/>
+          <w:lang w:eastAsia="en-IN" w:bidi="hi-IN"/>
+          <w14:ligatures w14:val="none"/>
+        </w:rPr>
+        <w:t>    // If your buzzer sounds like a click instead of a tone, uncomment the line below</w:t>
+      </w:r>
+    </w:p>
+    <w:p>
+      <w:pPr>
+        <w:shd w:val="clear" w:color="auto" w:fill="FFFFFF"/>
+        <w:spacing w:after="0" w:line="285" w:lineRule="atLeast"/>
+        <w:rPr>
+          <w:rFonts w:ascii="Consolas" w:eastAsia="Times New Roman" w:hAnsi="Consolas" w:cs="Times New Roman"/>
+          <w:color w:val="4E5B61"/>
+          <w:kern w:val="0"/>
+          <w:sz w:val="21"/>
+          <w:szCs w:val="21"/>
+          <w:lang w:eastAsia="en-IN" w:bidi="hi-IN"/>
+          <w14:ligatures w14:val="none"/>
+        </w:rPr>
+      </w:pPr>
+      <w:r>
+        <w:rPr>
+          <w:rFonts w:ascii="Consolas" w:eastAsia="Times New Roman" w:hAnsi="Consolas" w:cs="Times New Roman"/>
+          <w:color w:val="95A5A6"/>
+          <w:kern w:val="0"/>
+          <w:sz w:val="21"/>
+          <w:szCs w:val="21"/>
+          <w:lang w:eastAsia="en-IN" w:bidi="hi-IN"/>
+          <w14:ligatures w14:val="none"/>
+        </w:rPr>
+        <w:t xml:space="preserve">    // and comment out the </w:t>
+      </w:r>
+      <w:proofErr w:type="spellStart"/>
+      <w:r>
+        <w:rPr>
+          <w:rFonts w:ascii="Consolas" w:eastAsia="Times New Roman" w:hAnsi="Consolas" w:cs="Times New Roman"/>
+          <w:color w:val="95A5A6"/>
+          <w:kern w:val="0"/>
+          <w:sz w:val="21"/>
+          <w:szCs w:val="21"/>
+          <w:lang w:eastAsia="en-IN" w:bidi="hi-IN"/>
+          <w14:ligatures w14:val="none"/>
+        </w:rPr>
+        <w:t>digitalWrite</w:t>
+      </w:r>
+      <w:proofErr w:type="spellEnd"/>
+      <w:r>
+        <w:rPr>
+          <w:rFonts w:ascii="Consolas" w:eastAsia="Times New Roman" w:hAnsi="Consolas" w:cs="Times New Roman"/>
+          <w:color w:val="95A5A6"/>
+          <w:kern w:val="0"/>
+          <w:sz w:val="21"/>
+          <w:szCs w:val="21"/>
+          <w:lang w:eastAsia="en-IN" w:bidi="hi-IN"/>
+          <w14:ligatures w14:val="none"/>
+        </w:rPr>
+        <w:t xml:space="preserve"> line above.</w:t>
+      </w:r>
+    </w:p>
+    <w:p>
+      <w:pPr>
+        <w:shd w:val="clear" w:color="auto" w:fill="FFFFFF"/>
+        <w:spacing w:after="0" w:line="285" w:lineRule="atLeast"/>
+        <w:rPr>
+          <w:rFonts w:ascii="Consolas" w:eastAsia="Times New Roman" w:hAnsi="Consolas" w:cs="Times New Roman"/>
+          <w:color w:val="4E5B61"/>
+          <w:kern w:val="0"/>
+          <w:sz w:val="21"/>
+          <w:szCs w:val="21"/>
+          <w:lang w:eastAsia="en-IN" w:bidi="hi-IN"/>
+          <w14:ligatures w14:val="none"/>
+        </w:rPr>
+      </w:pPr>
+      <w:r>
+        <w:rPr>
+          <w:rFonts w:ascii="Consolas" w:eastAsia="Times New Roman" w:hAnsi="Consolas" w:cs="Times New Roman"/>
+          <w:color w:val="95A5A6"/>
+          <w:kern w:val="0"/>
+          <w:sz w:val="21"/>
+          <w:szCs w:val="21"/>
+          <w:lang w:eastAsia="en-IN" w:bidi="hi-IN"/>
+          <w14:ligatures w14:val="none"/>
+        </w:rPr>
+        <w:t xml:space="preserve">    // </w:t>
+      </w:r>
+      <w:proofErr w:type="spellStart"/>
+      <w:r>
+        <w:rPr>
+          <w:rFonts w:ascii="Consolas" w:eastAsia="Times New Roman" w:hAnsi="Consolas" w:cs="Times New Roman"/>
+          <w:color w:val="95A5A6"/>
+          <w:kern w:val="0"/>
+          <w:sz w:val="21"/>
+          <w:szCs w:val="21"/>
+          <w:lang w:eastAsia="en-IN" w:bidi="hi-IN"/>
+          <w14:ligatures w14:val="none"/>
+        </w:rPr>
+        <w:t>tone</w:t>
+      </w:r>
+      <w:proofErr w:type="spellEnd"/>
+      <w:r>
+        <w:rPr>
+          <w:rFonts w:ascii="Consolas" w:eastAsia="Times New Roman" w:hAnsi="Consolas" w:cs="Times New Roman"/>
+          <w:color w:val="95A5A6"/>
+          <w:kern w:val="0"/>
+          <w:sz w:val="21"/>
+          <w:szCs w:val="21"/>
+          <w:lang w:eastAsia="en-IN" w:bidi="hi-IN"/>
+          <w14:ligatures w14:val="none"/>
+        </w:rPr>
+        <w:t xml:space="preserve">(BUZZER_PIN, 350); </w:t>
+      </w:r>
+    </w:p>
+    <w:p>
+      <w:pPr>
+        <w:shd w:val="clear" w:color="auto" w:fill="FFFFFF"/>
+        <w:spacing w:after="0" w:line="285" w:lineRule="atLeast"/>
+        <w:rPr>
+          <w:rFonts w:ascii="Consolas" w:eastAsia="Times New Roman" w:hAnsi="Consolas" w:cs="Times New Roman"/>
+          <w:color w:val="4E5B61"/>
+          <w:kern w:val="0"/>
+          <w:sz w:val="21"/>
+          <w:szCs w:val="21"/>
+          <w:lang w:eastAsia="en-IN" w:bidi="hi-IN"/>
+          <w14:ligatures w14:val="none"/>
+        </w:rPr>
+      </w:pPr>
+    </w:p>
+    <w:p>
+      <w:pPr>
+        <w:shd w:val="clear" w:color="auto" w:fill="FFFFFF"/>
+        <w:spacing w:after="0" w:line="285" w:lineRule="atLeast"/>
+        <w:rPr>
+          <w:rFonts w:ascii="Consolas" w:eastAsia="Times New Roman" w:hAnsi="Consolas" w:cs="Times New Roman"/>
+          <w:color w:val="4E5B61"/>
+          <w:kern w:val="0"/>
+          <w:sz w:val="21"/>
+          <w:szCs w:val="21"/>
+          <w:lang w:eastAsia="en-IN" w:bidi="hi-IN"/>
+          <w14:ligatures w14:val="none"/>
+        </w:rPr>
+      </w:pPr>
+      <w:r>
+        <w:rPr>
+          <w:rFonts w:ascii="Consolas" w:eastAsia="Times New Roman" w:hAnsi="Consolas" w:cs="Times New Roman"/>
+          <w:color w:val="4E5B61"/>
+          <w:kern w:val="0"/>
+          <w:sz w:val="21"/>
+          <w:szCs w:val="21"/>
+          <w:lang w:eastAsia="en-IN" w:bidi="hi-IN"/>
+          <w14:ligatures w14:val="none"/>
+        </w:rPr>
+        <w:t xml:space="preserve">  </w:t>
+      </w:r>
+      <w:r>
+        <w:rPr>
+          <w:rFonts w:ascii="Consolas" w:eastAsia="Times New Roman" w:hAnsi="Consolas" w:cs="Times New Roman"/>
+          <w:color w:val="434F54"/>
+          <w:kern w:val="0"/>
+          <w:sz w:val="21"/>
+          <w:szCs w:val="21"/>
+          <w:lang w:eastAsia="en-IN" w:bidi="hi-IN"/>
+          <w14:ligatures w14:val="none"/>
+        </w:rPr>
+        <w:t>}</w:t>
+      </w:r>
+      <w:r>
+        <w:rPr>
+          <w:rFonts w:ascii="Consolas" w:eastAsia="Times New Roman" w:hAnsi="Consolas" w:cs="Times New Roman"/>
+          <w:color w:val="4E5B61"/>
+          <w:kern w:val="0"/>
+          <w:sz w:val="21"/>
+          <w:szCs w:val="21"/>
+          <w:lang w:eastAsia="en-IN" w:bidi="hi-IN"/>
+          <w14:ligatures w14:val="none"/>
+        </w:rPr>
+        <w:t xml:space="preserve"> </w:t>
+      </w:r>
+      <w:r>
+        <w:rPr>
+          <w:rFonts w:ascii="Consolas" w:eastAsia="Times New Roman" w:hAnsi="Consolas" w:cs="Times New Roman"/>
+          <w:color w:val="728E00"/>
+          <w:kern w:val="0"/>
+          <w:sz w:val="21"/>
+          <w:szCs w:val="21"/>
+          <w:lang w:eastAsia="en-IN" w:bidi="hi-IN"/>
+          <w14:ligatures w14:val="none"/>
+        </w:rPr>
+        <w:t>else</w:t>
+      </w:r>
+      <w:r>
+        <w:rPr>
+          <w:rFonts w:ascii="Consolas" w:eastAsia="Times New Roman" w:hAnsi="Consolas" w:cs="Times New Roman"/>
+          <w:color w:val="4E5B61"/>
+          <w:kern w:val="0"/>
+          <w:sz w:val="21"/>
+          <w:szCs w:val="21"/>
+          <w:lang w:eastAsia="en-IN" w:bidi="hi-IN"/>
+          <w14:ligatures w14:val="none"/>
+        </w:rPr>
+        <w:t xml:space="preserve"> </w:t>
+      </w:r>
+      <w:r>
+        <w:rPr>
+          <w:rFonts w:ascii="Consolas" w:eastAsia="Times New Roman" w:hAnsi="Consolas" w:cs="Times New Roman"/>
+          <w:color w:val="434F54"/>
+          <w:kern w:val="0"/>
+          <w:sz w:val="21"/>
+          <w:szCs w:val="21"/>
+          <w:lang w:eastAsia="en-IN" w:bidi="hi-IN"/>
+          <w14:ligatures w14:val="none"/>
+        </w:rPr>
+        <w:t>{</w:t>
+      </w:r>
+    </w:p>
+    <w:p>
+      <w:pPr>
+        <w:shd w:val="clear" w:color="auto" w:fill="FFFFFF"/>
+        <w:spacing w:after="0" w:line="285" w:lineRule="atLeast"/>
+        <w:rPr>
+          <w:rFonts w:ascii="Consolas" w:eastAsia="Times New Roman" w:hAnsi="Consolas" w:cs="Times New Roman"/>
+          <w:color w:val="4E5B61"/>
+          <w:kern w:val="0"/>
+          <w:sz w:val="21"/>
+          <w:szCs w:val="21"/>
+          <w:lang w:eastAsia="en-IN" w:bidi="hi-IN"/>
+          <w14:ligatures w14:val="none"/>
+        </w:rPr>
+      </w:pPr>
+      <w:r>
+        <w:rPr>
+          <w:rFonts w:ascii="Consolas" w:eastAsia="Times New Roman" w:hAnsi="Consolas" w:cs="Times New Roman"/>
+          <w:color w:val="4E5B61"/>
+          <w:kern w:val="0"/>
+          <w:sz w:val="21"/>
+          <w:szCs w:val="21"/>
+          <w:lang w:eastAsia="en-IN" w:bidi="hi-IN"/>
+          <w14:ligatures w14:val="none"/>
+        </w:rPr>
+        <w:t xml:space="preserve">    </w:t>
+      </w:r>
+      <w:proofErr w:type="spellStart"/>
+      <w:r>
+        <w:rPr>
+          <w:rFonts w:ascii="Consolas" w:eastAsia="Times New Roman" w:hAnsi="Consolas" w:cs="Times New Roman"/>
+          <w:color w:val="4E5B61"/>
+          <w:kern w:val="0"/>
+          <w:sz w:val="21"/>
+          <w:szCs w:val="21"/>
+          <w:lang w:eastAsia="en-IN" w:bidi="hi-IN"/>
+          <w14:ligatures w14:val="none"/>
+        </w:rPr>
+        <w:t>alarmStatus</w:t>
+      </w:r>
+      <w:proofErr w:type="spellEnd"/>
+      <w:r>
+        <w:rPr>
+          <w:rFonts w:ascii="Consolas" w:eastAsia="Times New Roman" w:hAnsi="Consolas" w:cs="Times New Roman"/>
+          <w:color w:val="4E5B61"/>
+          <w:kern w:val="0"/>
+          <w:sz w:val="21"/>
+          <w:szCs w:val="21"/>
+          <w:lang w:eastAsia="en-IN" w:bidi="hi-IN"/>
+          <w14:ligatures w14:val="none"/>
+        </w:rPr>
+        <w:t xml:space="preserve"> = </w:t>
+      </w:r>
+      <w:r>
+        <w:rPr>
+          <w:rFonts w:ascii="Consolas" w:eastAsia="Times New Roman" w:hAnsi="Consolas" w:cs="Times New Roman"/>
+          <w:color w:val="005C5F"/>
+          <w:kern w:val="0"/>
+          <w:sz w:val="21"/>
+          <w:szCs w:val="21"/>
+          <w:lang w:eastAsia="en-IN" w:bidi="hi-IN"/>
+          <w14:ligatures w14:val="none"/>
+        </w:rPr>
+        <w:t>"SAFE"</w:t>
+      </w:r>
+      <w:r>
+        <w:rPr>
+          <w:rFonts w:ascii="Consolas" w:eastAsia="Times New Roman" w:hAnsi="Consolas" w:cs="Times New Roman"/>
+          <w:color w:val="4E5B61"/>
+          <w:kern w:val="0"/>
+          <w:sz w:val="21"/>
+          <w:szCs w:val="21"/>
+          <w:lang w:eastAsia="en-IN" w:bidi="hi-IN"/>
+          <w14:ligatures w14:val="none"/>
+        </w:rPr>
+        <w:t>;</w:t>
+      </w:r>
+    </w:p>
+    <w:p>
+      <w:pPr>
+        <w:shd w:val="clear" w:color="auto" w:fill="FFFFFF"/>
+        <w:spacing w:after="0" w:line="285" w:lineRule="atLeast"/>
+        <w:rPr>
+          <w:rFonts w:ascii="Consolas" w:eastAsia="Times New Roman" w:hAnsi="Consolas" w:cs="Times New Roman"/>
+          <w:color w:val="4E5B61"/>
+          <w:kern w:val="0"/>
+          <w:sz w:val="21"/>
+          <w:szCs w:val="21"/>
+          <w:lang w:eastAsia="en-IN" w:bidi="hi-IN"/>
+          <w14:ligatures w14:val="none"/>
+        </w:rPr>
+      </w:pPr>
+      <w:r>
+        <w:rPr>
+          <w:rFonts w:ascii="Consolas" w:eastAsia="Times New Roman" w:hAnsi="Consolas" w:cs="Times New Roman"/>
+          <w:color w:val="95A5A6"/>
+          <w:kern w:val="0"/>
+          <w:sz w:val="21"/>
+          <w:szCs w:val="21"/>
+          <w:lang w:eastAsia="en-IN" w:bidi="hi-IN"/>
+          <w14:ligatures w14:val="none"/>
+        </w:rPr>
+        <w:t>    // Instantly turn off the sound the microsecond shaking stops</w:t>
+      </w:r>
+    </w:p>
+    <w:p>
+      <w:pPr>
+        <w:shd w:val="clear" w:color="auto" w:fill="FFFFFF"/>
+        <w:spacing w:after="0" w:line="285" w:lineRule="atLeast"/>
+        <w:rPr>
+          <w:rFonts w:ascii="Consolas" w:eastAsia="Times New Roman" w:hAnsi="Consolas" w:cs="Times New Roman"/>
+          <w:color w:val="4E5B61"/>
+          <w:kern w:val="0"/>
+          <w:sz w:val="21"/>
+          <w:szCs w:val="21"/>
+          <w:lang w:eastAsia="en-IN" w:bidi="hi-IN"/>
+          <w14:ligatures w14:val="none"/>
+        </w:rPr>
+      </w:pPr>
+      <w:r>
+        <w:rPr>
+          <w:rFonts w:ascii="Consolas" w:eastAsia="Times New Roman" w:hAnsi="Consolas" w:cs="Times New Roman"/>
+          <w:color w:val="4E5B61"/>
+          <w:kern w:val="0"/>
+          <w:sz w:val="21"/>
+          <w:szCs w:val="21"/>
+          <w:lang w:eastAsia="en-IN" w:bidi="hi-IN"/>
+          <w14:ligatures w14:val="none"/>
+        </w:rPr>
+        <w:t xml:space="preserve">    </w:t>
+      </w:r>
+      <w:proofErr w:type="spellStart"/>
+      <w:r>
+        <w:rPr>
+          <w:rFonts w:ascii="Consolas" w:eastAsia="Times New Roman" w:hAnsi="Consolas" w:cs="Times New Roman"/>
+          <w:color w:val="D35400"/>
+          <w:kern w:val="0"/>
+          <w:sz w:val="21"/>
+          <w:szCs w:val="21"/>
+          <w:lang w:eastAsia="en-IN" w:bidi="hi-IN"/>
+          <w14:ligatures w14:val="none"/>
+        </w:rPr>
+        <w:t>digitalWrite</w:t>
+      </w:r>
+      <w:proofErr w:type="spellEnd"/>
+      <w:r>
+        <w:rPr>
+          <w:rFonts w:ascii="Consolas" w:eastAsia="Times New Roman" w:hAnsi="Consolas" w:cs="Times New Roman"/>
+          <w:color w:val="434F54"/>
+          <w:kern w:val="0"/>
+          <w:sz w:val="21"/>
+          <w:szCs w:val="21"/>
+          <w:lang w:eastAsia="en-IN" w:bidi="hi-IN"/>
+          <w14:ligatures w14:val="none"/>
+        </w:rPr>
+        <w:t>(</w:t>
+      </w:r>
+      <w:r>
+        <w:rPr>
+          <w:rFonts w:ascii="Consolas" w:eastAsia="Times New Roman" w:hAnsi="Consolas" w:cs="Times New Roman"/>
+          <w:color w:val="4E5B61"/>
+          <w:kern w:val="0"/>
+          <w:sz w:val="21"/>
+          <w:szCs w:val="21"/>
+          <w:lang w:eastAsia="en-IN" w:bidi="hi-IN"/>
+          <w14:ligatures w14:val="none"/>
+        </w:rPr>
+        <w:t>BUZZER_PIN, LOW</w:t>
+      </w:r>
+      <w:r>
+        <w:rPr>
+          <w:rFonts w:ascii="Consolas" w:eastAsia="Times New Roman" w:hAnsi="Consolas" w:cs="Times New Roman"/>
+          <w:color w:val="434F54"/>
+          <w:kern w:val="0"/>
+          <w:sz w:val="21"/>
+          <w:szCs w:val="21"/>
+          <w:lang w:eastAsia="en-IN" w:bidi="hi-IN"/>
+          <w14:ligatures w14:val="none"/>
+        </w:rPr>
+        <w:t>)</w:t>
+      </w:r>
+      <w:r>
+        <w:rPr>
+          <w:rFonts w:ascii="Consolas" w:eastAsia="Times New Roman" w:hAnsi="Consolas" w:cs="Times New Roman"/>
+          <w:color w:val="4E5B61"/>
+          <w:kern w:val="0"/>
+          <w:sz w:val="21"/>
+          <w:szCs w:val="21"/>
+          <w:lang w:eastAsia="en-IN" w:bidi="hi-IN"/>
+          <w14:ligatures w14:val="none"/>
+        </w:rPr>
+        <w:t>;</w:t>
+      </w:r>
+    </w:p>
+    <w:p>
+      <w:pPr>
+        <w:shd w:val="clear" w:color="auto" w:fill="FFFFFF"/>
+        <w:spacing w:after="0" w:line="285" w:lineRule="atLeast"/>
+        <w:rPr>
+          <w:rFonts w:ascii="Consolas" w:eastAsia="Times New Roman" w:hAnsi="Consolas" w:cs="Times New Roman"/>
+          <w:color w:val="4E5B61"/>
+          <w:kern w:val="0"/>
+          <w:sz w:val="21"/>
+          <w:szCs w:val="21"/>
+          <w:lang w:eastAsia="en-IN" w:bidi="hi-IN"/>
+          <w14:ligatures w14:val="none"/>
+        </w:rPr>
+      </w:pPr>
+      <w:r>
+        <w:rPr>
+          <w:rFonts w:ascii="Consolas" w:eastAsia="Times New Roman" w:hAnsi="Consolas" w:cs="Times New Roman"/>
+          <w:color w:val="95A5A6"/>
+          <w:kern w:val="0"/>
+          <w:sz w:val="21"/>
+          <w:szCs w:val="21"/>
+          <w:lang w:eastAsia="en-IN" w:bidi="hi-IN"/>
+          <w14:ligatures w14:val="none"/>
+        </w:rPr>
+        <w:t xml:space="preserve">    // </w:t>
+      </w:r>
+      <w:proofErr w:type="spellStart"/>
+      <w:r>
+        <w:rPr>
+          <w:rFonts w:ascii="Consolas" w:eastAsia="Times New Roman" w:hAnsi="Consolas" w:cs="Times New Roman"/>
+          <w:color w:val="95A5A6"/>
+          <w:kern w:val="0"/>
+          <w:sz w:val="21"/>
+          <w:szCs w:val="21"/>
+          <w:lang w:eastAsia="en-IN" w:bidi="hi-IN"/>
+          <w14:ligatures w14:val="none"/>
+        </w:rPr>
+        <w:t>noTone</w:t>
+      </w:r>
+      <w:proofErr w:type="spellEnd"/>
+      <w:r>
+        <w:rPr>
+          <w:rFonts w:ascii="Consolas" w:eastAsia="Times New Roman" w:hAnsi="Consolas" w:cs="Times New Roman"/>
+          <w:color w:val="95A5A6"/>
+          <w:kern w:val="0"/>
+          <w:sz w:val="21"/>
+          <w:szCs w:val="21"/>
+          <w:lang w:eastAsia="en-IN" w:bidi="hi-IN"/>
+          <w14:ligatures w14:val="none"/>
+        </w:rPr>
+        <w:t>(BUZZER_PIN); // Uncomment this if you are using Method 2</w:t>
+      </w:r>
+    </w:p>
+    <w:p>
+      <w:pPr>
+        <w:shd w:val="clear" w:color="auto" w:fill="FFFFFF"/>
+        <w:spacing w:after="0" w:line="285" w:lineRule="atLeast"/>
+        <w:rPr>
+          <w:rFonts w:ascii="Consolas" w:eastAsia="Times New Roman" w:hAnsi="Consolas" w:cs="Times New Roman"/>
+          <w:color w:val="4E5B61"/>
+          <w:kern w:val="0"/>
+          <w:sz w:val="21"/>
+          <w:szCs w:val="21"/>
+          <w:lang w:eastAsia="en-IN" w:bidi="hi-IN"/>
+          <w14:ligatures w14:val="none"/>
+        </w:rPr>
+      </w:pPr>
+      <w:r>
+        <w:rPr>
+          <w:rFonts w:ascii="Consolas" w:eastAsia="Times New Roman" w:hAnsi="Consolas" w:cs="Times New Roman"/>
+          <w:color w:val="4E5B61"/>
+          <w:kern w:val="0"/>
+          <w:sz w:val="21"/>
+          <w:szCs w:val="21"/>
+          <w:lang w:eastAsia="en-IN" w:bidi="hi-IN"/>
+          <w14:ligatures w14:val="none"/>
+        </w:rPr>
+        <w:t xml:space="preserve">  </w:t>
+      </w:r>
+      <w:r>
+        <w:rPr>
+          <w:rFonts w:ascii="Consolas" w:eastAsia="Times New Roman" w:hAnsi="Consolas" w:cs="Times New Roman"/>
+          <w:color w:val="434F54"/>
+          <w:kern w:val="0"/>
+          <w:sz w:val="21"/>
+          <w:szCs w:val="21"/>
+          <w:lang w:eastAsia="en-IN" w:bidi="hi-IN"/>
+          <w14:ligatures w14:val="none"/>
+        </w:rPr>
+        <w:t>}</w:t>
+      </w:r>
+    </w:p>
+    <w:p>
+      <w:pPr>
+        <w:shd w:val="clear" w:color="auto" w:fill="FFFFFF"/>
+        <w:spacing w:after="0" w:line="285" w:lineRule="atLeast"/>
+        <w:rPr>
+          <w:rFonts w:ascii="Consolas" w:eastAsia="Times New Roman" w:hAnsi="Consolas" w:cs="Times New Roman"/>
+          <w:color w:val="4E5B61"/>
+          <w:kern w:val="0"/>
+          <w:sz w:val="21"/>
+          <w:szCs w:val="21"/>
+          <w:lang w:eastAsia="en-IN" w:bidi="hi-IN"/>
+          <w14:ligatures w14:val="none"/>
+        </w:rPr>
+      </w:pPr>
+      <w:r>
+        <w:rPr>
+          <w:rFonts w:ascii="Consolas" w:eastAsia="Times New Roman" w:hAnsi="Consolas" w:cs="Times New Roman"/>
+          <w:color w:val="434F54"/>
+          <w:kern w:val="0"/>
+          <w:sz w:val="21"/>
+          <w:szCs w:val="21"/>
+          <w:lang w:eastAsia="en-IN" w:bidi="hi-IN"/>
+          <w14:ligatures w14:val="none"/>
+        </w:rPr>
+        <w:t>}</w:t>
+      </w:r>
+    </w:p>
+    <w:p>
+      <w:pPr>
+        <w:spacing w:after="0" w:line="240" w:lineRule="auto"/>
         <w:rPr>
           <w:rFonts w:ascii="Times New Roman" w:eastAsia="Times New Roman" w:hAnsi="Times New Roman" w:cs="Times New Roman"/>
           <w:kern w:val="0"/>
@@ -1871,68 +7093,14 @@
       <w:r>
         <w:rPr>
           <w:rFonts w:ascii="Times New Roman" w:eastAsia="Times New Roman" w:hAnsi="Times New Roman" w:cs="Times New Roman"/>
-          <w:i/>
-          <w:iCs/>
           <w:kern w:val="0"/>
           <w:sz w:val="24"/>
           <w:szCs w:val="24"/>
           <w:lang w:eastAsia="en-IN"/>
           <w14:ligatures w14:val="none"/>
         </w:rPr>
-        <w:t xml:space="preserve">(Insert the contents of </w:t>
-      </w:r>
-      <w:r>
-        <w:rPr>
-          <w:rFonts w:ascii="Times New Roman" w:eastAsia="Times New Roman" w:hAnsi="Times New Roman" w:cs="Times New Roman"/>
-          <w:b/>
-          <w:bCs/>
-          <w:i/>
-          <w:iCs/>
-          <w:kern w:val="0"/>
-          <w:sz w:val="24"/>
-          <w:szCs w:val="24"/>
-          <w:lang w:eastAsia="en-IN"/>
-          <w14:ligatures w14:val="none"/>
-        </w:rPr>
-        <w:t>IoT_Project8.ino</w:t>
-      </w:r>
-      <w:r>
-        <w:rPr>
-          <w:rFonts w:ascii="Times New Roman" w:eastAsia="Times New Roman" w:hAnsi="Times New Roman" w:cs="Times New Roman"/>
-          <w:i/>
-          <w:iCs/>
-          <w:kern w:val="0"/>
-          <w:sz w:val="24"/>
-          <w:szCs w:val="24"/>
-          <w:lang w:eastAsia="en-IN"/>
-          <w14:ligatures w14:val="none"/>
-        </w:rPr>
-        <w:t xml:space="preserve"> here.)</w:t>
-      </w:r>
-    </w:p>
-    <w:p>
-      <w:pPr>
-        <w:spacing w:after="0" w:line="240" w:lineRule="auto"/>
-        <w:rPr>
-          <w:rFonts w:ascii="Times New Roman" w:eastAsia="Times New Roman" w:hAnsi="Times New Roman" w:cs="Times New Roman"/>
-          <w:kern w:val="0"/>
-          <w:sz w:val="24"/>
-          <w:szCs w:val="24"/>
-          <w:lang w:eastAsia="en-IN"/>
-          <w14:ligatures w14:val="none"/>
-        </w:rPr>
-      </w:pPr>
-      <w:r>
-        <w:rPr>
-          <w:rFonts w:ascii="Times New Roman" w:eastAsia="Times New Roman" w:hAnsi="Times New Roman" w:cs="Times New Roman"/>
-          <w:kern w:val="0"/>
-          <w:sz w:val="24"/>
-          <w:szCs w:val="24"/>
-          <w:lang w:eastAsia="en-IN"/>
-          <w14:ligatures w14:val="none"/>
-        </w:rPr>
         <w:pict w14:anchorId="78676006">
-          <v:rect id="_x0000_i1945" style="width:0;height:1.5pt" o:hralign="center" o:hrstd="t" o:hr="t" fillcolor="#a0a0a0" stroked="f"/>
+          <v:rect id="_x0000_i1030" style="width:0;height:1.5pt" o:hralign="center" o:hrstd="t" o:hr="t" fillcolor="#a0a0a0" stroked="f"/>
         </w:pict>
       </w:r>
     </w:p>
@@ -2048,7 +7216,6 @@
         </w:rPr>
         <w:t xml:space="preserve">The ESP32 continuously reads the sensor output inside the </w:t>
       </w:r>
-      <w:proofErr w:type="gramStart"/>
       <w:r>
         <w:rPr>
           <w:rFonts w:ascii="Courier New" w:eastAsia="Times New Roman" w:hAnsi="Courier New" w:cs="Courier New"/>
@@ -2058,19 +7225,7 @@
           <w:lang w:eastAsia="en-IN"/>
           <w14:ligatures w14:val="none"/>
         </w:rPr>
-        <w:t>loop(</w:t>
-      </w:r>
-      <w:proofErr w:type="gramEnd"/>
-      <w:r>
-        <w:rPr>
-          <w:rFonts w:ascii="Courier New" w:eastAsia="Times New Roman" w:hAnsi="Courier New" w:cs="Courier New"/>
-          <w:kern w:val="0"/>
-          <w:sz w:val="20"/>
-          <w:szCs w:val="20"/>
-          <w:lang w:eastAsia="en-IN"/>
-          <w14:ligatures w14:val="none"/>
-        </w:rPr>
-        <w:t>)</w:t>
+        <w:t>loop()</w:t>
       </w:r>
       <w:r>
         <w:rPr>
@@ -2202,36 +7357,32 @@
           <w:lang w:eastAsia="en-IN"/>
           <w14:ligatures w14:val="none"/>
         </w:rPr>
-        <w:t xml:space="preserve">no </w:t>
-      </w:r>
-      <w:proofErr w:type="gramStart"/>
-      <w:r>
-        <w:rPr>
-          <w:rFonts w:ascii="Times New Roman" w:eastAsia="Times New Roman" w:hAnsi="Times New Roman" w:cs="Times New Roman"/>
-          <w:b/>
-          <w:bCs/>
+        <w:t>no delay() function</w:t>
+      </w:r>
+      <w:r>
+        <w:rPr>
+          <w:rFonts w:ascii="Times New Roman" w:eastAsia="Times New Roman" w:hAnsi="Times New Roman" w:cs="Times New Roman"/>
           <w:kern w:val="0"/>
           <w:sz w:val="24"/>
           <w:szCs w:val="24"/>
           <w:lang w:eastAsia="en-IN"/>
           <w14:ligatures w14:val="none"/>
         </w:rPr>
-        <w:t>delay(</w:t>
-      </w:r>
-      <w:proofErr w:type="gramEnd"/>
-      <w:r>
-        <w:rPr>
-          <w:rFonts w:ascii="Times New Roman" w:eastAsia="Times New Roman" w:hAnsi="Times New Roman" w:cs="Times New Roman"/>
-          <w:b/>
-          <w:bCs/>
+        <w:t>, the monitoring and alarm response are nearly instantaneous.</w:t>
+      </w:r>
+    </w:p>
+    <w:p>
+      <w:pPr>
+        <w:spacing w:after="0" w:line="240" w:lineRule="auto"/>
+        <w:rPr>
+          <w:rFonts w:ascii="Times New Roman" w:eastAsia="Times New Roman" w:hAnsi="Times New Roman" w:cs="Times New Roman"/>
           <w:kern w:val="0"/>
           <w:sz w:val="24"/>
           <w:szCs w:val="24"/>
           <w:lang w:eastAsia="en-IN"/>
           <w14:ligatures w14:val="none"/>
         </w:rPr>
-        <w:t>) function</w:t>
-      </w:r>
+      </w:pPr>
       <w:r>
         <w:rPr>
           <w:rFonts w:ascii="Times New Roman" w:eastAsia="Times New Roman" w:hAnsi="Times New Roman" w:cs="Times New Roman"/>
@@ -2241,32 +7392,8 @@
           <w:lang w:eastAsia="en-IN"/>
           <w14:ligatures w14:val="none"/>
         </w:rPr>
-        <w:t>, the monitoring and alarm response are nearly instantaneous.</w:t>
-      </w:r>
-    </w:p>
-    <w:p>
-      <w:pPr>
-        <w:spacing w:after="0" w:line="240" w:lineRule="auto"/>
-        <w:rPr>
-          <w:rFonts w:ascii="Times New Roman" w:eastAsia="Times New Roman" w:hAnsi="Times New Roman" w:cs="Times New Roman"/>
-          <w:kern w:val="0"/>
-          <w:sz w:val="24"/>
-          <w:szCs w:val="24"/>
-          <w:lang w:eastAsia="en-IN"/>
-          <w14:ligatures w14:val="none"/>
-        </w:rPr>
-      </w:pPr>
-      <w:r>
-        <w:rPr>
-          <w:rFonts w:ascii="Times New Roman" w:eastAsia="Times New Roman" w:hAnsi="Times New Roman" w:cs="Times New Roman"/>
-          <w:kern w:val="0"/>
-          <w:sz w:val="24"/>
-          <w:szCs w:val="24"/>
-          <w:lang w:eastAsia="en-IN"/>
-          <w14:ligatures w14:val="none"/>
-        </w:rPr>
         <w:pict w14:anchorId="30DBC82E">
-          <v:rect id="_x0000_i1946" style="width:0;height:1.5pt" o:hralign="center" o:hrstd="t" o:hr="t" fillcolor="#a0a0a0" stroked="f"/>
+          <v:rect id="_x0000_i1031" style="width:0;height:1.5pt" o:hralign="center" o:hrstd="t" o:hr="t" fillcolor="#a0a0a0" stroked="f"/>
         </w:pict>
       </w:r>
     </w:p>
@@ -2325,7 +7452,6 @@
           <w:lang w:eastAsia="en-IN"/>
           <w14:ligatures w14:val="none"/>
         </w:rPr>
-        <w:lastRenderedPageBreak/>
         <w:t>Normal Condition</w:t>
       </w:r>
     </w:p>
@@ -2430,7 +7556,7 @@
           <w14:ligatures w14:val="none"/>
         </w:rPr>
         <w:pict w14:anchorId="7A9B6C3E">
-          <v:rect id="_x0000_i1947" style="width:0;height:1.5pt" o:hralign="center" o:hrstd="t" o:hr="t" fillcolor="#a0a0a0" stroked="f"/>
+          <v:rect id="_x0000_i1032" style="width:0;height:1.5pt" o:hralign="center" o:hrstd="t" o:hr="t" fillcolor="#a0a0a0" stroked="f"/>
         </w:pict>
       </w:r>
     </w:p>
@@ -2648,7 +7774,7 @@
           <w14:ligatures w14:val="none"/>
         </w:rPr>
         <w:pict w14:anchorId="37947711">
-          <v:rect id="_x0000_i1948" style="width:0;height:1.5pt" o:hralign="center" o:hrstd="t" o:hr="t" fillcolor="#a0a0a0" stroked="f"/>
+          <v:rect id="_x0000_i1033" style="width:0;height:1.5pt" o:hralign="center" o:hrstd="t" o:hr="t" fillcolor="#a0a0a0" stroked="f"/>
         </w:pict>
       </w:r>
     </w:p>
@@ -2678,6 +7804,7 @@
           <w:lang w:eastAsia="en-IN"/>
           <w14:ligatures w14:val="none"/>
         </w:rPr>
+        <w:lastRenderedPageBreak/>
         <w:t>Vibration Stops</w:t>
       </w:r>
     </w:p>
@@ -2824,7 +7951,7 @@
           <w14:ligatures w14:val="none"/>
         </w:rPr>
         <w:pict w14:anchorId="55A89A6C">
-          <v:rect id="_x0000_i1949" style="width:0;height:1.5pt" o:hralign="center" o:hrstd="t" o:hr="t" fillcolor="#a0a0a0" stroked="f"/>
+          <v:rect id="_x0000_i1034" style="width:0;height:1.5pt" o:hralign="center" o:hrstd="t" o:hr="t" fillcolor="#a0a0a0" stroked="f"/>
         </w:pict>
       </w:r>
     </w:p>
@@ -3103,7 +8230,7 @@
           <w14:ligatures w14:val="none"/>
         </w:rPr>
         <w:pict w14:anchorId="4038F382">
-          <v:rect id="_x0000_i1950" style="width:0;height:1.5pt" o:hralign="center" o:hrstd="t" o:hr="t" fillcolor="#a0a0a0" stroked="f"/>
+          <v:rect id="_x0000_i1035" style="width:0;height:1.5pt" o:hralign="center" o:hrstd="t" o:hr="t" fillcolor="#a0a0a0" stroked="f"/>
         </w:pict>
       </w:r>
     </w:p>
@@ -3411,7 +8538,6 @@
           <w:lang w:eastAsia="en-IN"/>
           <w14:ligatures w14:val="none"/>
         </w:rPr>
-        <w:lastRenderedPageBreak/>
         <w:t>const</w:t>
       </w:r>
       <w:proofErr w:type="spellEnd"/>
@@ -3534,7 +8660,6 @@
         </w:rPr>
       </w:pPr>
       <w:proofErr w:type="spellStart"/>
-      <w:proofErr w:type="gramStart"/>
       <w:r>
         <w:rPr>
           <w:rFonts w:ascii="Courier New" w:eastAsia="Times New Roman" w:hAnsi="Courier New" w:cs="Courier New"/>
@@ -3556,19 +8681,7 @@
           <w:lang w:eastAsia="en-IN"/>
           <w14:ligatures w14:val="none"/>
         </w:rPr>
-        <w:t>(</w:t>
-      </w:r>
-      <w:proofErr w:type="gramEnd"/>
-      <w:r>
-        <w:rPr>
-          <w:rFonts w:ascii="Courier New" w:eastAsia="Times New Roman" w:hAnsi="Courier New" w:cs="Courier New"/>
-          <w:kern w:val="0"/>
-          <w:sz w:val="20"/>
-          <w:szCs w:val="20"/>
-          <w:lang w:eastAsia="en-IN"/>
-          <w14:ligatures w14:val="none"/>
-        </w:rPr>
-        <w:t>BUZZER_PIN, HIGH);</w:t>
+        <w:t>(BUZZER_PIN, HIGH);</w:t>
       </w:r>
     </w:p>
     <w:p>
@@ -3625,7 +8738,6 @@
           <w14:ligatures w14:val="none"/>
         </w:rPr>
       </w:pPr>
-      <w:proofErr w:type="gramStart"/>
       <w:r>
         <w:rPr>
           <w:rFonts w:ascii="Courier New" w:eastAsia="Times New Roman" w:hAnsi="Courier New" w:cs="Courier New"/>
@@ -3635,19 +8747,7 @@
           <w:lang w:eastAsia="en-IN"/>
           <w14:ligatures w14:val="none"/>
         </w:rPr>
-        <w:t>tone(</w:t>
-      </w:r>
-      <w:proofErr w:type="gramEnd"/>
-      <w:r>
-        <w:rPr>
-          <w:rFonts w:ascii="Courier New" w:eastAsia="Times New Roman" w:hAnsi="Courier New" w:cs="Courier New"/>
-          <w:kern w:val="0"/>
-          <w:sz w:val="20"/>
-          <w:szCs w:val="20"/>
-          <w:lang w:eastAsia="en-IN"/>
-          <w14:ligatures w14:val="none"/>
-        </w:rPr>
-        <w:t>BUZZER_PIN, 350);</w:t>
+        <w:t>tone(BUZZER_PIN, 350);</w:t>
       </w:r>
     </w:p>
     <w:p>
@@ -3705,7 +8805,6 @@
         </w:rPr>
       </w:pPr>
       <w:proofErr w:type="spellStart"/>
-      <w:proofErr w:type="gramStart"/>
       <w:r>
         <w:rPr>
           <w:rFonts w:ascii="Courier New" w:eastAsia="Times New Roman" w:hAnsi="Courier New" w:cs="Courier New"/>
@@ -3727,19 +8826,7 @@
           <w:lang w:eastAsia="en-IN"/>
           <w14:ligatures w14:val="none"/>
         </w:rPr>
-        <w:t>(</w:t>
-      </w:r>
-      <w:proofErr w:type="gramEnd"/>
-      <w:r>
-        <w:rPr>
-          <w:rFonts w:ascii="Courier New" w:eastAsia="Times New Roman" w:hAnsi="Courier New" w:cs="Courier New"/>
-          <w:kern w:val="0"/>
-          <w:sz w:val="20"/>
-          <w:szCs w:val="20"/>
-          <w:lang w:eastAsia="en-IN"/>
-          <w14:ligatures w14:val="none"/>
-        </w:rPr>
-        <w:t>BUZZER_PIN);</w:t>
+        <w:t>(BUZZER_PIN);</w:t>
       </w:r>
     </w:p>
     <w:p>
@@ -3791,6 +8878,7 @@
           <w:lang w:eastAsia="en-IN"/>
           <w14:ligatures w14:val="none"/>
         </w:rPr>
+        <w:lastRenderedPageBreak/>
         <w:t xml:space="preserve">Ensure all </w:t>
       </w:r>
       <w:r>
